--- a/Docs/Plantilla_Anteproyecto_Lionel Martinez.docx
+++ b/Docs/Plantilla_Anteproyecto_Lionel Martinez.docx
@@ -4,7 +4,7 @@
   <w:body>
     <w:p>
       <w:pPr>
-        <w:pStyle w:val="696"/>
+        <w:pStyle w:val="907"/>
         <w:pBdr/>
         <w:spacing/>
         <w:ind/>
@@ -57,10 +57,15 @@
           <w:rFonts w:ascii="Liberation Serif" w:hAnsi="Liberation Serif"/>
         </w:rPr>
       </w:r>
+      <w:r>
+        <w:rPr>
+          <w:rFonts w:ascii="Liberation Serif" w:hAnsi="Liberation Serif"/>
+        </w:rPr>
+      </w:r>
     </w:p>
     <w:p>
       <w:pPr>
-        <w:pStyle w:val="696"/>
+        <w:pStyle w:val="907"/>
         <w:pBdr/>
         <w:spacing/>
         <w:ind/>
@@ -90,10 +95,15 @@
           <w:rFonts w:ascii="Liberation Serif" w:hAnsi="Liberation Serif"/>
         </w:rPr>
       </w:r>
+      <w:r>
+        <w:rPr>
+          <w:rFonts w:ascii="Liberation Serif" w:hAnsi="Liberation Serif"/>
+        </w:rPr>
+      </w:r>
     </w:p>
     <w:p>
       <w:pPr>
-        <w:pStyle w:val="745"/>
+        <w:pStyle w:val="956"/>
         <w:numPr>
           <w:ilvl w:val="0"/>
           <w:numId w:val="7"/>
@@ -116,22 +126,6 @@
           <w:rFonts w:ascii="Liberation Serif" w:hAnsi="Liberation Serif"/>
         </w:rPr>
       </w:r>
-    </w:p>
-    <w:p>
-      <w:pPr>
-        <w:pStyle w:val="745"/>
-        <w:pBdr/>
-        <w:spacing/>
-        <w:ind/>
-        <w:rPr>
-          <w:rFonts w:ascii="Liberation Serif" w:hAnsi="Liberation Serif"/>
-        </w:rPr>
-      </w:pPr>
-      <w:r>
-        <w:rPr>
-          <w:rFonts w:ascii="Liberation Serif" w:hAnsi="Liberation Serif"/>
-        </w:rPr>
-      </w:r>
       <w:r>
         <w:rPr>
           <w:rFonts w:ascii="Liberation Serif" w:hAnsi="Liberation Serif"/>
@@ -140,7 +134,33 @@
     </w:p>
     <w:p>
       <w:pPr>
-        <w:pStyle w:val="745"/>
+        <w:pStyle w:val="956"/>
+        <w:pBdr/>
+        <w:spacing/>
+        <w:ind/>
+        <w:rPr>
+          <w:rFonts w:ascii="Liberation Serif" w:hAnsi="Liberation Serif"/>
+        </w:rPr>
+      </w:pPr>
+      <w:r>
+        <w:rPr>
+          <w:rFonts w:ascii="Liberation Serif" w:hAnsi="Liberation Serif"/>
+        </w:rPr>
+      </w:r>
+      <w:r>
+        <w:rPr>
+          <w:rFonts w:ascii="Liberation Serif" w:hAnsi="Liberation Serif"/>
+        </w:rPr>
+      </w:r>
+      <w:r>
+        <w:rPr>
+          <w:rFonts w:ascii="Liberation Serif" w:hAnsi="Liberation Serif"/>
+        </w:rPr>
+      </w:r>
+    </w:p>
+    <w:p>
+      <w:pPr>
+        <w:pStyle w:val="956"/>
         <w:numPr>
           <w:ilvl w:val="0"/>
           <w:numId w:val="7"/>
@@ -163,22 +183,6 @@
           <w:rFonts w:ascii="Liberation Serif" w:hAnsi="Liberation Serif"/>
         </w:rPr>
       </w:r>
-    </w:p>
-    <w:p>
-      <w:pPr>
-        <w:pStyle w:val="745"/>
-        <w:pBdr/>
-        <w:spacing/>
-        <w:ind/>
-        <w:rPr>
-          <w:rFonts w:ascii="Liberation Serif" w:hAnsi="Liberation Serif"/>
-        </w:rPr>
-      </w:pPr>
-      <w:r>
-        <w:rPr>
-          <w:rFonts w:ascii="Liberation Serif" w:hAnsi="Liberation Serif"/>
-        </w:rPr>
-      </w:r>
       <w:r>
         <w:rPr>
           <w:rFonts w:ascii="Liberation Serif" w:hAnsi="Liberation Serif"/>
@@ -187,7 +191,33 @@
     </w:p>
     <w:p>
       <w:pPr>
-        <w:pStyle w:val="745"/>
+        <w:pStyle w:val="956"/>
+        <w:pBdr/>
+        <w:spacing/>
+        <w:ind/>
+        <w:rPr>
+          <w:rFonts w:ascii="Liberation Serif" w:hAnsi="Liberation Serif"/>
+        </w:rPr>
+      </w:pPr>
+      <w:r>
+        <w:rPr>
+          <w:rFonts w:ascii="Liberation Serif" w:hAnsi="Liberation Serif"/>
+        </w:rPr>
+      </w:r>
+      <w:r>
+        <w:rPr>
+          <w:rFonts w:ascii="Liberation Serif" w:hAnsi="Liberation Serif"/>
+        </w:rPr>
+      </w:r>
+      <w:r>
+        <w:rPr>
+          <w:rFonts w:ascii="Liberation Serif" w:hAnsi="Liberation Serif"/>
+        </w:rPr>
+      </w:r>
+    </w:p>
+    <w:p>
+      <w:pPr>
+        <w:pStyle w:val="956"/>
         <w:numPr>
           <w:ilvl w:val="0"/>
           <w:numId w:val="7"/>
@@ -210,22 +240,6 @@
           <w:rFonts w:ascii="Liberation Serif" w:hAnsi="Liberation Serif"/>
         </w:rPr>
       </w:r>
-    </w:p>
-    <w:p>
-      <w:pPr>
-        <w:pStyle w:val="745"/>
-        <w:pBdr/>
-        <w:spacing/>
-        <w:ind/>
-        <w:rPr>
-          <w:rFonts w:ascii="Liberation Serif" w:hAnsi="Liberation Serif"/>
-        </w:rPr>
-      </w:pPr>
-      <w:r>
-        <w:rPr>
-          <w:rFonts w:ascii="Liberation Serif" w:hAnsi="Liberation Serif"/>
-        </w:rPr>
-      </w:r>
       <w:r>
         <w:rPr>
           <w:rFonts w:ascii="Liberation Serif" w:hAnsi="Liberation Serif"/>
@@ -234,7 +248,33 @@
     </w:p>
     <w:p>
       <w:pPr>
-        <w:pStyle w:val="745"/>
+        <w:pStyle w:val="956"/>
+        <w:pBdr/>
+        <w:spacing/>
+        <w:ind/>
+        <w:rPr>
+          <w:rFonts w:ascii="Liberation Serif" w:hAnsi="Liberation Serif"/>
+        </w:rPr>
+      </w:pPr>
+      <w:r>
+        <w:rPr>
+          <w:rFonts w:ascii="Liberation Serif" w:hAnsi="Liberation Serif"/>
+        </w:rPr>
+      </w:r>
+      <w:r>
+        <w:rPr>
+          <w:rFonts w:ascii="Liberation Serif" w:hAnsi="Liberation Serif"/>
+        </w:rPr>
+      </w:r>
+      <w:r>
+        <w:rPr>
+          <w:rFonts w:ascii="Liberation Serif" w:hAnsi="Liberation Serif"/>
+        </w:rPr>
+      </w:r>
+    </w:p>
+    <w:p>
+      <w:pPr>
+        <w:pStyle w:val="956"/>
         <w:numPr>
           <w:ilvl w:val="0"/>
           <w:numId w:val="7"/>
@@ -258,10 +298,15 @@
           <w:rFonts w:ascii="Liberation Serif" w:hAnsi="Liberation Serif"/>
         </w:rPr>
       </w:r>
+      <w:r>
+        <w:rPr>
+          <w:rFonts w:ascii="Liberation Serif" w:hAnsi="Liberation Serif"/>
+        </w:rPr>
+      </w:r>
     </w:p>
     <w:p>
       <w:pPr>
-        <w:pStyle w:val="696"/>
+        <w:pStyle w:val="907"/>
         <w:pBdr/>
         <w:spacing/>
         <w:ind/>
@@ -291,10 +336,15 @@
           <w:rFonts w:ascii="Liberation Serif" w:hAnsi="Liberation Serif"/>
         </w:rPr>
       </w:r>
+      <w:r>
+        <w:rPr>
+          <w:rFonts w:ascii="Liberation Serif" w:hAnsi="Liberation Serif"/>
+        </w:rPr>
+      </w:r>
     </w:p>
     <w:p>
       <w:pPr>
-        <w:pStyle w:val="745"/>
+        <w:pStyle w:val="956"/>
         <w:numPr>
           <w:ilvl w:val="0"/>
           <w:numId w:val="13"/>
@@ -329,10 +379,15 @@
           <w:rFonts w:ascii="Liberation Serif" w:hAnsi="Liberation Serif"/>
         </w:rPr>
       </w:r>
+      <w:r>
+        <w:rPr>
+          <w:rFonts w:ascii="Liberation Serif" w:hAnsi="Liberation Serif"/>
+        </w:rPr>
+      </w:r>
     </w:p>
     <w:p>
       <w:pPr>
-        <w:pStyle w:val="696"/>
+        <w:pStyle w:val="907"/>
         <w:pBdr/>
         <w:spacing/>
         <w:ind/>
@@ -362,10 +417,15 @@
           <w:rFonts w:ascii="Liberation Serif" w:hAnsi="Liberation Serif"/>
         </w:rPr>
       </w:r>
+      <w:r>
+        <w:rPr>
+          <w:rFonts w:ascii="Liberation Serif" w:hAnsi="Liberation Serif"/>
+        </w:rPr>
+      </w:r>
     </w:p>
     <w:p>
       <w:pPr>
-        <w:pStyle w:val="745"/>
+        <w:pStyle w:val="956"/>
         <w:numPr>
           <w:ilvl w:val="0"/>
           <w:numId w:val="8"/>
@@ -388,22 +448,6 @@
           <w:rFonts w:ascii="Liberation Serif" w:hAnsi="Liberation Serif"/>
         </w:rPr>
       </w:r>
-    </w:p>
-    <w:p>
-      <w:pPr>
-        <w:pStyle w:val="745"/>
-        <w:pBdr/>
-        <w:spacing/>
-        <w:ind/>
-        <w:rPr>
-          <w:rFonts w:ascii="Liberation Serif" w:hAnsi="Liberation Serif"/>
-        </w:rPr>
-      </w:pPr>
-      <w:r>
-        <w:rPr>
-          <w:rFonts w:ascii="Liberation Serif" w:hAnsi="Liberation Serif"/>
-        </w:rPr>
-      </w:r>
       <w:r>
         <w:rPr>
           <w:rFonts w:ascii="Liberation Serif" w:hAnsi="Liberation Serif"/>
@@ -412,7 +456,33 @@
     </w:p>
     <w:p>
       <w:pPr>
-        <w:pStyle w:val="745"/>
+        <w:pStyle w:val="956"/>
+        <w:pBdr/>
+        <w:spacing/>
+        <w:ind/>
+        <w:rPr>
+          <w:rFonts w:ascii="Liberation Serif" w:hAnsi="Liberation Serif"/>
+        </w:rPr>
+      </w:pPr>
+      <w:r>
+        <w:rPr>
+          <w:rFonts w:ascii="Liberation Serif" w:hAnsi="Liberation Serif"/>
+        </w:rPr>
+      </w:r>
+      <w:r>
+        <w:rPr>
+          <w:rFonts w:ascii="Liberation Serif" w:hAnsi="Liberation Serif"/>
+        </w:rPr>
+      </w:r>
+      <w:r>
+        <w:rPr>
+          <w:rFonts w:ascii="Liberation Serif" w:hAnsi="Liberation Serif"/>
+        </w:rPr>
+      </w:r>
+    </w:p>
+    <w:p>
+      <w:pPr>
+        <w:pStyle w:val="956"/>
         <w:numPr>
           <w:ilvl w:val="0"/>
           <w:numId w:val="8"/>
@@ -435,22 +505,6 @@
           <w:rFonts w:ascii="Liberation Serif" w:hAnsi="Liberation Serif"/>
         </w:rPr>
       </w:r>
-    </w:p>
-    <w:p>
-      <w:pPr>
-        <w:pStyle w:val="745"/>
-        <w:pBdr/>
-        <w:spacing/>
-        <w:ind/>
-        <w:rPr>
-          <w:rFonts w:ascii="Liberation Serif" w:hAnsi="Liberation Serif"/>
-        </w:rPr>
-      </w:pPr>
-      <w:r>
-        <w:rPr>
-          <w:rFonts w:ascii="Liberation Serif" w:hAnsi="Liberation Serif"/>
-        </w:rPr>
-      </w:r>
       <w:r>
         <w:rPr>
           <w:rFonts w:ascii="Liberation Serif" w:hAnsi="Liberation Serif"/>
@@ -459,7 +513,33 @@
     </w:p>
     <w:p>
       <w:pPr>
-        <w:pStyle w:val="745"/>
+        <w:pStyle w:val="956"/>
+        <w:pBdr/>
+        <w:spacing/>
+        <w:ind/>
+        <w:rPr>
+          <w:rFonts w:ascii="Liberation Serif" w:hAnsi="Liberation Serif"/>
+        </w:rPr>
+      </w:pPr>
+      <w:r>
+        <w:rPr>
+          <w:rFonts w:ascii="Liberation Serif" w:hAnsi="Liberation Serif"/>
+        </w:rPr>
+      </w:r>
+      <w:r>
+        <w:rPr>
+          <w:rFonts w:ascii="Liberation Serif" w:hAnsi="Liberation Serif"/>
+        </w:rPr>
+      </w:r>
+      <w:r>
+        <w:rPr>
+          <w:rFonts w:ascii="Liberation Serif" w:hAnsi="Liberation Serif"/>
+        </w:rPr>
+      </w:r>
+    </w:p>
+    <w:p>
+      <w:pPr>
+        <w:pStyle w:val="956"/>
         <w:numPr>
           <w:ilvl w:val="0"/>
           <w:numId w:val="8"/>
@@ -482,10 +562,15 @@
           <w:rFonts w:ascii="Liberation Serif" w:hAnsi="Liberation Serif"/>
         </w:rPr>
       </w:r>
+      <w:r>
+        <w:rPr>
+          <w:rFonts w:ascii="Liberation Serif" w:hAnsi="Liberation Serif"/>
+        </w:rPr>
+      </w:r>
     </w:p>
     <w:p>
       <w:pPr>
-        <w:pStyle w:val="696"/>
+        <w:pStyle w:val="907"/>
         <w:pBdr/>
         <w:spacing/>
         <w:ind/>
@@ -515,10 +600,15 @@
           <w:rFonts w:ascii="Liberation Serif" w:hAnsi="Liberation Serif"/>
         </w:rPr>
       </w:r>
+      <w:r>
+        <w:rPr>
+          <w:rFonts w:ascii="Liberation Serif" w:hAnsi="Liberation Serif"/>
+        </w:rPr>
+      </w:r>
     </w:p>
     <w:p>
       <w:pPr>
-        <w:pStyle w:val="745"/>
+        <w:pStyle w:val="956"/>
         <w:numPr>
           <w:ilvl w:val="0"/>
           <w:numId w:val="9"/>
@@ -541,10 +631,15 @@
           <w:rFonts w:ascii="Liberation Serif" w:hAnsi="Liberation Serif"/>
         </w:rPr>
       </w:r>
+      <w:r>
+        <w:rPr>
+          <w:rFonts w:ascii="Liberation Serif" w:hAnsi="Liberation Serif"/>
+        </w:rPr>
+      </w:r>
     </w:p>
     <w:p>
       <w:pPr>
-        <w:pStyle w:val="745"/>
+        <w:pStyle w:val="956"/>
         <w:numPr>
           <w:ilvl w:val="0"/>
           <w:numId w:val="0"/>
@@ -585,22 +680,6 @@
           <w:rFonts w:ascii="Liberation Serif" w:hAnsi="Liberation Serif"/>
         </w:rPr>
       </w:r>
-    </w:p>
-    <w:p>
-      <w:pPr>
-        <w:pStyle w:val="745"/>
-        <w:pBdr/>
-        <w:spacing/>
-        <w:ind/>
-        <w:rPr>
-          <w:rFonts w:ascii="Liberation Serif" w:hAnsi="Liberation Serif"/>
-        </w:rPr>
-      </w:pPr>
-      <w:r>
-        <w:rPr>
-          <w:rFonts w:ascii="Liberation Serif" w:hAnsi="Liberation Serif"/>
-        </w:rPr>
-      </w:r>
       <w:r>
         <w:rPr>
           <w:rFonts w:ascii="Liberation Serif" w:hAnsi="Liberation Serif"/>
@@ -609,7 +688,33 @@
     </w:p>
     <w:p>
       <w:pPr>
-        <w:pStyle w:val="745"/>
+        <w:pStyle w:val="956"/>
+        <w:pBdr/>
+        <w:spacing/>
+        <w:ind/>
+        <w:rPr>
+          <w:rFonts w:ascii="Liberation Serif" w:hAnsi="Liberation Serif"/>
+        </w:rPr>
+      </w:pPr>
+      <w:r>
+        <w:rPr>
+          <w:rFonts w:ascii="Liberation Serif" w:hAnsi="Liberation Serif"/>
+        </w:rPr>
+      </w:r>
+      <w:r>
+        <w:rPr>
+          <w:rFonts w:ascii="Liberation Serif" w:hAnsi="Liberation Serif"/>
+        </w:rPr>
+      </w:r>
+      <w:r>
+        <w:rPr>
+          <w:rFonts w:ascii="Liberation Serif" w:hAnsi="Liberation Serif"/>
+        </w:rPr>
+      </w:r>
+    </w:p>
+    <w:p>
+      <w:pPr>
+        <w:pStyle w:val="956"/>
         <w:numPr>
           <w:ilvl w:val="0"/>
           <w:numId w:val="9"/>
@@ -632,10 +737,15 @@
           <w:rFonts w:ascii="Liberation Serif" w:hAnsi="Liberation Serif"/>
         </w:rPr>
       </w:r>
+      <w:r>
+        <w:rPr>
+          <w:rFonts w:ascii="Liberation Serif" w:hAnsi="Liberation Serif"/>
+        </w:rPr>
+      </w:r>
     </w:p>
     <w:p>
       <w:pPr>
-        <w:pStyle w:val="745"/>
+        <w:pStyle w:val="956"/>
         <w:numPr>
           <w:ilvl w:val="0"/>
           <w:numId w:val="0"/>
@@ -658,10 +768,15 @@
           <w:rFonts w:ascii="Liberation Serif" w:hAnsi="Liberation Serif"/>
         </w:rPr>
       </w:r>
+      <w:r>
+        <w:rPr>
+          <w:rFonts w:ascii="Liberation Serif" w:hAnsi="Liberation Serif"/>
+        </w:rPr>
+      </w:r>
     </w:p>
     <w:p>
       <w:pPr>
-        <w:pStyle w:val="696"/>
+        <w:pStyle w:val="907"/>
         <w:pBdr/>
         <w:spacing/>
         <w:ind/>
@@ -691,10 +806,15 @@
           <w:rFonts w:ascii="Liberation Serif" w:hAnsi="Liberation Serif"/>
         </w:rPr>
       </w:r>
+      <w:r>
+        <w:rPr>
+          <w:rFonts w:ascii="Liberation Serif" w:hAnsi="Liberation Serif"/>
+        </w:rPr>
+      </w:r>
     </w:p>
     <w:p>
       <w:pPr>
-        <w:pStyle w:val="745"/>
+        <w:pStyle w:val="956"/>
         <w:numPr>
           <w:ilvl w:val="0"/>
           <w:numId w:val="10"/>
@@ -717,10 +837,15 @@
           <w:rFonts w:ascii="Liberation Serif" w:hAnsi="Liberation Serif"/>
         </w:rPr>
       </w:r>
+      <w:r>
+        <w:rPr>
+          <w:rFonts w:ascii="Liberation Serif" w:hAnsi="Liberation Serif"/>
+        </w:rPr>
+      </w:r>
     </w:p>
     <w:p>
       <w:pPr>
-        <w:pStyle w:val="745"/>
+        <w:pStyle w:val="956"/>
         <w:numPr>
           <w:ilvl w:val="0"/>
           <w:numId w:val="0"/>
@@ -743,10 +868,15 @@
           <w:rFonts w:ascii="Liberation Serif" w:hAnsi="Liberation Serif"/>
         </w:rPr>
       </w:r>
+      <w:r>
+        <w:rPr>
+          <w:rFonts w:ascii="Liberation Serif" w:hAnsi="Liberation Serif"/>
+        </w:rPr>
+      </w:r>
     </w:p>
     <w:p>
       <w:pPr>
-        <w:pStyle w:val="745"/>
+        <w:pStyle w:val="956"/>
         <w:numPr>
           <w:ilvl w:val="0"/>
           <w:numId w:val="0"/>
@@ -769,10 +899,15 @@
           <w:rFonts w:ascii="Liberation Serif" w:hAnsi="Liberation Serif"/>
         </w:rPr>
       </w:r>
+      <w:r>
+        <w:rPr>
+          <w:rFonts w:ascii="Liberation Serif" w:hAnsi="Liberation Serif"/>
+        </w:rPr>
+      </w:r>
     </w:p>
     <w:p>
       <w:pPr>
-        <w:pStyle w:val="745"/>
+        <w:pStyle w:val="956"/>
         <w:numPr>
           <w:ilvl w:val="0"/>
           <w:numId w:val="0"/>
@@ -806,7 +941,7 @@
     </w:p>
     <w:p>
       <w:pPr>
-        <w:pStyle w:val="745"/>
+        <w:pStyle w:val="956"/>
         <w:numPr>
           <w:ilvl w:val="0"/>
           <w:numId w:val="0"/>
@@ -829,10 +964,15 @@
           <w:rFonts w:ascii="Liberation Serif" w:hAnsi="Liberation Serif"/>
         </w:rPr>
       </w:r>
+      <w:r>
+        <w:rPr>
+          <w:rFonts w:ascii="Liberation Serif" w:hAnsi="Liberation Serif"/>
+        </w:rPr>
+      </w:r>
     </w:p>
     <w:p>
       <w:pPr>
-        <w:pStyle w:val="745"/>
+        <w:pStyle w:val="956"/>
         <w:numPr>
           <w:ilvl w:val="0"/>
           <w:numId w:val="0"/>
@@ -856,10 +996,15 @@
           <w:rFonts w:ascii="Liberation Serif" w:hAnsi="Liberation Serif"/>
         </w:rPr>
       </w:r>
+      <w:r>
+        <w:rPr>
+          <w:rFonts w:ascii="Liberation Serif" w:hAnsi="Liberation Serif"/>
+        </w:rPr>
+      </w:r>
     </w:p>
     <w:p>
       <w:pPr>
-        <w:pStyle w:val="745"/>
+        <w:pStyle w:val="956"/>
         <w:numPr>
           <w:ilvl w:val="0"/>
           <w:numId w:val="10"/>
@@ -880,19 +1025,15 @@
       <w:r>
         <w:rPr>
           <w:rFonts w:ascii="Liberation Serif" w:hAnsi="Liberation Serif"/>
-          <w:highlight w:val="none"/>
-        </w:rPr>
+        </w:rPr>
+        <w:t xml:space="preserve">,ngrok </w:t>
       </w:r>
       <w:r>
-        <w:rPr>
-          <w:rFonts w:ascii="Liberation Serif" w:hAnsi="Liberation Serif"/>
-          <w:highlight w:val="none"/>
-        </w:rPr>
+        <w:t xml:space="preserve">(para túnel de red y pruebas móviles del QR), Mailtrap/Gmail SMTP (para envío de notificaciones).</w:t>
       </w:r>
       <w:r>
         <w:rPr>
           <w:rFonts w:ascii="Liberation Serif" w:hAnsi="Liberation Serif"/>
-          <w:highlight w:val="none"/>
         </w:rPr>
       </w:r>
       <w:r>
@@ -903,7 +1044,7 @@
     </w:p>
     <w:p>
       <w:pPr>
-        <w:pStyle w:val="745"/>
+        <w:pStyle w:val="956"/>
         <w:numPr>
           <w:ilvl w:val="0"/>
           <w:numId w:val="10"/>
@@ -927,10 +1068,15 @@
           <w:rFonts w:ascii="Liberation Serif" w:hAnsi="Liberation Serif"/>
         </w:rPr>
       </w:r>
+      <w:r>
+        <w:rPr>
+          <w:rFonts w:ascii="Liberation Serif" w:hAnsi="Liberation Serif"/>
+        </w:rPr>
+      </w:r>
     </w:p>
     <w:p>
       <w:pPr>
-        <w:pStyle w:val="745"/>
+        <w:pStyle w:val="956"/>
         <w:numPr>
           <w:ilvl w:val="0"/>
           <w:numId w:val="10"/>
@@ -953,10 +1099,15 @@
           <w:rFonts w:ascii="Liberation Serif" w:hAnsi="Liberation Serif"/>
         </w:rPr>
       </w:r>
+      <w:r>
+        <w:rPr>
+          <w:rFonts w:ascii="Liberation Serif" w:hAnsi="Liberation Serif"/>
+        </w:rPr>
+      </w:r>
     </w:p>
     <w:p>
       <w:pPr>
-        <w:pStyle w:val="745"/>
+        <w:pStyle w:val="956"/>
         <w:numPr>
           <w:ilvl w:val="0"/>
           <w:numId w:val="0"/>
@@ -980,10 +1131,15 @@
           <w:rFonts w:ascii="Liberation Serif" w:hAnsi="Liberation Serif"/>
         </w:rPr>
       </w:r>
+      <w:r>
+        <w:rPr>
+          <w:rFonts w:ascii="Liberation Serif" w:hAnsi="Liberation Serif"/>
+        </w:rPr>
+      </w:r>
     </w:p>
     <w:p>
       <w:pPr>
-        <w:pStyle w:val="745"/>
+        <w:pStyle w:val="956"/>
         <w:numPr>
           <w:ilvl w:val="0"/>
           <w:numId w:val="10"/>
@@ -1006,22 +1162,6 @@
           <w:rFonts w:ascii="Liberation Serif" w:hAnsi="Liberation Serif"/>
         </w:rPr>
       </w:r>
-    </w:p>
-    <w:p>
-      <w:pPr>
-        <w:pStyle w:val="745"/>
-        <w:pBdr/>
-        <w:spacing/>
-        <w:ind/>
-        <w:rPr>
-          <w:rFonts w:ascii="Liberation Serif" w:hAnsi="Liberation Serif"/>
-        </w:rPr>
-      </w:pPr>
-      <w:r>
-        <w:rPr>
-          <w:rFonts w:ascii="Liberation Serif" w:hAnsi="Liberation Serif"/>
-        </w:rPr>
-      </w:r>
       <w:r>
         <w:rPr>
           <w:rFonts w:ascii="Liberation Serif" w:hAnsi="Liberation Serif"/>
@@ -1030,7 +1170,33 @@
     </w:p>
     <w:p>
       <w:pPr>
-        <w:pStyle w:val="745"/>
+        <w:pStyle w:val="956"/>
+        <w:pBdr/>
+        <w:spacing/>
+        <w:ind/>
+        <w:rPr>
+          <w:rFonts w:ascii="Liberation Serif" w:hAnsi="Liberation Serif"/>
+        </w:rPr>
+      </w:pPr>
+      <w:r>
+        <w:rPr>
+          <w:rFonts w:ascii="Liberation Serif" w:hAnsi="Liberation Serif"/>
+        </w:rPr>
+      </w:r>
+      <w:r>
+        <w:rPr>
+          <w:rFonts w:ascii="Liberation Serif" w:hAnsi="Liberation Serif"/>
+        </w:rPr>
+      </w:r>
+      <w:r>
+        <w:rPr>
+          <w:rFonts w:ascii="Liberation Serif" w:hAnsi="Liberation Serif"/>
+        </w:rPr>
+      </w:r>
+    </w:p>
+    <w:p>
+      <w:pPr>
+        <w:pStyle w:val="956"/>
         <w:pBdr/>
         <w:spacing/>
         <w:ind/>
@@ -1049,22 +1215,6 @@
           <w:rFonts w:ascii="Liberation Serif" w:hAnsi="Liberation Serif"/>
         </w:rPr>
       </w:r>
-    </w:p>
-    <w:p>
-      <w:pPr>
-        <w:pStyle w:val="745"/>
-        <w:pBdr/>
-        <w:spacing/>
-        <w:ind/>
-        <w:rPr>
-          <w:rFonts w:ascii="Liberation Serif" w:hAnsi="Liberation Serif"/>
-        </w:rPr>
-      </w:pPr>
-      <w:r>
-        <w:rPr>
-          <w:rFonts w:ascii="Liberation Serif" w:hAnsi="Liberation Serif"/>
-        </w:rPr>
-      </w:r>
       <w:r>
         <w:rPr>
           <w:rFonts w:ascii="Liberation Serif" w:hAnsi="Liberation Serif"/>
@@ -1073,7 +1223,33 @@
     </w:p>
     <w:p>
       <w:pPr>
-        <w:pStyle w:val="745"/>
+        <w:pStyle w:val="956"/>
+        <w:pBdr/>
+        <w:spacing/>
+        <w:ind/>
+        <w:rPr>
+          <w:rFonts w:ascii="Liberation Serif" w:hAnsi="Liberation Serif"/>
+        </w:rPr>
+      </w:pPr>
+      <w:r>
+        <w:rPr>
+          <w:rFonts w:ascii="Liberation Serif" w:hAnsi="Liberation Serif"/>
+        </w:rPr>
+      </w:r>
+      <w:r>
+        <w:rPr>
+          <w:rFonts w:ascii="Liberation Serif" w:hAnsi="Liberation Serif"/>
+        </w:rPr>
+      </w:r>
+      <w:r>
+        <w:rPr>
+          <w:rFonts w:ascii="Liberation Serif" w:hAnsi="Liberation Serif"/>
+        </w:rPr>
+      </w:r>
+    </w:p>
+    <w:p>
+      <w:pPr>
+        <w:pStyle w:val="956"/>
         <w:pBdr/>
         <w:spacing/>
         <w:ind/>
@@ -1092,10 +1268,15 @@
           <w:rFonts w:ascii="Liberation Serif" w:hAnsi="Liberation Serif"/>
         </w:rPr>
       </w:r>
+      <w:r>
+        <w:rPr>
+          <w:rFonts w:ascii="Liberation Serif" w:hAnsi="Liberation Serif"/>
+        </w:rPr>
+      </w:r>
     </w:p>
     <w:p>
       <w:pPr>
-        <w:pStyle w:val="696"/>
+        <w:pStyle w:val="907"/>
         <w:numPr>
           <w:ilvl w:val="0"/>
           <w:numId w:val="0"/>
@@ -1124,10 +1305,15 @@
           <w:rFonts w:ascii="Liberation Serif" w:hAnsi="Liberation Serif"/>
         </w:rPr>
       </w:r>
+      <w:r>
+        <w:rPr>
+          <w:rFonts w:ascii="Liberation Serif" w:hAnsi="Liberation Serif"/>
+        </w:rPr>
+      </w:r>
     </w:p>
     <w:p>
       <w:pPr>
-        <w:pStyle w:val="745"/>
+        <w:pStyle w:val="956"/>
         <w:numPr>
           <w:ilvl w:val="0"/>
           <w:numId w:val="0"/>
@@ -1156,10 +1342,15 @@
           <w:rFonts w:ascii="Liberation Serif" w:hAnsi="Liberation Serif"/>
         </w:rPr>
       </w:r>
+      <w:r>
+        <w:rPr>
+          <w:rFonts w:ascii="Liberation Serif" w:hAnsi="Liberation Serif"/>
+        </w:rPr>
+      </w:r>
     </w:p>
     <w:p>
       <w:pPr>
-        <w:pStyle w:val="696"/>
+        <w:pStyle w:val="907"/>
         <w:pBdr/>
         <w:spacing/>
         <w:ind/>
@@ -1189,10 +1380,15 @@
           <w:rFonts w:ascii="Liberation Serif" w:hAnsi="Liberation Serif"/>
         </w:rPr>
       </w:r>
+      <w:r>
+        <w:rPr>
+          <w:rFonts w:ascii="Liberation Serif" w:hAnsi="Liberation Serif"/>
+        </w:rPr>
+      </w:r>
     </w:p>
     <w:p>
       <w:pPr>
-        <w:pStyle w:val="745"/>
+        <w:pStyle w:val="956"/>
         <w:numPr>
           <w:ilvl w:val="0"/>
           <w:numId w:val="11"/>
@@ -1215,22 +1411,6 @@
           <w:rFonts w:ascii="Liberation Serif" w:hAnsi="Liberation Serif"/>
         </w:rPr>
       </w:r>
-    </w:p>
-    <w:p>
-      <w:pPr>
-        <w:pStyle w:val="745"/>
-        <w:pBdr/>
-        <w:spacing/>
-        <w:ind/>
-        <w:rPr>
-          <w:rFonts w:ascii="Liberation Serif" w:hAnsi="Liberation Serif"/>
-        </w:rPr>
-      </w:pPr>
-      <w:r>
-        <w:rPr>
-          <w:rFonts w:ascii="Liberation Serif" w:hAnsi="Liberation Serif"/>
-        </w:rPr>
-      </w:r>
       <w:r>
         <w:rPr>
           <w:rFonts w:ascii="Liberation Serif" w:hAnsi="Liberation Serif"/>
@@ -1239,7 +1419,33 @@
     </w:p>
     <w:p>
       <w:pPr>
-        <w:pStyle w:val="745"/>
+        <w:pStyle w:val="956"/>
+        <w:pBdr/>
+        <w:spacing/>
+        <w:ind/>
+        <w:rPr>
+          <w:rFonts w:ascii="Liberation Serif" w:hAnsi="Liberation Serif"/>
+        </w:rPr>
+      </w:pPr>
+      <w:r>
+        <w:rPr>
+          <w:rFonts w:ascii="Liberation Serif" w:hAnsi="Liberation Serif"/>
+        </w:rPr>
+      </w:r>
+      <w:r>
+        <w:rPr>
+          <w:rFonts w:ascii="Liberation Serif" w:hAnsi="Liberation Serif"/>
+        </w:rPr>
+      </w:r>
+      <w:r>
+        <w:rPr>
+          <w:rFonts w:ascii="Liberation Serif" w:hAnsi="Liberation Serif"/>
+        </w:rPr>
+      </w:r>
+    </w:p>
+    <w:p>
+      <w:pPr>
+        <w:pStyle w:val="956"/>
         <w:numPr>
           <w:ilvl w:val="0"/>
           <w:numId w:val="11"/>
@@ -1255,7 +1461,46 @@
         <w:rPr>
           <w:rFonts w:ascii="Liberation Serif" w:hAnsi="Liberation Serif"/>
         </w:rPr>
-        <w:t xml:space="preserve">Objetivos Específicos: Las tecnologias seleccionadas son las adecuadas para una aplicaion web</w:t>
+        <w:t xml:space="preserve">Objetivos Específicos: Las tecnologias seleccionadas son las adecuadas para una aplicaion web y </w:t>
+      </w:r>
+      <w:r>
+        <w:rPr>
+          <w:rFonts w:ascii="Liberation Serif" w:hAnsi="Liberation Serif"/>
+        </w:rPr>
+        <w:t xml:space="preserve">Implementar un módulo de notificaciones automáticas por correo electrónico (Gmail SMTP) para informar a los clientes el cambio de estado de sus reparaciones.</w:t>
+      </w:r>
+      <w:r>
+        <w:rPr>
+          <w:rFonts w:ascii="Liberation Serif" w:hAnsi="Liberation Serif"/>
+        </w:rPr>
+      </w:r>
+      <w:r>
+        <w:rPr>
+          <w:rFonts w:ascii="Liberation Serif" w:hAnsi="Liberation Serif"/>
+        </w:rPr>
+      </w:r>
+      <w:r>
+        <w:rPr>
+          <w:rFonts w:ascii="Liberation Serif" w:hAnsi="Liberation Serif"/>
+        </w:rPr>
+      </w:r>
+      <w:r>
+        <w:rPr>
+          <w:rFonts w:ascii="Liberation Serif" w:hAnsi="Liberation Serif"/>
+          <w:highlight w:val="none"/>
+        </w:rPr>
+      </w:r>
+      <w:r>
+        <w:rPr>
+          <w:rFonts w:ascii="Liberation Serif" w:hAnsi="Liberation Serif"/>
+          <w:highlight w:val="none"/>
+        </w:rPr>
+      </w:r>
+      <w:r>
+        <w:rPr>
+          <w:rFonts w:ascii="Liberation Serif" w:hAnsi="Liberation Serif"/>
+          <w:highlight w:val="none"/>
+        </w:rPr>
       </w:r>
       <w:r>
         <w:rPr>
@@ -1265,7 +1510,7 @@
     </w:p>
     <w:p>
       <w:pPr>
-        <w:pStyle w:val="696"/>
+        <w:pStyle w:val="907"/>
         <w:pBdr/>
         <w:spacing/>
         <w:ind/>
@@ -1284,10 +1529,15 @@
           <w:rFonts w:ascii="Liberation Serif" w:hAnsi="Liberation Serif"/>
         </w:rPr>
       </w:r>
+      <w:r>
+        <w:rPr>
+          <w:rFonts w:ascii="Liberation Serif" w:hAnsi="Liberation Serif"/>
+        </w:rPr>
+      </w:r>
     </w:p>
     <w:p>
       <w:pPr>
-        <w:pStyle w:val="696"/>
+        <w:pStyle w:val="907"/>
         <w:pBdr/>
         <w:spacing/>
         <w:ind/>
@@ -1306,10 +1556,15 @@
           <w:rFonts w:ascii="Liberation Serif" w:hAnsi="Liberation Serif"/>
         </w:rPr>
       </w:r>
+      <w:r>
+        <w:rPr>
+          <w:rFonts w:ascii="Liberation Serif" w:hAnsi="Liberation Serif"/>
+        </w:rPr>
+      </w:r>
     </w:p>
     <w:p>
       <w:pPr>
-        <w:pStyle w:val="696"/>
+        <w:pStyle w:val="907"/>
         <w:pBdr/>
         <w:spacing/>
         <w:ind/>
@@ -1365,7 +1620,7 @@
       </w:r>
       <w:r>
         <w:rPr>
-          <w:rFonts w:ascii="Liberation Serif" w:hAnsi="Liberation Serif" w:eastAsia="Liberation Serif" w:cs="Liberation Serif"/>
+          <w:rFonts w:ascii="Liberation Serif" w:hAnsi="Liberation Serif" w:cs="Liberation Serif"/>
           <w:sz w:val="20"/>
           <w:szCs w:val="20"/>
         </w:rPr>
@@ -1373,7 +1628,7 @@
     </w:p>
     <w:p>
       <w:pPr>
-        <w:pStyle w:val="696"/>
+        <w:pStyle w:val="907"/>
         <w:pBdr/>
         <w:spacing/>
         <w:ind/>
@@ -1434,10 +1689,6 @@
       <w:r>
         <w:rPr>
           <w:rFonts w:ascii="Liberation Serif" w:hAnsi="Liberation Serif"/>
-          <w:b w:val="0"/>
-          <w:bCs w:val="0"/>
-          <w:sz w:val="22"/>
-          <w:szCs w:val="22"/>
         </w:rPr>
       </w:r>
       <w:r>
@@ -1448,7 +1699,7 @@
     </w:p>
     <w:p>
       <w:pPr>
-        <w:pStyle w:val="696"/>
+        <w:pStyle w:val="907"/>
         <w:pBdr/>
         <w:spacing/>
         <w:ind/>
@@ -1467,10 +1718,15 @@
           <w:rFonts w:ascii="Liberation Serif" w:hAnsi="Liberation Serif"/>
         </w:rPr>
       </w:r>
+      <w:r>
+        <w:rPr>
+          <w:rFonts w:ascii="Liberation Serif" w:hAnsi="Liberation Serif"/>
+        </w:rPr>
+      </w:r>
     </w:p>
     <w:p>
       <w:pPr>
-        <w:pStyle w:val="696"/>
+        <w:pStyle w:val="907"/>
         <w:pBdr/>
         <w:spacing/>
         <w:ind/>
@@ -1508,11 +1764,7 @@
       </w:r>
       <w:r>
         <w:rPr>
-          <w:rFonts w:ascii="Liberation Serif" w:hAnsi="Liberation Serif" w:eastAsia="Liberation Serif" w:cs="Liberation Serif"/>
-          <w:b w:val="0"/>
-          <w:bCs w:val="0"/>
-          <w:sz w:val="20"/>
-          <w:szCs w:val="20"/>
+          <w:rFonts w:ascii="Liberation Serif" w:hAnsi="Liberation Serif"/>
         </w:rPr>
       </w:r>
       <w:r>
@@ -1523,7 +1775,7 @@
     </w:p>
     <w:p>
       <w:pPr>
-        <w:pStyle w:val="696"/>
+        <w:pStyle w:val="907"/>
         <w:pBdr/>
         <w:spacing/>
         <w:ind/>
@@ -1542,10 +1794,15 @@
           <w:rFonts w:ascii="Liberation Serif" w:hAnsi="Liberation Serif"/>
         </w:rPr>
       </w:r>
+      <w:r>
+        <w:rPr>
+          <w:rFonts w:ascii="Liberation Serif" w:hAnsi="Liberation Serif"/>
+        </w:rPr>
+      </w:r>
     </w:p>
     <w:p>
       <w:pPr>
-        <w:pStyle w:val="696"/>
+        <w:pStyle w:val="907"/>
         <w:pBdr/>
         <w:spacing/>
         <w:ind/>
@@ -1565,10 +1822,16 @@
           <w:rFonts w:ascii="Liberation Serif" w:hAnsi="Liberation Serif"/>
         </w:rPr>
       </w:r>
+      <w:r>
+        <w:rPr>
+          <w:rFonts w:ascii="Liberation Serif" w:hAnsi="Liberation Serif"/>
+          <w:highlight w:val="none"/>
+        </w:rPr>
+      </w:r>
     </w:p>
     <w:p>
       <w:pPr>
-        <w:pStyle w:val="696"/>
+        <w:pStyle w:val="907"/>
         <w:pBdr/>
         <w:spacing/>
         <w:ind/>
@@ -1621,6 +1884,11 @@
       </w:r>
       <w:r>
         <w:rPr>
+          <w:rFonts w:ascii="Liberation Serif" w:hAnsi="Liberation Serif"/>
+        </w:rPr>
+      </w:r>
+      <w:r>
+        <w:rPr>
           <w:rFonts w:ascii="Liberation Serif" w:hAnsi="Liberation Serif" w:eastAsia="Liberation Serif" w:cs="Liberation Serif"/>
           <w:b w:val="0"/>
           <w:bCs w:val="0"/>
@@ -1629,15 +1897,10 @@
           <w:highlight w:val="none"/>
         </w:rPr>
       </w:r>
-      <w:r>
-        <w:rPr>
-          <w:rFonts w:ascii="Liberation Serif" w:hAnsi="Liberation Serif"/>
-        </w:rPr>
-      </w:r>
     </w:p>
     <w:p>
       <w:pPr>
-        <w:pStyle w:val="696"/>
+        <w:pStyle w:val="907"/>
         <w:pBdr/>
         <w:spacing/>
         <w:ind/>
@@ -1680,25 +1943,20 @@
           <w:rFonts w:ascii="Liberation Serif" w:hAnsi="Liberation Serif" w:eastAsia="Liberation Serif" w:cs="Liberation Serif"/>
           <w:b w:val="0"/>
           <w:bCs w:val="0"/>
-          <w:sz w:val="18"/>
-          <w:szCs w:val="18"/>
-          <w:highlight w:val="none"/>
-        </w:rPr>
-      </w:r>
-      <w:r>
-        <w:rPr>
-          <w:rFonts w:ascii="Liberation Serif" w:hAnsi="Liberation Serif" w:eastAsia="Liberation Serif" w:cs="Liberation Serif"/>
-          <w:b w:val="0"/>
-          <w:bCs w:val="0"/>
           <w:sz w:val="20"/>
           <w:szCs w:val="20"/>
           <w:highlight w:val="none"/>
         </w:rPr>
       </w:r>
+      <w:r>
+        <w:rPr>
+          <w:rFonts w:ascii="Liberation Serif" w:hAnsi="Liberation Serif"/>
+        </w:rPr>
+      </w:r>
     </w:p>
     <w:p>
       <w:pPr>
-        <w:pStyle w:val="696"/>
+        <w:pStyle w:val="907"/>
         <w:pBdr/>
         <w:spacing/>
         <w:ind/>
@@ -1728,10 +1986,15 @@
           <w:rFonts w:ascii="Liberation Serif" w:hAnsi="Liberation Serif"/>
         </w:rPr>
       </w:r>
+      <w:r>
+        <w:rPr>
+          <w:rFonts w:ascii="Liberation Serif" w:hAnsi="Liberation Serif"/>
+        </w:rPr>
+      </w:r>
     </w:p>
     <w:p>
       <w:pPr>
-        <w:pStyle w:val="745"/>
+        <w:pStyle w:val="956"/>
         <w:numPr>
           <w:ilvl w:val="0"/>
           <w:numId w:val="12"/>
@@ -1754,10 +2017,15 @@
           <w:rFonts w:ascii="Liberation Serif" w:hAnsi="Liberation Serif"/>
         </w:rPr>
       </w:r>
+      <w:r>
+        <w:rPr>
+          <w:rFonts w:ascii="Liberation Serif" w:hAnsi="Liberation Serif"/>
+        </w:rPr>
+      </w:r>
     </w:p>
     <w:p>
       <w:pPr>
-        <w:pStyle w:val="735"/>
+        <w:pStyle w:val="946"/>
         <w:widowControl w:val="true"/>
         <w:pBdr/>
         <w:bidi w:val="false"/>
@@ -1768,7 +2036,7 @@
       </w:pPr>
       <w:r>
         <w:rPr>
-          <w:rStyle w:val="725"/>
+          <w:rStyle w:val="936"/>
           <w:rFonts w:ascii="Liberation Serif" w:hAnsi="Liberation Serif"/>
         </w:rPr>
         <w:t xml:space="preserve">Sistema web local:</w:t>
@@ -1777,7 +2045,7 @@
     </w:p>
     <w:p>
       <w:pPr>
-        <w:pStyle w:val="735"/>
+        <w:pStyle w:val="946"/>
         <w:widowControl w:val="true"/>
         <w:numPr>
           <w:ilvl w:val="0"/>
@@ -1803,10 +2071,15 @@
           <w:rFonts w:ascii="Liberation Serif" w:hAnsi="Liberation Serif"/>
         </w:rPr>
       </w:r>
+      <w:r>
+        <w:rPr>
+          <w:rFonts w:ascii="Liberation Serif" w:hAnsi="Liberation Serif"/>
+        </w:rPr>
+      </w:r>
     </w:p>
     <w:p>
       <w:pPr>
-        <w:pStyle w:val="735"/>
+        <w:pStyle w:val="946"/>
         <w:widowControl w:val="true"/>
         <w:numPr>
           <w:ilvl w:val="0"/>
@@ -1832,10 +2105,15 @@
           <w:rFonts w:ascii="Liberation Serif" w:hAnsi="Liberation Serif"/>
         </w:rPr>
       </w:r>
+      <w:r>
+        <w:rPr>
+          <w:rFonts w:ascii="Liberation Serif" w:hAnsi="Liberation Serif"/>
+        </w:rPr>
+      </w:r>
     </w:p>
     <w:p>
       <w:pPr>
-        <w:pStyle w:val="735"/>
+        <w:pStyle w:val="946"/>
         <w:widowControl w:val="true"/>
         <w:numPr>
           <w:ilvl w:val="0"/>
@@ -1861,10 +2139,15 @@
           <w:rFonts w:ascii="Liberation Serif" w:hAnsi="Liberation Serif"/>
         </w:rPr>
       </w:r>
+      <w:r>
+        <w:rPr>
+          <w:rFonts w:ascii="Liberation Serif" w:hAnsi="Liberation Serif"/>
+        </w:rPr>
+      </w:r>
     </w:p>
     <w:p>
       <w:pPr>
-        <w:pStyle w:val="735"/>
+        <w:pStyle w:val="946"/>
         <w:widowControl w:val="true"/>
         <w:numPr>
           <w:ilvl w:val="0"/>
@@ -1890,10 +2173,15 @@
           <w:rFonts w:ascii="Liberation Serif" w:hAnsi="Liberation Serif"/>
         </w:rPr>
       </w:r>
+      <w:r>
+        <w:rPr>
+          <w:rFonts w:ascii="Liberation Serif" w:hAnsi="Liberation Serif"/>
+        </w:rPr>
+      </w:r>
     </w:p>
     <w:p>
       <w:pPr>
-        <w:pStyle w:val="735"/>
+        <w:pStyle w:val="946"/>
         <w:widowControl w:val="true"/>
         <w:numPr>
           <w:ilvl w:val="0"/>
@@ -1919,10 +2207,15 @@
           <w:rFonts w:ascii="Liberation Serif" w:hAnsi="Liberation Serif"/>
         </w:rPr>
       </w:r>
+      <w:r>
+        <w:rPr>
+          <w:rFonts w:ascii="Liberation Serif" w:hAnsi="Liberation Serif"/>
+        </w:rPr>
+      </w:r>
     </w:p>
     <w:p>
       <w:pPr>
-        <w:pStyle w:val="735"/>
+        <w:pStyle w:val="946"/>
         <w:widowControl w:val="true"/>
         <w:numPr>
           <w:ilvl w:val="0"/>
@@ -1948,10 +2241,15 @@
           <w:rFonts w:ascii="Liberation Serif" w:hAnsi="Liberation Serif"/>
         </w:rPr>
       </w:r>
+      <w:r>
+        <w:rPr>
+          <w:rFonts w:ascii="Liberation Serif" w:hAnsi="Liberation Serif"/>
+        </w:rPr>
+      </w:r>
     </w:p>
     <w:p>
       <w:pPr>
-        <w:pStyle w:val="735"/>
+        <w:pStyle w:val="946"/>
         <w:widowControl w:val="true"/>
         <w:numPr>
           <w:ilvl w:val="0"/>
@@ -1977,10 +2275,15 @@
           <w:rFonts w:ascii="Liberation Serif" w:hAnsi="Liberation Serif"/>
         </w:rPr>
       </w:r>
+      <w:r>
+        <w:rPr>
+          <w:rFonts w:ascii="Liberation Serif" w:hAnsi="Liberation Serif"/>
+        </w:rPr>
+      </w:r>
     </w:p>
     <w:p>
       <w:pPr>
-        <w:pStyle w:val="735"/>
+        <w:pStyle w:val="946"/>
         <w:widowControl w:val="true"/>
         <w:numPr>
           <w:ilvl w:val="0"/>
@@ -2006,10 +2309,15 @@
           <w:rFonts w:ascii="Liberation Serif" w:hAnsi="Liberation Serif"/>
         </w:rPr>
       </w:r>
+      <w:r>
+        <w:rPr>
+          <w:rFonts w:ascii="Liberation Serif" w:hAnsi="Liberation Serif"/>
+        </w:rPr>
+      </w:r>
     </w:p>
     <w:p>
       <w:pPr>
-        <w:pStyle w:val="735"/>
+        <w:pStyle w:val="946"/>
         <w:widowControl w:val="true"/>
         <w:numPr>
           <w:ilvl w:val="0"/>
@@ -2035,10 +2343,15 @@
           <w:rFonts w:ascii="Liberation Serif" w:hAnsi="Liberation Serif"/>
         </w:rPr>
       </w:r>
+      <w:r>
+        <w:rPr>
+          <w:rFonts w:ascii="Liberation Serif" w:hAnsi="Liberation Serif"/>
+        </w:rPr>
+      </w:r>
     </w:p>
     <w:p>
       <w:pPr>
-        <w:pStyle w:val="735"/>
+        <w:pStyle w:val="946"/>
         <w:widowControl w:val="true"/>
         <w:numPr>
           <w:ilvl w:val="0"/>
@@ -2064,10 +2377,15 @@
           <w:rFonts w:ascii="Liberation Serif" w:hAnsi="Liberation Serif"/>
         </w:rPr>
       </w:r>
+      <w:r>
+        <w:rPr>
+          <w:rFonts w:ascii="Liberation Serif" w:hAnsi="Liberation Serif"/>
+        </w:rPr>
+      </w:r>
     </w:p>
     <w:p>
       <w:pPr>
-        <w:pStyle w:val="735"/>
+        <w:pStyle w:val="946"/>
         <w:widowControl w:val="true"/>
         <w:numPr>
           <w:ilvl w:val="0"/>
@@ -2093,10 +2411,15 @@
           <w:rFonts w:ascii="Liberation Serif" w:hAnsi="Liberation Serif"/>
         </w:rPr>
       </w:r>
+      <w:r>
+        <w:rPr>
+          <w:rFonts w:ascii="Liberation Serif" w:hAnsi="Liberation Serif"/>
+        </w:rPr>
+      </w:r>
     </w:p>
     <w:p>
       <w:pPr>
-        <w:pStyle w:val="735"/>
+        <w:pStyle w:val="946"/>
         <w:widowControl w:val="true"/>
         <w:numPr>
           <w:ilvl w:val="0"/>
@@ -2122,10 +2445,15 @@
           <w:rFonts w:ascii="Liberation Serif" w:hAnsi="Liberation Serif"/>
         </w:rPr>
       </w:r>
+      <w:r>
+        <w:rPr>
+          <w:rFonts w:ascii="Liberation Serif" w:hAnsi="Liberation Serif"/>
+        </w:rPr>
+      </w:r>
     </w:p>
     <w:p>
       <w:pPr>
-        <w:pStyle w:val="735"/>
+        <w:pStyle w:val="946"/>
         <w:widowControl w:val="true"/>
         <w:numPr>
           <w:ilvl w:val="0"/>
@@ -2151,10 +2479,15 @@
           <w:rFonts w:ascii="Liberation Serif" w:hAnsi="Liberation Serif"/>
         </w:rPr>
       </w:r>
+      <w:r>
+        <w:rPr>
+          <w:rFonts w:ascii="Liberation Serif" w:hAnsi="Liberation Serif"/>
+        </w:rPr>
+      </w:r>
     </w:p>
     <w:p>
       <w:pPr>
-        <w:pStyle w:val="735"/>
+        <w:pStyle w:val="946"/>
         <w:widowControl w:val="true"/>
         <w:numPr>
           <w:ilvl w:val="0"/>
@@ -2180,10 +2513,15 @@
           <w:rFonts w:ascii="Liberation Serif" w:hAnsi="Liberation Serif"/>
         </w:rPr>
       </w:r>
+      <w:r>
+        <w:rPr>
+          <w:rFonts w:ascii="Liberation Serif" w:hAnsi="Liberation Serif"/>
+        </w:rPr>
+      </w:r>
     </w:p>
     <w:p>
       <w:pPr>
-        <w:pStyle w:val="735"/>
+        <w:pStyle w:val="946"/>
         <w:widowControl w:val="true"/>
         <w:numPr>
           <w:ilvl w:val="0"/>
@@ -2221,10 +2559,15 @@
           <w:rFonts w:ascii="Liberation Serif" w:hAnsi="Liberation Serif"/>
         </w:rPr>
       </w:r>
+      <w:r>
+        <w:rPr>
+          <w:rFonts w:ascii="Liberation Serif" w:hAnsi="Liberation Serif"/>
+        </w:rPr>
+      </w:r>
     </w:p>
     <w:p>
       <w:pPr>
-        <w:pStyle w:val="735"/>
+        <w:pStyle w:val="946"/>
         <w:widowControl w:val="true"/>
         <w:numPr>
           <w:ilvl w:val="0"/>
@@ -2256,10 +2599,15 @@
           <w:rFonts w:ascii="Liberation Serif" w:hAnsi="Liberation Serif"/>
         </w:rPr>
       </w:r>
+      <w:r>
+        <w:rPr>
+          <w:rFonts w:ascii="Liberation Serif" w:hAnsi="Liberation Serif"/>
+        </w:rPr>
+      </w:r>
     </w:p>
     <w:p>
       <w:pPr>
-        <w:pStyle w:val="735"/>
+        <w:pStyle w:val="946"/>
         <w:widowControl w:val="true"/>
         <w:numPr>
           <w:ilvl w:val="0"/>
@@ -2291,10 +2639,15 @@
           <w:rFonts w:ascii="Liberation Serif" w:hAnsi="Liberation Serif"/>
         </w:rPr>
       </w:r>
+      <w:r>
+        <w:rPr>
+          <w:rFonts w:ascii="Liberation Serif" w:hAnsi="Liberation Serif"/>
+        </w:rPr>
+      </w:r>
     </w:p>
     <w:p>
       <w:pPr>
-        <w:pStyle w:val="735"/>
+        <w:pStyle w:val="946"/>
         <w:widowControl w:val="true"/>
         <w:numPr>
           <w:ilvl w:val="0"/>
@@ -2321,10 +2674,16 @@
           <w:rFonts w:ascii="Liberation Serif" w:hAnsi="Liberation Serif"/>
         </w:rPr>
       </w:r>
+      <w:r>
+        <w:rPr>
+          <w:rFonts w:ascii="Liberation Serif" w:hAnsi="Liberation Serif"/>
+          <w:highlight w:val="none"/>
+        </w:rPr>
+      </w:r>
     </w:p>
     <w:p>
       <w:pPr>
-        <w:pStyle w:val="745"/>
+        <w:pStyle w:val="956"/>
         <w:numPr>
           <w:ilvl w:val="0"/>
           <w:numId w:val="18"/>
@@ -2365,6 +2724,15 @@
           <w:szCs w:val="20"/>
         </w:rPr>
       </w:r>
+      <w:r>
+        <w:rPr>
+          <w:rFonts w:ascii="Liberation Serif" w:hAnsi="Liberation Serif" w:cs="Liberation Serif"/>
+          <w:b w:val="0"/>
+          <w:bCs w:val="0"/>
+          <w:sz w:val="22"/>
+          <w:szCs w:val="20"/>
+        </w:rPr>
+      </w:r>
     </w:p>
     <w:p>
       <w:pPr>
@@ -2404,6 +2772,15 @@
           <w:szCs w:val="20"/>
         </w:rPr>
       </w:r>
+      <w:r>
+        <w:rPr>
+          <w:rFonts w:ascii="Liberation Serif" w:hAnsi="Liberation Serif" w:cs="Liberation Serif"/>
+          <w:b w:val="0"/>
+          <w:bCs w:val="0"/>
+          <w:sz w:val="22"/>
+          <w:szCs w:val="20"/>
+        </w:rPr>
+      </w:r>
     </w:p>
     <w:p>
       <w:pPr>
@@ -2443,6 +2820,15 @@
           <w:szCs w:val="20"/>
         </w:rPr>
       </w:r>
+      <w:r>
+        <w:rPr>
+          <w:rFonts w:ascii="Liberation Serif" w:hAnsi="Liberation Serif" w:cs="Liberation Serif"/>
+          <w:b w:val="0"/>
+          <w:bCs w:val="0"/>
+          <w:sz w:val="22"/>
+          <w:szCs w:val="20"/>
+        </w:rPr>
+      </w:r>
     </w:p>
     <w:p>
       <w:pPr>
@@ -2482,10 +2868,19 @@
           <w:szCs w:val="20"/>
         </w:rPr>
       </w:r>
+      <w:r>
+        <w:rPr>
+          <w:rFonts w:ascii="Liberation Serif" w:hAnsi="Liberation Serif" w:cs="Liberation Serif"/>
+          <w:b w:val="0"/>
+          <w:bCs w:val="0"/>
+          <w:sz w:val="22"/>
+          <w:szCs w:val="20"/>
+        </w:rPr>
+      </w:r>
     </w:p>
     <w:p>
       <w:pPr>
-        <w:pStyle w:val="745"/>
+        <w:pStyle w:val="956"/>
         <w:numPr>
           <w:ilvl w:val="0"/>
           <w:numId w:val="18"/>
@@ -2526,6 +2921,15 @@
           <w:szCs w:val="20"/>
         </w:rPr>
       </w:r>
+      <w:r>
+        <w:rPr>
+          <w:rFonts w:ascii="Liberation Serif" w:hAnsi="Liberation Serif" w:cs="Liberation Serif"/>
+          <w:b w:val="0"/>
+          <w:bCs w:val="0"/>
+          <w:sz w:val="22"/>
+          <w:szCs w:val="20"/>
+        </w:rPr>
+      </w:r>
     </w:p>
     <w:p>
       <w:pPr>
@@ -2579,6 +2983,15 @@
           <w:highlight w:val="none"/>
         </w:rPr>
       </w:r>
+      <w:r>
+        <w:rPr>
+          <w:rFonts w:ascii="Liberation Serif" w:hAnsi="Liberation Serif" w:cs="Liberation Serif"/>
+          <w:b w:val="0"/>
+          <w:bCs w:val="0"/>
+          <w:sz w:val="22"/>
+          <w:szCs w:val="22"/>
+        </w:rPr>
+      </w:r>
     </w:p>
     <w:p>
       <w:pPr>
@@ -2618,6 +3031,15 @@
           <w:szCs w:val="20"/>
         </w:rPr>
       </w:r>
+      <w:r>
+        <w:rPr>
+          <w:rFonts w:ascii="Liberation Serif" w:hAnsi="Liberation Serif" w:cs="Liberation Serif"/>
+          <w:b w:val="0"/>
+          <w:bCs w:val="0"/>
+          <w:sz w:val="22"/>
+          <w:szCs w:val="20"/>
+        </w:rPr>
+      </w:r>
     </w:p>
     <w:p>
       <w:pPr>
@@ -2657,10 +3079,19 @@
           <w:szCs w:val="20"/>
         </w:rPr>
       </w:r>
+      <w:r>
+        <w:rPr>
+          <w:rFonts w:ascii="Liberation Serif" w:hAnsi="Liberation Serif" w:cs="Liberation Serif"/>
+          <w:b w:val="0"/>
+          <w:bCs w:val="0"/>
+          <w:sz w:val="22"/>
+          <w:szCs w:val="20"/>
+        </w:rPr>
+      </w:r>
     </w:p>
     <w:p>
       <w:pPr>
-        <w:pStyle w:val="745"/>
+        <w:pStyle w:val="956"/>
         <w:numPr>
           <w:ilvl w:val="0"/>
           <w:numId w:val="19"/>
@@ -2701,6 +3132,15 @@
           <w:szCs w:val="20"/>
         </w:rPr>
       </w:r>
+      <w:r>
+        <w:rPr>
+          <w:rFonts w:ascii="Liberation Serif" w:hAnsi="Liberation Serif" w:cs="Liberation Serif"/>
+          <w:b w:val="0"/>
+          <w:bCs w:val="0"/>
+          <w:sz w:val="22"/>
+          <w:szCs w:val="20"/>
+        </w:rPr>
+      </w:r>
     </w:p>
     <w:p>
       <w:pPr>
@@ -2740,6 +3180,15 @@
           <w:szCs w:val="20"/>
         </w:rPr>
       </w:r>
+      <w:r>
+        <w:rPr>
+          <w:rFonts w:ascii="Liberation Serif" w:hAnsi="Liberation Serif" w:cs="Liberation Serif"/>
+          <w:b w:val="0"/>
+          <w:bCs w:val="0"/>
+          <w:sz w:val="22"/>
+          <w:szCs w:val="20"/>
+        </w:rPr>
+      </w:r>
     </w:p>
     <w:p>
       <w:pPr>
@@ -2779,10 +3228,19 @@
           <w:szCs w:val="20"/>
         </w:rPr>
       </w:r>
+      <w:r>
+        <w:rPr>
+          <w:rFonts w:ascii="Liberation Serif" w:hAnsi="Liberation Serif" w:cs="Liberation Serif"/>
+          <w:b w:val="0"/>
+          <w:bCs w:val="0"/>
+          <w:sz w:val="22"/>
+          <w:szCs w:val="20"/>
+        </w:rPr>
+      </w:r>
     </w:p>
     <w:p>
       <w:pPr>
-        <w:pStyle w:val="745"/>
+        <w:pStyle w:val="956"/>
         <w:numPr>
           <w:ilvl w:val="0"/>
           <w:numId w:val="20"/>
@@ -2823,6 +3281,15 @@
           <w:szCs w:val="20"/>
         </w:rPr>
       </w:r>
+      <w:r>
+        <w:rPr>
+          <w:rFonts w:ascii="Liberation Serif" w:hAnsi="Liberation Serif" w:cs="Liberation Serif"/>
+          <w:b w:val="0"/>
+          <w:bCs w:val="0"/>
+          <w:sz w:val="22"/>
+          <w:szCs w:val="20"/>
+        </w:rPr>
+      </w:r>
     </w:p>
     <w:p>
       <w:pPr>
@@ -2862,6 +3329,15 @@
           <w:szCs w:val="20"/>
         </w:rPr>
       </w:r>
+      <w:r>
+        <w:rPr>
+          <w:rFonts w:ascii="Liberation Serif" w:hAnsi="Liberation Serif" w:cs="Liberation Serif"/>
+          <w:b w:val="0"/>
+          <w:bCs w:val="0"/>
+          <w:sz w:val="22"/>
+          <w:szCs w:val="20"/>
+        </w:rPr>
+      </w:r>
     </w:p>
     <w:p>
       <w:pPr>
@@ -2901,10 +3377,19 @@
           <w:szCs w:val="20"/>
         </w:rPr>
       </w:r>
+      <w:r>
+        <w:rPr>
+          <w:rFonts w:ascii="Liberation Serif" w:hAnsi="Liberation Serif" w:cs="Liberation Serif"/>
+          <w:b w:val="0"/>
+          <w:bCs w:val="0"/>
+          <w:sz w:val="22"/>
+          <w:szCs w:val="20"/>
+        </w:rPr>
+      </w:r>
     </w:p>
     <w:p>
       <w:pPr>
-        <w:pStyle w:val="745"/>
+        <w:pStyle w:val="956"/>
         <w:numPr>
           <w:ilvl w:val="0"/>
           <w:numId w:val="21"/>
@@ -2945,6 +3430,15 @@
           <w:szCs w:val="20"/>
         </w:rPr>
       </w:r>
+      <w:r>
+        <w:rPr>
+          <w:rFonts w:ascii="Liberation Serif" w:hAnsi="Liberation Serif" w:cs="Liberation Serif"/>
+          <w:b w:val="0"/>
+          <w:bCs w:val="0"/>
+          <w:sz w:val="22"/>
+          <w:szCs w:val="20"/>
+        </w:rPr>
+      </w:r>
     </w:p>
     <w:p>
       <w:pPr>
@@ -2984,6 +3478,15 @@
           <w:szCs w:val="20"/>
         </w:rPr>
       </w:r>
+      <w:r>
+        <w:rPr>
+          <w:rFonts w:ascii="Liberation Serif" w:hAnsi="Liberation Serif" w:cs="Liberation Serif"/>
+          <w:b w:val="0"/>
+          <w:bCs w:val="0"/>
+          <w:sz w:val="22"/>
+          <w:szCs w:val="20"/>
+        </w:rPr>
+      </w:r>
     </w:p>
     <w:p>
       <w:pPr>
@@ -3023,10 +3526,19 @@
           <w:szCs w:val="20"/>
         </w:rPr>
       </w:r>
+      <w:r>
+        <w:rPr>
+          <w:rFonts w:ascii="Liberation Serif" w:hAnsi="Liberation Serif" w:cs="Liberation Serif"/>
+          <w:b w:val="0"/>
+          <w:bCs w:val="0"/>
+          <w:sz w:val="22"/>
+          <w:szCs w:val="20"/>
+        </w:rPr>
+      </w:r>
     </w:p>
     <w:p>
       <w:pPr>
-        <w:pStyle w:val="745"/>
+        <w:pStyle w:val="956"/>
         <w:numPr>
           <w:ilvl w:val="0"/>
           <w:numId w:val="22"/>
@@ -3067,6 +3579,15 @@
           <w:szCs w:val="20"/>
         </w:rPr>
       </w:r>
+      <w:r>
+        <w:rPr>
+          <w:rFonts w:ascii="Liberation Serif" w:hAnsi="Liberation Serif" w:cs="Liberation Serif"/>
+          <w:b w:val="0"/>
+          <w:bCs w:val="0"/>
+          <w:sz w:val="22"/>
+          <w:szCs w:val="20"/>
+        </w:rPr>
+      </w:r>
     </w:p>
     <w:p>
       <w:pPr>
@@ -3106,6 +3627,15 @@
           <w:szCs w:val="20"/>
         </w:rPr>
       </w:r>
+      <w:r>
+        <w:rPr>
+          <w:rFonts w:ascii="Liberation Serif" w:hAnsi="Liberation Serif" w:cs="Liberation Serif"/>
+          <w:b w:val="0"/>
+          <w:bCs w:val="0"/>
+          <w:sz w:val="22"/>
+          <w:szCs w:val="20"/>
+        </w:rPr>
+      </w:r>
     </w:p>
     <w:p>
       <w:pPr>
@@ -3141,14 +3671,13 @@
           <w:rFonts w:ascii="Liberation Serif" w:hAnsi="Liberation Serif" w:eastAsia="Liberation Serif" w:cs="Liberation Serif"/>
           <w:b w:val="0"/>
           <w:bCs w:val="0"/>
-          <w:sz w:val="20"/>
+          <w:sz w:val="22"/>
           <w:szCs w:val="20"/>
-          <w:highlight w:val="none"/>
         </w:rPr>
       </w:r>
       <w:r>
         <w:rPr>
-          <w:rFonts w:ascii="Liberation Serif" w:hAnsi="Liberation Serif" w:eastAsia="Liberation Serif" w:cs="Liberation Serif"/>
+          <w:rFonts w:ascii="Liberation Serif" w:hAnsi="Liberation Serif" w:cs="Liberation Serif"/>
           <w:b w:val="0"/>
           <w:bCs w:val="0"/>
           <w:sz w:val="22"/>
@@ -3158,7 +3687,7 @@
     </w:p>
     <w:p>
       <w:pPr>
-        <w:pStyle w:val="735"/>
+        <w:pStyle w:val="946"/>
         <w:widowControl w:val="true"/>
         <w:pBdr/>
         <w:bidi w:val="false"/>
@@ -3169,7 +3698,7 @@
       </w:pPr>
       <w:r>
         <w:rPr>
-          <w:rStyle w:val="725"/>
+          <w:rStyle w:val="936"/>
           <w:rFonts w:ascii="Liberation Serif" w:hAnsi="Liberation Serif"/>
         </w:rPr>
         <w:t xml:space="preserve">Sitio web promocional:</w:t>
@@ -3178,7 +3707,7 @@
     </w:p>
     <w:p>
       <w:pPr>
-        <w:pStyle w:val="735"/>
+        <w:pStyle w:val="946"/>
         <w:widowControl w:val="true"/>
         <w:pBdr/>
         <w:bidi w:val="false"/>
@@ -3189,7 +3718,7 @@
       </w:pPr>
       <w:r>
         <w:rPr>
-          <w:rStyle w:val="725"/>
+          <w:rStyle w:val="936"/>
           <w:rFonts w:ascii="Liberation Serif" w:hAnsi="Liberation Serif"/>
           <w:b w:val="0"/>
           <w:bCs w:val="0"/>
@@ -3200,7 +3729,7 @@
     </w:p>
     <w:p>
       <w:pPr>
-        <w:pStyle w:val="735"/>
+        <w:pStyle w:val="946"/>
         <w:widowControl w:val="true"/>
         <w:pBdr/>
         <w:bidi w:val="false"/>
@@ -3211,7 +3740,7 @@
       </w:pPr>
       <w:r>
         <w:rPr>
-          <w:rStyle w:val="725"/>
+          <w:rStyle w:val="936"/>
           <w:rFonts w:ascii="Liberation Serif" w:hAnsi="Liberation Serif"/>
           <w:b w:val="0"/>
           <w:bCs w:val="0"/>
@@ -3220,7 +3749,7 @@
       </w:r>
       <w:r>
         <w:rPr>
-          <w:rStyle w:val="725"/>
+          <w:rStyle w:val="936"/>
           <w:rFonts w:ascii="Liberation Serif" w:hAnsi="Liberation Serif"/>
           <w:b w:val="0"/>
           <w:bCs w:val="0"/>
@@ -3231,7 +3760,7 @@
     </w:p>
     <w:p>
       <w:pPr>
-        <w:pStyle w:val="735"/>
+        <w:pStyle w:val="946"/>
         <w:widowControl w:val="true"/>
         <w:pBdr/>
         <w:bidi w:val="false"/>
@@ -3242,7 +3771,7 @@
       </w:pPr>
       <w:r>
         <w:rPr>
-          <w:rStyle w:val="725"/>
+          <w:rStyle w:val="936"/>
           <w:rFonts w:ascii="Liberation Serif" w:hAnsi="Liberation Serif"/>
           <w:b w:val="0"/>
           <w:bCs w:val="0"/>
@@ -3253,7 +3782,7 @@
     </w:p>
     <w:p>
       <w:pPr>
-        <w:pStyle w:val="735"/>
+        <w:pStyle w:val="946"/>
         <w:widowControl w:val="true"/>
         <w:pBdr/>
         <w:bidi w:val="false"/>
@@ -3264,7 +3793,7 @@
       </w:pPr>
       <w:r>
         <w:rPr>
-          <w:rStyle w:val="725"/>
+          <w:rStyle w:val="936"/>
           <w:rFonts w:ascii="Liberation Serif" w:hAnsi="Liberation Serif"/>
           <w:b w:val="0"/>
           <w:bCs w:val="0"/>
@@ -3275,7 +3804,7 @@
     </w:p>
     <w:p>
       <w:pPr>
-        <w:pStyle w:val="735"/>
+        <w:pStyle w:val="946"/>
         <w:widowControl w:val="true"/>
         <w:pBdr/>
         <w:bidi w:val="false"/>
@@ -3286,7 +3815,7 @@
       </w:pPr>
       <w:r>
         <w:rPr>
-          <w:rStyle w:val="725"/>
+          <w:rStyle w:val="936"/>
           <w:rFonts w:ascii="Liberation Serif" w:hAnsi="Liberation Serif"/>
           <w:b w:val="0"/>
           <w:bCs w:val="0"/>
@@ -3297,7 +3826,7 @@
     </w:p>
     <w:p>
       <w:pPr>
-        <w:pStyle w:val="735"/>
+        <w:pStyle w:val="946"/>
         <w:widowControl w:val="true"/>
         <w:pBdr/>
         <w:bidi w:val="false"/>
@@ -3308,7 +3837,7 @@
       </w:pPr>
       <w:r>
         <w:rPr>
-          <w:rStyle w:val="725"/>
+          <w:rStyle w:val="936"/>
           <w:rFonts w:ascii="Liberation Serif" w:hAnsi="Liberation Serif"/>
           <w:b w:val="0"/>
           <w:bCs w:val="0"/>
@@ -3319,7 +3848,7 @@
     </w:p>
     <w:p>
       <w:pPr>
-        <w:pStyle w:val="735"/>
+        <w:pStyle w:val="946"/>
         <w:widowControl w:val="true"/>
         <w:pBdr/>
         <w:bidi w:val="false"/>
@@ -3330,7 +3859,7 @@
       </w:pPr>
       <w:r>
         <w:rPr>
-          <w:rStyle w:val="725"/>
+          <w:rStyle w:val="936"/>
           <w:rFonts w:ascii="Liberation Serif" w:hAnsi="Liberation Serif"/>
         </w:rPr>
         <w:t xml:space="preserve">Funcionalidades diferenciadoras:</w:t>
@@ -3339,7 +3868,7 @@
     </w:p>
     <w:p>
       <w:pPr>
-        <w:pStyle w:val="735"/>
+        <w:pStyle w:val="946"/>
         <w:widowControl w:val="true"/>
         <w:numPr>
           <w:ilvl w:val="0"/>
@@ -3354,7 +3883,7 @@
       </w:pPr>
       <w:r>
         <w:rPr>
-          <w:rStyle w:val="725"/>
+          <w:rStyle w:val="936"/>
           <w:rFonts w:ascii="Liberation Serif" w:hAnsi="Liberation Serif"/>
           <w:b w:val="0"/>
           <w:bCs w:val="0"/>
@@ -3365,7 +3894,7 @@
     </w:p>
     <w:p>
       <w:pPr>
-        <w:pStyle w:val="735"/>
+        <w:pStyle w:val="946"/>
         <w:widowControl w:val="true"/>
         <w:numPr>
           <w:ilvl w:val="0"/>
@@ -3380,7 +3909,7 @@
       </w:pPr>
       <w:r>
         <w:rPr>
-          <w:rStyle w:val="725"/>
+          <w:rStyle w:val="936"/>
           <w:rFonts w:ascii="Liberation Serif" w:hAnsi="Liberation Serif"/>
           <w:b w:val="0"/>
           <w:bCs w:val="0"/>
@@ -3391,7 +3920,7 @@
     </w:p>
     <w:p>
       <w:pPr>
-        <w:pStyle w:val="735"/>
+        <w:pStyle w:val="946"/>
         <w:widowControl w:val="true"/>
         <w:numPr>
           <w:ilvl w:val="0"/>
@@ -3406,7 +3935,7 @@
       </w:pPr>
       <w:r>
         <w:rPr>
-          <w:rStyle w:val="725"/>
+          <w:rStyle w:val="936"/>
           <w:rFonts w:ascii="Liberation Serif" w:hAnsi="Liberation Serif"/>
           <w:b w:val="0"/>
           <w:bCs w:val="0"/>
@@ -3417,7 +3946,7 @@
     </w:p>
     <w:p>
       <w:pPr>
-        <w:pStyle w:val="735"/>
+        <w:pStyle w:val="946"/>
         <w:widowControl w:val="true"/>
         <w:numPr>
           <w:ilvl w:val="0"/>
@@ -3432,7 +3961,7 @@
       </w:pPr>
       <w:r>
         <w:rPr>
-          <w:rStyle w:val="725"/>
+          <w:rStyle w:val="936"/>
           <w:rFonts w:ascii="Liberation Serif" w:hAnsi="Liberation Serif"/>
           <w:b w:val="0"/>
           <w:bCs w:val="0"/>
@@ -3443,7 +3972,7 @@
     </w:p>
     <w:p>
       <w:pPr>
-        <w:pStyle w:val="735"/>
+        <w:pStyle w:val="946"/>
         <w:widowControl w:val="true"/>
         <w:numPr>
           <w:ilvl w:val="0"/>
@@ -3458,7 +3987,7 @@
       </w:pPr>
       <w:r>
         <w:rPr>
-          <w:rStyle w:val="725"/>
+          <w:rStyle w:val="936"/>
           <w:rFonts w:ascii="Liberation Serif" w:hAnsi="Liberation Serif"/>
           <w:b w:val="0"/>
           <w:bCs w:val="0"/>
@@ -3469,7 +3998,7 @@
     </w:p>
     <w:p>
       <w:pPr>
-        <w:pStyle w:val="735"/>
+        <w:pStyle w:val="946"/>
         <w:widowControl w:val="true"/>
         <w:numPr>
           <w:ilvl w:val="0"/>
@@ -3484,7 +4013,7 @@
       </w:pPr>
       <w:r>
         <w:rPr>
-          <w:rStyle w:val="725"/>
+          <w:rStyle w:val="936"/>
           <w:rFonts w:ascii="Liberation Serif" w:hAnsi="Liberation Serif"/>
           <w:b w:val="0"/>
           <w:bCs w:val="0"/>
@@ -3493,7 +4022,7 @@
       </w:r>
       <w:r>
         <w:rPr>
-          <w:rStyle w:val="725"/>
+          <w:rStyle w:val="936"/>
           <w:rFonts w:ascii="Liberation Serif" w:hAnsi="Liberation Serif"/>
           <w:b w:val="0"/>
           <w:bCs w:val="0"/>
@@ -3502,7 +4031,7 @@
       </w:r>
       <w:r>
         <w:rPr>
-          <w:rStyle w:val="725"/>
+          <w:rStyle w:val="936"/>
           <w:rFonts w:ascii="Liberation Serif" w:hAnsi="Liberation Serif"/>
           <w:b w:val="0"/>
           <w:bCs w:val="0"/>
@@ -3513,7 +4042,7 @@
     </w:p>
     <w:p>
       <w:pPr>
-        <w:pStyle w:val="735"/>
+        <w:pStyle w:val="946"/>
         <w:widowControl w:val="true"/>
         <w:numPr>
           <w:ilvl w:val="0"/>
@@ -3528,7 +4057,7 @@
       </w:pPr>
       <w:r>
         <w:rPr>
-          <w:rStyle w:val="725"/>
+          <w:rStyle w:val="936"/>
           <w:rFonts w:ascii="Liberation Serif" w:hAnsi="Liberation Serif"/>
           <w:b w:val="0"/>
           <w:bCs w:val="0"/>
@@ -3539,7 +4068,7 @@
     </w:p>
     <w:p>
       <w:pPr>
-        <w:pStyle w:val="735"/>
+        <w:pStyle w:val="946"/>
         <w:widowControl w:val="true"/>
         <w:numPr>
           <w:ilvl w:val="0"/>
@@ -3554,7 +4083,7 @@
       </w:pPr>
       <w:r>
         <w:rPr>
-          <w:rStyle w:val="725"/>
+          <w:rStyle w:val="936"/>
           <w:rFonts w:ascii="Liberation Serif" w:hAnsi="Liberation Serif"/>
           <w:b w:val="0"/>
           <w:bCs w:val="0"/>
@@ -3565,7 +4094,7 @@
     </w:p>
     <w:p>
       <w:pPr>
-        <w:pStyle w:val="735"/>
+        <w:pStyle w:val="946"/>
         <w:widowControl w:val="true"/>
         <w:numPr>
           <w:ilvl w:val="0"/>
@@ -3580,7 +4109,7 @@
       </w:pPr>
       <w:r>
         <w:rPr>
-          <w:rStyle w:val="725"/>
+          <w:rStyle w:val="936"/>
           <w:rFonts w:ascii="Liberation Serif" w:hAnsi="Liberation Serif"/>
           <w:b w:val="0"/>
           <w:bCs w:val="0"/>
@@ -3591,7 +4120,7 @@
     </w:p>
     <w:p>
       <w:pPr>
-        <w:pStyle w:val="735"/>
+        <w:pStyle w:val="946"/>
         <w:widowControl w:val="true"/>
         <w:numPr>
           <w:ilvl w:val="0"/>
@@ -3617,10 +4146,15 @@
           <w:rFonts w:ascii="Liberation Serif" w:hAnsi="Liberation Serif"/>
         </w:rPr>
       </w:r>
+      <w:r>
+        <w:rPr>
+          <w:rFonts w:ascii="Liberation Serif" w:hAnsi="Liberation Serif"/>
+        </w:rPr>
+      </w:r>
     </w:p>
     <w:p>
       <w:pPr>
-        <w:pStyle w:val="735"/>
+        <w:pStyle w:val="946"/>
         <w:widowControl w:val="true"/>
         <w:numPr>
           <w:ilvl w:val="0"/>
@@ -3646,10 +4180,15 @@
           <w:rFonts w:ascii="Liberation Serif" w:hAnsi="Liberation Serif"/>
         </w:rPr>
       </w:r>
+      <w:r>
+        <w:rPr>
+          <w:rFonts w:ascii="Liberation Serif" w:hAnsi="Liberation Serif"/>
+        </w:rPr>
+      </w:r>
     </w:p>
     <w:p>
       <w:pPr>
-        <w:pStyle w:val="735"/>
+        <w:pStyle w:val="946"/>
         <w:widowControl w:val="true"/>
         <w:numPr>
           <w:ilvl w:val="0"/>
@@ -3675,10 +4214,15 @@
           <w:rFonts w:ascii="Liberation Serif" w:hAnsi="Liberation Serif"/>
         </w:rPr>
       </w:r>
+      <w:r>
+        <w:rPr>
+          <w:rFonts w:ascii="Liberation Serif" w:hAnsi="Liberation Serif"/>
+        </w:rPr>
+      </w:r>
     </w:p>
     <w:p>
       <w:pPr>
-        <w:pStyle w:val="735"/>
+        <w:pStyle w:val="946"/>
         <w:widowControl w:val="true"/>
         <w:numPr>
           <w:ilvl w:val="0"/>
@@ -3704,10 +4248,15 @@
           <w:rFonts w:ascii="Liberation Serif" w:hAnsi="Liberation Serif"/>
         </w:rPr>
       </w:r>
+      <w:r>
+        <w:rPr>
+          <w:rFonts w:ascii="Liberation Serif" w:hAnsi="Liberation Serif"/>
+        </w:rPr>
+      </w:r>
     </w:p>
     <w:p>
       <w:pPr>
-        <w:pStyle w:val="735"/>
+        <w:pStyle w:val="946"/>
         <w:widowControl w:val="true"/>
         <w:numPr>
           <w:ilvl w:val="0"/>
@@ -3733,10 +4282,15 @@
           <w:rFonts w:ascii="Liberation Serif" w:hAnsi="Liberation Serif"/>
         </w:rPr>
       </w:r>
+      <w:r>
+        <w:rPr>
+          <w:rFonts w:ascii="Liberation Serif" w:hAnsi="Liberation Serif"/>
+        </w:rPr>
+      </w:r>
     </w:p>
     <w:p>
       <w:pPr>
-        <w:pStyle w:val="735"/>
+        <w:pStyle w:val="946"/>
         <w:widowControl w:val="true"/>
         <w:numPr>
           <w:ilvl w:val="0"/>
@@ -3751,7 +4305,7 @@
       </w:pPr>
       <w:r>
         <w:rPr>
-          <w:rStyle w:val="725"/>
+          <w:rStyle w:val="936"/>
           <w:rFonts w:ascii="Liberation Serif" w:hAnsi="Liberation Serif"/>
           <w:b w:val="0"/>
           <w:bCs w:val="0"/>
@@ -3762,7 +4316,7 @@
     </w:p>
     <w:p>
       <w:pPr>
-        <w:pStyle w:val="735"/>
+        <w:pStyle w:val="946"/>
         <w:widowControl w:val="true"/>
         <w:numPr>
           <w:ilvl w:val="0"/>
@@ -3777,7 +4331,7 @@
       </w:pPr>
       <w:r>
         <w:rPr>
-          <w:rStyle w:val="725"/>
+          <w:rStyle w:val="936"/>
           <w:rFonts w:ascii="Liberation Serif" w:hAnsi="Liberation Serif"/>
           <w:b w:val="0"/>
           <w:bCs w:val="0"/>
@@ -3788,7 +4342,7 @@
     </w:p>
     <w:p>
       <w:pPr>
-        <w:pStyle w:val="735"/>
+        <w:pStyle w:val="946"/>
         <w:widowControl w:val="true"/>
         <w:numPr>
           <w:ilvl w:val="0"/>
@@ -3803,7 +4357,7 @@
       </w:pPr>
       <w:r>
         <w:rPr>
-          <w:rStyle w:val="725"/>
+          <w:rStyle w:val="936"/>
           <w:rFonts w:ascii="Liberation Serif" w:hAnsi="Liberation Serif"/>
           <w:b w:val="0"/>
           <w:bCs w:val="0"/>
@@ -3814,7 +4368,7 @@
     </w:p>
     <w:p>
       <w:pPr>
-        <w:pStyle w:val="735"/>
+        <w:pStyle w:val="946"/>
         <w:widowControl w:val="true"/>
         <w:numPr>
           <w:ilvl w:val="0"/>
@@ -3829,7 +4383,7 @@
       </w:pPr>
       <w:r>
         <w:rPr>
-          <w:rStyle w:val="725"/>
+          <w:rStyle w:val="936"/>
           <w:rFonts w:ascii="Liberation Serif" w:hAnsi="Liberation Serif"/>
           <w:b w:val="0"/>
           <w:bCs w:val="0"/>
@@ -3840,7 +4394,7 @@
     </w:p>
     <w:p>
       <w:pPr>
-        <w:pStyle w:val="735"/>
+        <w:pStyle w:val="946"/>
         <w:widowControl w:val="true"/>
         <w:numPr>
           <w:ilvl w:val="0"/>
@@ -3851,18 +4405,115 @@
         <w:spacing w:after="200" w:before="0" w:line="276" w:lineRule="auto"/>
         <w:ind w:firstLine="0" w:left="1080"/>
         <w:jc w:val="left"/>
-        <w:rPr/>
-      </w:pPr>
-      <w:r>
-        <w:rPr>
-          <w:rStyle w:val="725"/>
+        <w:rPr>
+          <w:rStyle w:val="936"/>
           <w:rFonts w:ascii="Liberation Serif" w:hAnsi="Liberation Serif"/>
           <w:b w:val="0"/>
           <w:bCs w:val="0"/>
+          <w:highlight w:val="none"/>
+        </w:rPr>
+      </w:pPr>
+      <w:r>
+        <w:rPr>
+          <w:rStyle w:val="936"/>
+          <w:rFonts w:ascii="Liberation Serif" w:hAnsi="Liberation Serif"/>
+          <w:b w:val="0"/>
+          <w:bCs w:val="0"/>
         </w:rPr>
         <w:t xml:space="preserve">-Gráficos visuales para facilitar la lectura de la información</w:t>
       </w:r>
       <w:r/>
+    </w:p>
+    <w:p>
+      <w:pPr>
+        <w:pStyle w:val="946"/>
+        <w:widowControl w:val="true"/>
+        <w:numPr>
+          <w:ilvl w:val="0"/>
+          <w:numId w:val="23"/>
+        </w:numPr>
+        <w:pBdr/>
+        <w:bidi w:val="false"/>
+        <w:spacing w:after="200" w:before="0" w:line="276" w:lineRule="auto"/>
+        <w:ind/>
+        <w:jc w:val="left"/>
+        <w:rPr/>
+      </w:pPr>
+      <w:r>
+        <w:rPr>
+          <w:rStyle w:val="936"/>
+          <w:rFonts w:ascii="Liberation Serif" w:hAnsi="Liberation Serif"/>
+          <w:b w:val="0"/>
+          <w:bCs w:val="0"/>
+          <w:highlight w:val="none"/>
+        </w:rPr>
+      </w:r>
+      <w:r>
+        <w:rPr>
+          <w:rStyle w:val="936"/>
+          <w:rFonts w:ascii="Liberation Serif" w:hAnsi="Liberation Serif"/>
+          <w:b w:val="0"/>
+          <w:bCs w:val="0"/>
+          <w:highlight w:val="none"/>
+        </w:rPr>
+      </w:r>
+      <w:r>
+        <w:t xml:space="preserve">Notificaciones y Comunicaciones:</w:t>
+      </w:r>
+      <w:r>
+        <w:rPr>
+          <w:rStyle w:val="936"/>
+          <w:rFonts w:ascii="Liberation Serif" w:hAnsi="Liberation Serif"/>
+          <w:b w:val="0"/>
+          <w:bCs w:val="0"/>
+          <w:highlight w:val="none"/>
+        </w:rPr>
+      </w:r>
+      <w:r/>
+    </w:p>
+    <w:p>
+      <w:pPr>
+        <w:pStyle w:val="946"/>
+        <w:widowControl w:val="true"/>
+        <w:pBdr/>
+        <w:bidi w:val="false"/>
+        <w:spacing w:after="200" w:before="0" w:line="276" w:lineRule="auto"/>
+        <w:ind w:firstLine="0" w:left="709"/>
+        <w:jc w:val="left"/>
+        <w:rPr/>
+      </w:pPr>
+      <w:r>
+        <w:rPr>
+          <w:rStyle w:val="936"/>
+          <w:rFonts w:ascii="Liberation Serif" w:hAnsi="Liberation Serif"/>
+          <w:b w:val="0"/>
+          <w:bCs w:val="0"/>
+          <w:highlight w:val="none"/>
+        </w:rPr>
+        <w:tab/>
+        <w:t xml:space="preserve">   -</w:t>
+      </w:r>
+      <w:r>
+        <w:t xml:space="preserve">Integración con servicio SMTP de Gmail para el envío automático de comprobantes y alertas de estado directamente al correo del cliente.</w:t>
+      </w:r>
+      <w:r>
+        <w:rPr>
+          <w:rStyle w:val="936"/>
+          <w:rFonts w:ascii="Liberation Serif" w:hAnsi="Liberation Serif"/>
+          <w:b w:val="0"/>
+          <w:bCs w:val="0"/>
+          <w:highlight w:val="none"/>
+        </w:rPr>
+      </w:r>
+      <w:r>
+        <w:rPr>
+          <w:rStyle w:val="936"/>
+          <w:rFonts w:ascii="Liberation Serif" w:hAnsi="Liberation Serif"/>
+          <w:b w:val="0"/>
+          <w:bCs w:val="0"/>
+          <w:highlight w:val="none"/>
+        </w:rPr>
+      </w:r>
     </w:p>
     <w:sectPr>
       <w:footnotePr/>
@@ -3886,7 +4537,6 @@
         <w:ind/>
         <w:rPr/>
       </w:pPr>
-      <w:r/>
       <w:r>
         <w:separator/>
       </w:r>
@@ -3901,7 +4551,6 @@
         <w:ind/>
         <w:rPr/>
       </w:pPr>
-      <w:r/>
       <w:r>
         <w:continuationSeparator/>
       </w:r>
@@ -3921,7 +4570,6 @@
         <w:ind/>
         <w:rPr/>
       </w:pPr>
-      <w:r/>
       <w:r>
         <w:separator/>
       </w:r>
@@ -3936,7 +4584,6 @@
         <w:ind/>
         <w:rPr/>
       </w:pPr>
-      <w:r/>
       <w:r>
         <w:continuationSeparator/>
       </w:r>
@@ -3962,7 +4609,7 @@
         <w:spacing/>
         <w:ind w:hanging="360" w:left="360"/>
       </w:pPr>
-      <w:pStyle w:val="750"/>
+      <w:pStyle w:val="961"/>
       <w:rPr>
         <w:rFonts w:hint="default" w:ascii="Symbol" w:hAnsi="Symbol" w:cs="Symbol"/>
       </w:rPr>
@@ -4120,7 +4767,7 @@
         <w:spacing/>
         <w:ind w:hanging="360" w:left="720"/>
       </w:pPr>
-      <w:pStyle w:val="751"/>
+      <w:pStyle w:val="962"/>
       <w:rPr>
         <w:rFonts w:hint="default" w:ascii="Symbol" w:hAnsi="Symbol" w:cs="Symbol"/>
       </w:rPr>
@@ -4278,7 +4925,7 @@
         <w:spacing/>
         <w:ind w:hanging="360" w:left="1080"/>
       </w:pPr>
-      <w:pStyle w:val="752"/>
+      <w:pStyle w:val="963"/>
       <w:rPr>
         <w:rFonts w:hint="default" w:ascii="Symbol" w:hAnsi="Symbol" w:cs="Symbol"/>
       </w:rPr>
@@ -4436,7 +5083,7 @@
         <w:spacing/>
         <w:ind w:hanging="360" w:left="360"/>
       </w:pPr>
-      <w:pStyle w:val="753"/>
+      <w:pStyle w:val="964"/>
       <w:rPr/>
       <w:start w:val="1"/>
       <w:suff w:val="tab"/>
@@ -4592,7 +5239,7 @@
         <w:spacing/>
         <w:ind w:hanging="360" w:left="720"/>
       </w:pPr>
-      <w:pStyle w:val="754"/>
+      <w:pStyle w:val="965"/>
       <w:rPr/>
       <w:start w:val="1"/>
       <w:suff w:val="tab"/>
@@ -4748,7 +5395,7 @@
         <w:spacing/>
         <w:ind w:hanging="360" w:left="1080"/>
       </w:pPr>
-      <w:pStyle w:val="755"/>
+      <w:pStyle w:val="966"/>
       <w:rPr/>
       <w:start w:val="1"/>
       <w:suff w:val="tab"/>
@@ -7476,6 +8123,153 @@
         <w:pBdr/>
         <w:spacing/>
         <w:ind w:hanging="360" w:left="6480"/>
+      </w:pPr>
+      <w:rPr>
+        <w:rFonts w:hint="default" w:ascii="Wingdings" w:hAnsi="Wingdings" w:eastAsia="Wingdings" w:cs="Wingdings"/>
+      </w:rPr>
+      <w:start w:val="1"/>
+      <w:suff w:val="tab"/>
+    </w:lvl>
+  </w:abstractNum>
+  <w:abstractNum w:abstractNumId="22">
+    <w:nsid w:val="34E6EB69"/>
+    <w:lvl w:ilvl="0">
+      <w:isLgl w:val="false"/>
+      <w:lvlJc w:val="left"/>
+      <w:lvlText w:val="·"/>
+      <w:numFmt w:val="bullet"/>
+      <w:pPr>
+        <w:pBdr/>
+        <w:spacing/>
+        <w:ind w:hanging="360" w:left="709"/>
+      </w:pPr>
+      <w:rPr>
+        <w:rFonts w:hint="default" w:ascii="Symbol" w:hAnsi="Symbol" w:eastAsia="Symbol" w:cs="Symbol"/>
+      </w:rPr>
+      <w:start w:val="1"/>
+      <w:suff w:val="tab"/>
+    </w:lvl>
+    <w:lvl w:ilvl="1">
+      <w:isLgl w:val="false"/>
+      <w:lvlJc w:val="left"/>
+      <w:lvlText w:val="o"/>
+      <w:numFmt w:val="bullet"/>
+      <w:pPr>
+        <w:pBdr/>
+        <w:spacing/>
+        <w:ind w:hanging="360" w:left="1429"/>
+      </w:pPr>
+      <w:rPr>
+        <w:rFonts w:hint="default" w:ascii="Courier New" w:hAnsi="Courier New" w:eastAsia="Courier New" w:cs="Courier New"/>
+      </w:rPr>
+      <w:start w:val="1"/>
+      <w:suff w:val="tab"/>
+    </w:lvl>
+    <w:lvl w:ilvl="2">
+      <w:isLgl w:val="false"/>
+      <w:lvlJc w:val="left"/>
+      <w:lvlText w:val="§"/>
+      <w:numFmt w:val="bullet"/>
+      <w:pPr>
+        <w:pBdr/>
+        <w:spacing/>
+        <w:ind w:hanging="360" w:left="2149"/>
+      </w:pPr>
+      <w:rPr>
+        <w:rFonts w:hint="default" w:ascii="Wingdings" w:hAnsi="Wingdings" w:eastAsia="Wingdings" w:cs="Wingdings"/>
+      </w:rPr>
+      <w:start w:val="1"/>
+      <w:suff w:val="tab"/>
+    </w:lvl>
+    <w:lvl w:ilvl="3">
+      <w:isLgl w:val="false"/>
+      <w:lvlJc w:val="left"/>
+      <w:lvlText w:val="·"/>
+      <w:numFmt w:val="bullet"/>
+      <w:pPr>
+        <w:pBdr/>
+        <w:spacing/>
+        <w:ind w:hanging="360" w:left="2869"/>
+      </w:pPr>
+      <w:rPr>
+        <w:rFonts w:hint="default" w:ascii="Symbol" w:hAnsi="Symbol" w:eastAsia="Symbol" w:cs="Symbol"/>
+      </w:rPr>
+      <w:start w:val="1"/>
+      <w:suff w:val="tab"/>
+    </w:lvl>
+    <w:lvl w:ilvl="4">
+      <w:isLgl w:val="false"/>
+      <w:lvlJc w:val="left"/>
+      <w:lvlText w:val="o"/>
+      <w:numFmt w:val="bullet"/>
+      <w:pPr>
+        <w:pBdr/>
+        <w:spacing/>
+        <w:ind w:hanging="360" w:left="3589"/>
+      </w:pPr>
+      <w:rPr>
+        <w:rFonts w:hint="default" w:ascii="Courier New" w:hAnsi="Courier New" w:eastAsia="Courier New" w:cs="Courier New"/>
+      </w:rPr>
+      <w:start w:val="1"/>
+      <w:suff w:val="tab"/>
+    </w:lvl>
+    <w:lvl w:ilvl="5">
+      <w:isLgl w:val="false"/>
+      <w:lvlJc w:val="left"/>
+      <w:lvlText w:val="§"/>
+      <w:numFmt w:val="bullet"/>
+      <w:pPr>
+        <w:pBdr/>
+        <w:spacing/>
+        <w:ind w:hanging="360" w:left="4309"/>
+      </w:pPr>
+      <w:rPr>
+        <w:rFonts w:hint="default" w:ascii="Wingdings" w:hAnsi="Wingdings" w:eastAsia="Wingdings" w:cs="Wingdings"/>
+      </w:rPr>
+      <w:start w:val="1"/>
+      <w:suff w:val="tab"/>
+    </w:lvl>
+    <w:lvl w:ilvl="6">
+      <w:isLgl w:val="false"/>
+      <w:lvlJc w:val="left"/>
+      <w:lvlText w:val="·"/>
+      <w:numFmt w:val="bullet"/>
+      <w:pPr>
+        <w:pBdr/>
+        <w:spacing/>
+        <w:ind w:hanging="360" w:left="5029"/>
+      </w:pPr>
+      <w:rPr>
+        <w:rFonts w:hint="default" w:ascii="Symbol" w:hAnsi="Symbol" w:eastAsia="Symbol" w:cs="Symbol"/>
+      </w:rPr>
+      <w:start w:val="1"/>
+      <w:suff w:val="tab"/>
+    </w:lvl>
+    <w:lvl w:ilvl="7">
+      <w:isLgl w:val="false"/>
+      <w:lvlJc w:val="left"/>
+      <w:lvlText w:val="o"/>
+      <w:numFmt w:val="bullet"/>
+      <w:pPr>
+        <w:pBdr/>
+        <w:spacing/>
+        <w:ind w:hanging="360" w:left="5749"/>
+      </w:pPr>
+      <w:rPr>
+        <w:rFonts w:hint="default" w:ascii="Courier New" w:hAnsi="Courier New" w:eastAsia="Courier New" w:cs="Courier New"/>
+      </w:rPr>
+      <w:start w:val="1"/>
+      <w:suff w:val="tab"/>
+    </w:lvl>
+    <w:lvl w:ilvl="8">
+      <w:isLgl w:val="false"/>
+      <w:lvlJc w:val="left"/>
+      <w:lvlText w:val="§"/>
+      <w:numFmt w:val="bullet"/>
+      <w:pPr>
+        <w:pBdr/>
+        <w:spacing/>
+        <w:ind w:hanging="360" w:left="6469"/>
       </w:pPr>
       <w:rPr>
         <w:rFonts w:hint="default" w:ascii="Wingdings" w:hAnsi="Wingdings" w:eastAsia="Wingdings" w:cs="Wingdings"/>
@@ -7549,6 +8343,9 @@
   </w:num>
   <w:num w:numId="22">
     <w:abstractNumId w:val="21"/>
+  </w:num>
+  <w:num w:numId="23">
+    <w:abstractNumId w:val="22"/>
   </w:num>
 </w:numbering>
 </file>
@@ -7711,7 +8508,7 @@
     <w:lsdException w:name="Bibliography" w:uiPriority="37"/>
     <w:lsdException w:name="TOC Heading" w:uiPriority="39" w:qFormat="1"/>
   </w:latentStyles>
-  <w:style w:type="table" w:styleId="11" w:default="1">
+  <w:style w:type="table" w:styleId="745" w:default="1">
     <w:name w:val="Normal Table"/>
     <w:uiPriority w:val="99"/>
     <w:semiHidden/>
@@ -7904,9 +8701,9 @@
       </w:tcPr>
     </w:tblStylePr>
   </w:style>
-  <w:style w:type="table" w:styleId="12">
+  <w:style w:type="table" w:styleId="746">
     <w:name w:val="Table Grid"/>
-    <w:basedOn w:val="11"/>
+    <w:basedOn w:val="745"/>
     <w:uiPriority w:val="59"/>
     <w:pPr>
       <w:pBdr/>
@@ -8103,9 +8900,9 @@
       </w:tcPr>
     </w:tblStylePr>
   </w:style>
-  <w:style w:type="table" w:styleId="13">
+  <w:style w:type="table" w:styleId="747">
     <w:name w:val="Table Grid Light"/>
-    <w:basedOn w:val="11"/>
+    <w:basedOn w:val="745"/>
     <w:uiPriority w:val="59"/>
     <w:pPr>
       <w:pBdr/>
@@ -8302,9 +9099,9 @@
       </w:tcPr>
     </w:tblStylePr>
   </w:style>
-  <w:style w:type="table" w:styleId="14">
+  <w:style w:type="table" w:styleId="748">
     <w:name w:val="Plain Table 1"/>
-    <w:basedOn w:val="11"/>
+    <w:basedOn w:val="745"/>
     <w:uiPriority w:val="59"/>
     <w:pPr>
       <w:pBdr/>
@@ -8527,9 +9324,9 @@
       </w:tcPr>
     </w:tblStylePr>
   </w:style>
-  <w:style w:type="table" w:styleId="15">
+  <w:style w:type="table" w:styleId="749">
     <w:name w:val="Plain Table 2"/>
-    <w:basedOn w:val="11"/>
+    <w:basedOn w:val="745"/>
     <w:uiPriority w:val="59"/>
     <w:pPr>
       <w:pBdr/>
@@ -8760,9 +9557,9 @@
       </w:tcPr>
     </w:tblStylePr>
   </w:style>
-  <w:style w:type="table" w:styleId="16">
+  <w:style w:type="table" w:styleId="750">
     <w:name w:val="Plain Table 3"/>
-    <w:basedOn w:val="11"/>
+    <w:basedOn w:val="745"/>
     <w:uiPriority w:val="99"/>
     <w:pPr>
       <w:pBdr/>
@@ -8990,9 +9787,9 @@
       </w:tcPr>
     </w:tblStylePr>
   </w:style>
-  <w:style w:type="table" w:styleId="17">
+  <w:style w:type="table" w:styleId="751">
     <w:name w:val="Plain Table 4"/>
-    <w:basedOn w:val="11"/>
+    <w:basedOn w:val="745"/>
     <w:uiPriority w:val="99"/>
     <w:pPr>
       <w:pBdr/>
@@ -9206,9 +10003,9 @@
       </w:tcPr>
     </w:tblStylePr>
   </w:style>
-  <w:style w:type="table" w:styleId="18">
+  <w:style w:type="table" w:styleId="752">
     <w:name w:val="Plain Table 5"/>
-    <w:basedOn w:val="11"/>
+    <w:basedOn w:val="745"/>
     <w:uiPriority w:val="99"/>
     <w:pPr>
       <w:pBdr/>
@@ -9439,9 +10236,9 @@
       </w:tcPr>
     </w:tblStylePr>
   </w:style>
-  <w:style w:type="table" w:styleId="19">
+  <w:style w:type="table" w:styleId="753">
     <w:name w:val="Grid Table 1 Light"/>
-    <w:basedOn w:val="11"/>
+    <w:basedOn w:val="745"/>
     <w:uiPriority w:val="99"/>
     <w:pPr>
       <w:pBdr/>
@@ -9662,9 +10459,9 @@
       </w:tcPr>
     </w:tblStylePr>
   </w:style>
-  <w:style w:type="table" w:styleId="20">
+  <w:style w:type="table" w:styleId="754">
     <w:name w:val="Grid Table 1 Light - Accent 1"/>
-    <w:basedOn w:val="11"/>
+    <w:basedOn w:val="745"/>
     <w:uiPriority w:val="99"/>
     <w:pPr>
       <w:pBdr/>
@@ -9885,9 +10682,9 @@
       </w:tcPr>
     </w:tblStylePr>
   </w:style>
-  <w:style w:type="table" w:styleId="21">
+  <w:style w:type="table" w:styleId="755">
     <w:name w:val="Grid Table 1 Light - Accent 2"/>
-    <w:basedOn w:val="11"/>
+    <w:basedOn w:val="745"/>
     <w:uiPriority w:val="99"/>
     <w:pPr>
       <w:pBdr/>
@@ -10108,9 +10905,9 @@
       </w:tcPr>
     </w:tblStylePr>
   </w:style>
-  <w:style w:type="table" w:styleId="22">
+  <w:style w:type="table" w:styleId="756">
     <w:name w:val="Grid Table 1 Light - Accent 3"/>
-    <w:basedOn w:val="11"/>
+    <w:basedOn w:val="745"/>
     <w:uiPriority w:val="99"/>
     <w:pPr>
       <w:pBdr/>
@@ -10331,9 +11128,9 @@
       </w:tcPr>
     </w:tblStylePr>
   </w:style>
-  <w:style w:type="table" w:styleId="23">
+  <w:style w:type="table" w:styleId="757">
     <w:name w:val="Grid Table 1 Light - Accent 4"/>
-    <w:basedOn w:val="11"/>
+    <w:basedOn w:val="745"/>
     <w:uiPriority w:val="99"/>
     <w:pPr>
       <w:pBdr/>
@@ -10554,9 +11351,9 @@
       </w:tcPr>
     </w:tblStylePr>
   </w:style>
-  <w:style w:type="table" w:styleId="24">
+  <w:style w:type="table" w:styleId="758">
     <w:name w:val="Grid Table 1 Light - Accent 5"/>
-    <w:basedOn w:val="11"/>
+    <w:basedOn w:val="745"/>
     <w:uiPriority w:val="99"/>
     <w:pPr>
       <w:pBdr/>
@@ -10777,9 +11574,9 @@
       </w:tcPr>
     </w:tblStylePr>
   </w:style>
-  <w:style w:type="table" w:styleId="25">
+  <w:style w:type="table" w:styleId="759">
     <w:name w:val="Grid Table 1 Light - Accent 6"/>
-    <w:basedOn w:val="11"/>
+    <w:basedOn w:val="745"/>
     <w:uiPriority w:val="99"/>
     <w:pPr>
       <w:pBdr/>
@@ -11000,9 +11797,9 @@
       </w:tcPr>
     </w:tblStylePr>
   </w:style>
-  <w:style w:type="table" w:styleId="26">
+  <w:style w:type="table" w:styleId="760">
     <w:name w:val="Grid Table 2"/>
-    <w:basedOn w:val="11"/>
+    <w:basedOn w:val="745"/>
     <w:uiPriority w:val="99"/>
     <w:pPr>
       <w:pBdr/>
@@ -11232,9 +12029,9 @@
       </w:tcPr>
     </w:tblStylePr>
   </w:style>
-  <w:style w:type="table" w:styleId="27">
+  <w:style w:type="table" w:styleId="761">
     <w:name w:val="Grid Table 2 - Accent 1"/>
-    <w:basedOn w:val="11"/>
+    <w:basedOn w:val="745"/>
     <w:uiPriority w:val="99"/>
     <w:pPr>
       <w:pBdr/>
@@ -11464,9 +12261,9 @@
       </w:tcPr>
     </w:tblStylePr>
   </w:style>
-  <w:style w:type="table" w:styleId="28">
+  <w:style w:type="table" w:styleId="762">
     <w:name w:val="Grid Table 2 - Accent 2"/>
-    <w:basedOn w:val="11"/>
+    <w:basedOn w:val="745"/>
     <w:uiPriority w:val="99"/>
     <w:pPr>
       <w:pBdr/>
@@ -11696,9 +12493,9 @@
       </w:tcPr>
     </w:tblStylePr>
   </w:style>
-  <w:style w:type="table" w:styleId="29">
+  <w:style w:type="table" w:styleId="763">
     <w:name w:val="Grid Table 2 - Accent 3"/>
-    <w:basedOn w:val="11"/>
+    <w:basedOn w:val="745"/>
     <w:uiPriority w:val="99"/>
     <w:pPr>
       <w:pBdr/>
@@ -11928,9 +12725,9 @@
       </w:tcPr>
     </w:tblStylePr>
   </w:style>
-  <w:style w:type="table" w:styleId="30">
+  <w:style w:type="table" w:styleId="764">
     <w:name w:val="Grid Table 2 - Accent 4"/>
-    <w:basedOn w:val="11"/>
+    <w:basedOn w:val="745"/>
     <w:uiPriority w:val="99"/>
     <w:pPr>
       <w:pBdr/>
@@ -12160,9 +12957,9 @@
       </w:tcPr>
     </w:tblStylePr>
   </w:style>
-  <w:style w:type="table" w:styleId="31">
+  <w:style w:type="table" w:styleId="765">
     <w:name w:val="Grid Table 2 - Accent 5"/>
-    <w:basedOn w:val="11"/>
+    <w:basedOn w:val="745"/>
     <w:uiPriority w:val="99"/>
     <w:pPr>
       <w:pBdr/>
@@ -12392,9 +13189,9 @@
       </w:tcPr>
     </w:tblStylePr>
   </w:style>
-  <w:style w:type="table" w:styleId="32">
+  <w:style w:type="table" w:styleId="766">
     <w:name w:val="Grid Table 2 - Accent 6"/>
-    <w:basedOn w:val="11"/>
+    <w:basedOn w:val="745"/>
     <w:uiPriority w:val="99"/>
     <w:pPr>
       <w:pBdr/>
@@ -12624,9 +13421,9 @@
       </w:tcPr>
     </w:tblStylePr>
   </w:style>
-  <w:style w:type="table" w:styleId="33">
+  <w:style w:type="table" w:styleId="767">
     <w:name w:val="Grid Table 3"/>
-    <w:basedOn w:val="11"/>
+    <w:basedOn w:val="745"/>
     <w:uiPriority w:val="99"/>
     <w:pPr>
       <w:pBdr/>
@@ -12725,29 +13522,6 @@
         <w:tblBorders/>
       </w:tblPr>
       <w:tcPr>
-        <w:shd w:color="ffffff"/>
-        <w:tcBorders>
-          <w:top w:val="none" w:color="000000" w:sz="4" w:space="0"/>
-          <w:left w:val="none" w:color="000000" w:sz="4" w:space="0"/>
-          <w:bottom w:val="none" w:color="000000" w:sz="4" w:space="0"/>
-          <w:right w:val="none" w:color="000000" w:sz="4" w:space="0"/>
-        </w:tcBorders>
-      </w:tcPr>
-    </w:tblStylePr>
-    <w:tblStylePr w:type="firstRow">
-      <w:rPr>
-        <w:b/>
-        <w:color w:val="404040"/>
-      </w:rPr>
-      <w:pPr>
-        <w:pBdr/>
-        <w:spacing/>
-        <w:ind/>
-      </w:pPr>
-      <w:tblPr>
-        <w:tblBorders/>
-      </w:tblPr>
-      <w:tcPr>
         <w:shd w:val="clear" w:color="ffffff"/>
         <w:tcBorders>
           <w:top w:val="none" w:color="000000" w:sz="4" w:space="0"/>
@@ -12757,30 +13531,7 @@
         </w:tcBorders>
       </w:tcPr>
     </w:tblStylePr>
-    <w:tblStylePr w:type="lastCol">
-      <w:rPr>
-        <w:i/>
-        <w:color w:val="404040"/>
-      </w:rPr>
-      <w:pPr>
-        <w:pBdr/>
-        <w:spacing/>
-        <w:ind/>
-      </w:pPr>
-      <w:tblPr>
-        <w:tblBorders/>
-      </w:tblPr>
-      <w:tcPr>
-        <w:shd w:color="ffffff"/>
-        <w:tcBorders>
-          <w:top w:val="none" w:color="000000" w:sz="4" w:space="0"/>
-          <w:left w:val="none" w:color="000000" w:sz="4" w:space="0"/>
-          <w:bottom w:val="none" w:color="000000" w:sz="4" w:space="0"/>
-          <w:right w:val="none" w:color="000000" w:sz="4" w:space="0"/>
-        </w:tcBorders>
-      </w:tcPr>
-    </w:tblStylePr>
-    <w:tblStylePr w:type="lastRow">
+    <w:tblStylePr w:type="firstRow">
       <w:rPr>
         <w:b/>
         <w:color w:val="404040"/>
@@ -12803,6 +13554,52 @@
         </w:tcBorders>
       </w:tcPr>
     </w:tblStylePr>
+    <w:tblStylePr w:type="lastCol">
+      <w:rPr>
+        <w:i/>
+        <w:color w:val="404040"/>
+      </w:rPr>
+      <w:pPr>
+        <w:pBdr/>
+        <w:spacing/>
+        <w:ind/>
+      </w:pPr>
+      <w:tblPr>
+        <w:tblBorders/>
+      </w:tblPr>
+      <w:tcPr>
+        <w:shd w:val="clear" w:color="ffffff"/>
+        <w:tcBorders>
+          <w:top w:val="none" w:color="000000" w:sz="4" w:space="0"/>
+          <w:left w:val="none" w:color="000000" w:sz="4" w:space="0"/>
+          <w:bottom w:val="none" w:color="000000" w:sz="4" w:space="0"/>
+          <w:right w:val="none" w:color="000000" w:sz="4" w:space="0"/>
+        </w:tcBorders>
+      </w:tcPr>
+    </w:tblStylePr>
+    <w:tblStylePr w:type="lastRow">
+      <w:rPr>
+        <w:b/>
+        <w:color w:val="404040"/>
+      </w:rPr>
+      <w:pPr>
+        <w:pBdr/>
+        <w:spacing/>
+        <w:ind/>
+      </w:pPr>
+      <w:tblPr>
+        <w:tblBorders/>
+      </w:tblPr>
+      <w:tcPr>
+        <w:shd w:val="clear" w:color="ffffff"/>
+        <w:tcBorders>
+          <w:top w:val="none" w:color="000000" w:sz="4" w:space="0"/>
+          <w:left w:val="none" w:color="000000" w:sz="4" w:space="0"/>
+          <w:bottom w:val="none" w:color="000000" w:sz="4" w:space="0"/>
+          <w:right w:val="none" w:color="000000" w:sz="4" w:space="0"/>
+        </w:tcBorders>
+      </w:tcPr>
+    </w:tblStylePr>
     <w:tblStylePr w:type="nwCell">
       <w:pPr>
         <w:pBdr/>
@@ -12869,9 +13666,9 @@
       </w:tcPr>
     </w:tblStylePr>
   </w:style>
-  <w:style w:type="table" w:styleId="34">
+  <w:style w:type="table" w:styleId="768">
     <w:name w:val="Grid Table 3 - Accent 1"/>
-    <w:basedOn w:val="11"/>
+    <w:basedOn w:val="745"/>
     <w:uiPriority w:val="99"/>
     <w:pPr>
       <w:pBdr/>
@@ -12970,29 +13767,6 @@
         <w:tblBorders/>
       </w:tblPr>
       <w:tcPr>
-        <w:shd w:color="ffffff"/>
-        <w:tcBorders>
-          <w:top w:val="none" w:color="000000" w:sz="4" w:space="0"/>
-          <w:left w:val="none" w:color="000000" w:sz="4" w:space="0"/>
-          <w:bottom w:val="none" w:color="000000" w:sz="4" w:space="0"/>
-          <w:right w:val="none" w:color="000000" w:sz="4" w:space="0"/>
-        </w:tcBorders>
-      </w:tcPr>
-    </w:tblStylePr>
-    <w:tblStylePr w:type="firstRow">
-      <w:rPr>
-        <w:b/>
-        <w:color w:val="404040"/>
-      </w:rPr>
-      <w:pPr>
-        <w:pBdr/>
-        <w:spacing/>
-        <w:ind/>
-      </w:pPr>
-      <w:tblPr>
-        <w:tblBorders/>
-      </w:tblPr>
-      <w:tcPr>
         <w:shd w:val="clear" w:color="ffffff"/>
         <w:tcBorders>
           <w:top w:val="none" w:color="000000" w:sz="4" w:space="0"/>
@@ -13002,30 +13776,7 @@
         </w:tcBorders>
       </w:tcPr>
     </w:tblStylePr>
-    <w:tblStylePr w:type="lastCol">
-      <w:rPr>
-        <w:i/>
-        <w:color w:val="404040"/>
-      </w:rPr>
-      <w:pPr>
-        <w:pBdr/>
-        <w:spacing/>
-        <w:ind/>
-      </w:pPr>
-      <w:tblPr>
-        <w:tblBorders/>
-      </w:tblPr>
-      <w:tcPr>
-        <w:shd w:color="ffffff"/>
-        <w:tcBorders>
-          <w:top w:val="none" w:color="000000" w:sz="4" w:space="0"/>
-          <w:left w:val="none" w:color="000000" w:sz="4" w:space="0"/>
-          <w:bottom w:val="none" w:color="000000" w:sz="4" w:space="0"/>
-          <w:right w:val="none" w:color="000000" w:sz="4" w:space="0"/>
-        </w:tcBorders>
-      </w:tcPr>
-    </w:tblStylePr>
-    <w:tblStylePr w:type="lastRow">
+    <w:tblStylePr w:type="firstRow">
       <w:rPr>
         <w:b/>
         <w:color w:val="404040"/>
@@ -13048,6 +13799,52 @@
         </w:tcBorders>
       </w:tcPr>
     </w:tblStylePr>
+    <w:tblStylePr w:type="lastCol">
+      <w:rPr>
+        <w:i/>
+        <w:color w:val="404040"/>
+      </w:rPr>
+      <w:pPr>
+        <w:pBdr/>
+        <w:spacing/>
+        <w:ind/>
+      </w:pPr>
+      <w:tblPr>
+        <w:tblBorders/>
+      </w:tblPr>
+      <w:tcPr>
+        <w:shd w:val="clear" w:color="ffffff"/>
+        <w:tcBorders>
+          <w:top w:val="none" w:color="000000" w:sz="4" w:space="0"/>
+          <w:left w:val="none" w:color="000000" w:sz="4" w:space="0"/>
+          <w:bottom w:val="none" w:color="000000" w:sz="4" w:space="0"/>
+          <w:right w:val="none" w:color="000000" w:sz="4" w:space="0"/>
+        </w:tcBorders>
+      </w:tcPr>
+    </w:tblStylePr>
+    <w:tblStylePr w:type="lastRow">
+      <w:rPr>
+        <w:b/>
+        <w:color w:val="404040"/>
+      </w:rPr>
+      <w:pPr>
+        <w:pBdr/>
+        <w:spacing/>
+        <w:ind/>
+      </w:pPr>
+      <w:tblPr>
+        <w:tblBorders/>
+      </w:tblPr>
+      <w:tcPr>
+        <w:shd w:val="clear" w:color="ffffff"/>
+        <w:tcBorders>
+          <w:top w:val="none" w:color="000000" w:sz="4" w:space="0"/>
+          <w:left w:val="none" w:color="000000" w:sz="4" w:space="0"/>
+          <w:bottom w:val="none" w:color="000000" w:sz="4" w:space="0"/>
+          <w:right w:val="none" w:color="000000" w:sz="4" w:space="0"/>
+        </w:tcBorders>
+      </w:tcPr>
+    </w:tblStylePr>
     <w:tblStylePr w:type="nwCell">
       <w:pPr>
         <w:pBdr/>
@@ -13114,9 +13911,9 @@
       </w:tcPr>
     </w:tblStylePr>
   </w:style>
-  <w:style w:type="table" w:styleId="35">
+  <w:style w:type="table" w:styleId="769">
     <w:name w:val="Grid Table 3 - Accent 2"/>
-    <w:basedOn w:val="11"/>
+    <w:basedOn w:val="745"/>
     <w:uiPriority w:val="99"/>
     <w:pPr>
       <w:pBdr/>
@@ -13215,29 +14012,6 @@
         <w:tblBorders/>
       </w:tblPr>
       <w:tcPr>
-        <w:shd w:color="ffffff"/>
-        <w:tcBorders>
-          <w:top w:val="none" w:color="000000" w:sz="4" w:space="0"/>
-          <w:left w:val="none" w:color="000000" w:sz="4" w:space="0"/>
-          <w:bottom w:val="none" w:color="000000" w:sz="4" w:space="0"/>
-          <w:right w:val="none" w:color="000000" w:sz="4" w:space="0"/>
-        </w:tcBorders>
-      </w:tcPr>
-    </w:tblStylePr>
-    <w:tblStylePr w:type="firstRow">
-      <w:rPr>
-        <w:b/>
-        <w:color w:val="404040"/>
-      </w:rPr>
-      <w:pPr>
-        <w:pBdr/>
-        <w:spacing/>
-        <w:ind/>
-      </w:pPr>
-      <w:tblPr>
-        <w:tblBorders/>
-      </w:tblPr>
-      <w:tcPr>
         <w:shd w:val="clear" w:color="ffffff"/>
         <w:tcBorders>
           <w:top w:val="none" w:color="000000" w:sz="4" w:space="0"/>
@@ -13247,30 +14021,7 @@
         </w:tcBorders>
       </w:tcPr>
     </w:tblStylePr>
-    <w:tblStylePr w:type="lastCol">
-      <w:rPr>
-        <w:i/>
-        <w:color w:val="404040"/>
-      </w:rPr>
-      <w:pPr>
-        <w:pBdr/>
-        <w:spacing/>
-        <w:ind/>
-      </w:pPr>
-      <w:tblPr>
-        <w:tblBorders/>
-      </w:tblPr>
-      <w:tcPr>
-        <w:shd w:color="ffffff"/>
-        <w:tcBorders>
-          <w:top w:val="none" w:color="000000" w:sz="4" w:space="0"/>
-          <w:left w:val="none" w:color="000000" w:sz="4" w:space="0"/>
-          <w:bottom w:val="none" w:color="000000" w:sz="4" w:space="0"/>
-          <w:right w:val="none" w:color="000000" w:sz="4" w:space="0"/>
-        </w:tcBorders>
-      </w:tcPr>
-    </w:tblStylePr>
-    <w:tblStylePr w:type="lastRow">
+    <w:tblStylePr w:type="firstRow">
       <w:rPr>
         <w:b/>
         <w:color w:val="404040"/>
@@ -13293,6 +14044,52 @@
         </w:tcBorders>
       </w:tcPr>
     </w:tblStylePr>
+    <w:tblStylePr w:type="lastCol">
+      <w:rPr>
+        <w:i/>
+        <w:color w:val="404040"/>
+      </w:rPr>
+      <w:pPr>
+        <w:pBdr/>
+        <w:spacing/>
+        <w:ind/>
+      </w:pPr>
+      <w:tblPr>
+        <w:tblBorders/>
+      </w:tblPr>
+      <w:tcPr>
+        <w:shd w:val="clear" w:color="ffffff"/>
+        <w:tcBorders>
+          <w:top w:val="none" w:color="000000" w:sz="4" w:space="0"/>
+          <w:left w:val="none" w:color="000000" w:sz="4" w:space="0"/>
+          <w:bottom w:val="none" w:color="000000" w:sz="4" w:space="0"/>
+          <w:right w:val="none" w:color="000000" w:sz="4" w:space="0"/>
+        </w:tcBorders>
+      </w:tcPr>
+    </w:tblStylePr>
+    <w:tblStylePr w:type="lastRow">
+      <w:rPr>
+        <w:b/>
+        <w:color w:val="404040"/>
+      </w:rPr>
+      <w:pPr>
+        <w:pBdr/>
+        <w:spacing/>
+        <w:ind/>
+      </w:pPr>
+      <w:tblPr>
+        <w:tblBorders/>
+      </w:tblPr>
+      <w:tcPr>
+        <w:shd w:val="clear" w:color="ffffff"/>
+        <w:tcBorders>
+          <w:top w:val="none" w:color="000000" w:sz="4" w:space="0"/>
+          <w:left w:val="none" w:color="000000" w:sz="4" w:space="0"/>
+          <w:bottom w:val="none" w:color="000000" w:sz="4" w:space="0"/>
+          <w:right w:val="none" w:color="000000" w:sz="4" w:space="0"/>
+        </w:tcBorders>
+      </w:tcPr>
+    </w:tblStylePr>
     <w:tblStylePr w:type="nwCell">
       <w:pPr>
         <w:pBdr/>
@@ -13359,9 +14156,9 @@
       </w:tcPr>
     </w:tblStylePr>
   </w:style>
-  <w:style w:type="table" w:styleId="36">
+  <w:style w:type="table" w:styleId="770">
     <w:name w:val="Grid Table 3 - Accent 3"/>
-    <w:basedOn w:val="11"/>
+    <w:basedOn w:val="745"/>
     <w:uiPriority w:val="99"/>
     <w:pPr>
       <w:pBdr/>
@@ -13460,29 +14257,6 @@
         <w:tblBorders/>
       </w:tblPr>
       <w:tcPr>
-        <w:shd w:color="ffffff"/>
-        <w:tcBorders>
-          <w:top w:val="none" w:color="000000" w:sz="4" w:space="0"/>
-          <w:left w:val="none" w:color="000000" w:sz="4" w:space="0"/>
-          <w:bottom w:val="none" w:color="000000" w:sz="4" w:space="0"/>
-          <w:right w:val="none" w:color="000000" w:sz="4" w:space="0"/>
-        </w:tcBorders>
-      </w:tcPr>
-    </w:tblStylePr>
-    <w:tblStylePr w:type="firstRow">
-      <w:rPr>
-        <w:b/>
-        <w:color w:val="404040"/>
-      </w:rPr>
-      <w:pPr>
-        <w:pBdr/>
-        <w:spacing/>
-        <w:ind/>
-      </w:pPr>
-      <w:tblPr>
-        <w:tblBorders/>
-      </w:tblPr>
-      <w:tcPr>
         <w:shd w:val="clear" w:color="ffffff"/>
         <w:tcBorders>
           <w:top w:val="none" w:color="000000" w:sz="4" w:space="0"/>
@@ -13492,30 +14266,7 @@
         </w:tcBorders>
       </w:tcPr>
     </w:tblStylePr>
-    <w:tblStylePr w:type="lastCol">
-      <w:rPr>
-        <w:i/>
-        <w:color w:val="404040"/>
-      </w:rPr>
-      <w:pPr>
-        <w:pBdr/>
-        <w:spacing/>
-        <w:ind/>
-      </w:pPr>
-      <w:tblPr>
-        <w:tblBorders/>
-      </w:tblPr>
-      <w:tcPr>
-        <w:shd w:color="ffffff"/>
-        <w:tcBorders>
-          <w:top w:val="none" w:color="000000" w:sz="4" w:space="0"/>
-          <w:left w:val="none" w:color="000000" w:sz="4" w:space="0"/>
-          <w:bottom w:val="none" w:color="000000" w:sz="4" w:space="0"/>
-          <w:right w:val="none" w:color="000000" w:sz="4" w:space="0"/>
-        </w:tcBorders>
-      </w:tcPr>
-    </w:tblStylePr>
-    <w:tblStylePr w:type="lastRow">
+    <w:tblStylePr w:type="firstRow">
       <w:rPr>
         <w:b/>
         <w:color w:val="404040"/>
@@ -13538,6 +14289,52 @@
         </w:tcBorders>
       </w:tcPr>
     </w:tblStylePr>
+    <w:tblStylePr w:type="lastCol">
+      <w:rPr>
+        <w:i/>
+        <w:color w:val="404040"/>
+      </w:rPr>
+      <w:pPr>
+        <w:pBdr/>
+        <w:spacing/>
+        <w:ind/>
+      </w:pPr>
+      <w:tblPr>
+        <w:tblBorders/>
+      </w:tblPr>
+      <w:tcPr>
+        <w:shd w:val="clear" w:color="ffffff"/>
+        <w:tcBorders>
+          <w:top w:val="none" w:color="000000" w:sz="4" w:space="0"/>
+          <w:left w:val="none" w:color="000000" w:sz="4" w:space="0"/>
+          <w:bottom w:val="none" w:color="000000" w:sz="4" w:space="0"/>
+          <w:right w:val="none" w:color="000000" w:sz="4" w:space="0"/>
+        </w:tcBorders>
+      </w:tcPr>
+    </w:tblStylePr>
+    <w:tblStylePr w:type="lastRow">
+      <w:rPr>
+        <w:b/>
+        <w:color w:val="404040"/>
+      </w:rPr>
+      <w:pPr>
+        <w:pBdr/>
+        <w:spacing/>
+        <w:ind/>
+      </w:pPr>
+      <w:tblPr>
+        <w:tblBorders/>
+      </w:tblPr>
+      <w:tcPr>
+        <w:shd w:val="clear" w:color="ffffff"/>
+        <w:tcBorders>
+          <w:top w:val="none" w:color="000000" w:sz="4" w:space="0"/>
+          <w:left w:val="none" w:color="000000" w:sz="4" w:space="0"/>
+          <w:bottom w:val="none" w:color="000000" w:sz="4" w:space="0"/>
+          <w:right w:val="none" w:color="000000" w:sz="4" w:space="0"/>
+        </w:tcBorders>
+      </w:tcPr>
+    </w:tblStylePr>
     <w:tblStylePr w:type="nwCell">
       <w:pPr>
         <w:pBdr/>
@@ -13604,9 +14401,9 @@
       </w:tcPr>
     </w:tblStylePr>
   </w:style>
-  <w:style w:type="table" w:styleId="37">
+  <w:style w:type="table" w:styleId="771">
     <w:name w:val="Grid Table 3 - Accent 4"/>
-    <w:basedOn w:val="11"/>
+    <w:basedOn w:val="745"/>
     <w:uiPriority w:val="99"/>
     <w:pPr>
       <w:pBdr/>
@@ -13705,29 +14502,6 @@
         <w:tblBorders/>
       </w:tblPr>
       <w:tcPr>
-        <w:shd w:color="ffffff"/>
-        <w:tcBorders>
-          <w:top w:val="none" w:color="000000" w:sz="4" w:space="0"/>
-          <w:left w:val="none" w:color="000000" w:sz="4" w:space="0"/>
-          <w:bottom w:val="none" w:color="000000" w:sz="4" w:space="0"/>
-          <w:right w:val="none" w:color="000000" w:sz="4" w:space="0"/>
-        </w:tcBorders>
-      </w:tcPr>
-    </w:tblStylePr>
-    <w:tblStylePr w:type="firstRow">
-      <w:rPr>
-        <w:b/>
-        <w:color w:val="404040"/>
-      </w:rPr>
-      <w:pPr>
-        <w:pBdr/>
-        <w:spacing/>
-        <w:ind/>
-      </w:pPr>
-      <w:tblPr>
-        <w:tblBorders/>
-      </w:tblPr>
-      <w:tcPr>
         <w:shd w:val="clear" w:color="ffffff"/>
         <w:tcBorders>
           <w:top w:val="none" w:color="000000" w:sz="4" w:space="0"/>
@@ -13737,30 +14511,7 @@
         </w:tcBorders>
       </w:tcPr>
     </w:tblStylePr>
-    <w:tblStylePr w:type="lastCol">
-      <w:rPr>
-        <w:i/>
-        <w:color w:val="404040"/>
-      </w:rPr>
-      <w:pPr>
-        <w:pBdr/>
-        <w:spacing/>
-        <w:ind/>
-      </w:pPr>
-      <w:tblPr>
-        <w:tblBorders/>
-      </w:tblPr>
-      <w:tcPr>
-        <w:shd w:color="ffffff"/>
-        <w:tcBorders>
-          <w:top w:val="none" w:color="000000" w:sz="4" w:space="0"/>
-          <w:left w:val="none" w:color="000000" w:sz="4" w:space="0"/>
-          <w:bottom w:val="none" w:color="000000" w:sz="4" w:space="0"/>
-          <w:right w:val="none" w:color="000000" w:sz="4" w:space="0"/>
-        </w:tcBorders>
-      </w:tcPr>
-    </w:tblStylePr>
-    <w:tblStylePr w:type="lastRow">
+    <w:tblStylePr w:type="firstRow">
       <w:rPr>
         <w:b/>
         <w:color w:val="404040"/>
@@ -13783,6 +14534,52 @@
         </w:tcBorders>
       </w:tcPr>
     </w:tblStylePr>
+    <w:tblStylePr w:type="lastCol">
+      <w:rPr>
+        <w:i/>
+        <w:color w:val="404040"/>
+      </w:rPr>
+      <w:pPr>
+        <w:pBdr/>
+        <w:spacing/>
+        <w:ind/>
+      </w:pPr>
+      <w:tblPr>
+        <w:tblBorders/>
+      </w:tblPr>
+      <w:tcPr>
+        <w:shd w:val="clear" w:color="ffffff"/>
+        <w:tcBorders>
+          <w:top w:val="none" w:color="000000" w:sz="4" w:space="0"/>
+          <w:left w:val="none" w:color="000000" w:sz="4" w:space="0"/>
+          <w:bottom w:val="none" w:color="000000" w:sz="4" w:space="0"/>
+          <w:right w:val="none" w:color="000000" w:sz="4" w:space="0"/>
+        </w:tcBorders>
+      </w:tcPr>
+    </w:tblStylePr>
+    <w:tblStylePr w:type="lastRow">
+      <w:rPr>
+        <w:b/>
+        <w:color w:val="404040"/>
+      </w:rPr>
+      <w:pPr>
+        <w:pBdr/>
+        <w:spacing/>
+        <w:ind/>
+      </w:pPr>
+      <w:tblPr>
+        <w:tblBorders/>
+      </w:tblPr>
+      <w:tcPr>
+        <w:shd w:val="clear" w:color="ffffff"/>
+        <w:tcBorders>
+          <w:top w:val="none" w:color="000000" w:sz="4" w:space="0"/>
+          <w:left w:val="none" w:color="000000" w:sz="4" w:space="0"/>
+          <w:bottom w:val="none" w:color="000000" w:sz="4" w:space="0"/>
+          <w:right w:val="none" w:color="000000" w:sz="4" w:space="0"/>
+        </w:tcBorders>
+      </w:tcPr>
+    </w:tblStylePr>
     <w:tblStylePr w:type="nwCell">
       <w:pPr>
         <w:pBdr/>
@@ -13849,9 +14646,9 @@
       </w:tcPr>
     </w:tblStylePr>
   </w:style>
-  <w:style w:type="table" w:styleId="38">
+  <w:style w:type="table" w:styleId="772">
     <w:name w:val="Grid Table 3 - Accent 5"/>
-    <w:basedOn w:val="11"/>
+    <w:basedOn w:val="745"/>
     <w:uiPriority w:val="99"/>
     <w:pPr>
       <w:pBdr/>
@@ -13950,29 +14747,6 @@
         <w:tblBorders/>
       </w:tblPr>
       <w:tcPr>
-        <w:shd w:color="ffffff"/>
-        <w:tcBorders>
-          <w:top w:val="none" w:color="000000" w:sz="4" w:space="0"/>
-          <w:left w:val="none" w:color="000000" w:sz="4" w:space="0"/>
-          <w:bottom w:val="none" w:color="000000" w:sz="4" w:space="0"/>
-          <w:right w:val="none" w:color="000000" w:sz="4" w:space="0"/>
-        </w:tcBorders>
-      </w:tcPr>
-    </w:tblStylePr>
-    <w:tblStylePr w:type="firstRow">
-      <w:rPr>
-        <w:b/>
-        <w:color w:val="404040"/>
-      </w:rPr>
-      <w:pPr>
-        <w:pBdr/>
-        <w:spacing/>
-        <w:ind/>
-      </w:pPr>
-      <w:tblPr>
-        <w:tblBorders/>
-      </w:tblPr>
-      <w:tcPr>
         <w:shd w:val="clear" w:color="ffffff"/>
         <w:tcBorders>
           <w:top w:val="none" w:color="000000" w:sz="4" w:space="0"/>
@@ -13982,30 +14756,7 @@
         </w:tcBorders>
       </w:tcPr>
     </w:tblStylePr>
-    <w:tblStylePr w:type="lastCol">
-      <w:rPr>
-        <w:i/>
-        <w:color w:val="404040"/>
-      </w:rPr>
-      <w:pPr>
-        <w:pBdr/>
-        <w:spacing/>
-        <w:ind/>
-      </w:pPr>
-      <w:tblPr>
-        <w:tblBorders/>
-      </w:tblPr>
-      <w:tcPr>
-        <w:shd w:color="ffffff"/>
-        <w:tcBorders>
-          <w:top w:val="none" w:color="000000" w:sz="4" w:space="0"/>
-          <w:left w:val="none" w:color="000000" w:sz="4" w:space="0"/>
-          <w:bottom w:val="none" w:color="000000" w:sz="4" w:space="0"/>
-          <w:right w:val="none" w:color="000000" w:sz="4" w:space="0"/>
-        </w:tcBorders>
-      </w:tcPr>
-    </w:tblStylePr>
-    <w:tblStylePr w:type="lastRow">
+    <w:tblStylePr w:type="firstRow">
       <w:rPr>
         <w:b/>
         <w:color w:val="404040"/>
@@ -14028,6 +14779,52 @@
         </w:tcBorders>
       </w:tcPr>
     </w:tblStylePr>
+    <w:tblStylePr w:type="lastCol">
+      <w:rPr>
+        <w:i/>
+        <w:color w:val="404040"/>
+      </w:rPr>
+      <w:pPr>
+        <w:pBdr/>
+        <w:spacing/>
+        <w:ind/>
+      </w:pPr>
+      <w:tblPr>
+        <w:tblBorders/>
+      </w:tblPr>
+      <w:tcPr>
+        <w:shd w:val="clear" w:color="ffffff"/>
+        <w:tcBorders>
+          <w:top w:val="none" w:color="000000" w:sz="4" w:space="0"/>
+          <w:left w:val="none" w:color="000000" w:sz="4" w:space="0"/>
+          <w:bottom w:val="none" w:color="000000" w:sz="4" w:space="0"/>
+          <w:right w:val="none" w:color="000000" w:sz="4" w:space="0"/>
+        </w:tcBorders>
+      </w:tcPr>
+    </w:tblStylePr>
+    <w:tblStylePr w:type="lastRow">
+      <w:rPr>
+        <w:b/>
+        <w:color w:val="404040"/>
+      </w:rPr>
+      <w:pPr>
+        <w:pBdr/>
+        <w:spacing/>
+        <w:ind/>
+      </w:pPr>
+      <w:tblPr>
+        <w:tblBorders/>
+      </w:tblPr>
+      <w:tcPr>
+        <w:shd w:val="clear" w:color="ffffff"/>
+        <w:tcBorders>
+          <w:top w:val="none" w:color="000000" w:sz="4" w:space="0"/>
+          <w:left w:val="none" w:color="000000" w:sz="4" w:space="0"/>
+          <w:bottom w:val="none" w:color="000000" w:sz="4" w:space="0"/>
+          <w:right w:val="none" w:color="000000" w:sz="4" w:space="0"/>
+        </w:tcBorders>
+      </w:tcPr>
+    </w:tblStylePr>
     <w:tblStylePr w:type="nwCell">
       <w:pPr>
         <w:pBdr/>
@@ -14094,9 +14891,9 @@
       </w:tcPr>
     </w:tblStylePr>
   </w:style>
-  <w:style w:type="table" w:styleId="39">
+  <w:style w:type="table" w:styleId="773">
     <w:name w:val="Grid Table 3 - Accent 6"/>
-    <w:basedOn w:val="11"/>
+    <w:basedOn w:val="745"/>
     <w:uiPriority w:val="99"/>
     <w:pPr>
       <w:pBdr/>
@@ -14195,29 +14992,6 @@
         <w:tblBorders/>
       </w:tblPr>
       <w:tcPr>
-        <w:shd w:color="ffffff"/>
-        <w:tcBorders>
-          <w:top w:val="none" w:color="000000" w:sz="4" w:space="0"/>
-          <w:left w:val="none" w:color="000000" w:sz="4" w:space="0"/>
-          <w:bottom w:val="none" w:color="000000" w:sz="4" w:space="0"/>
-          <w:right w:val="none" w:color="000000" w:sz="4" w:space="0"/>
-        </w:tcBorders>
-      </w:tcPr>
-    </w:tblStylePr>
-    <w:tblStylePr w:type="firstRow">
-      <w:rPr>
-        <w:b/>
-        <w:color w:val="404040"/>
-      </w:rPr>
-      <w:pPr>
-        <w:pBdr/>
-        <w:spacing/>
-        <w:ind/>
-      </w:pPr>
-      <w:tblPr>
-        <w:tblBorders/>
-      </w:tblPr>
-      <w:tcPr>
         <w:shd w:val="clear" w:color="ffffff"/>
         <w:tcBorders>
           <w:top w:val="none" w:color="000000" w:sz="4" w:space="0"/>
@@ -14227,30 +15001,7 @@
         </w:tcBorders>
       </w:tcPr>
     </w:tblStylePr>
-    <w:tblStylePr w:type="lastCol">
-      <w:rPr>
-        <w:i/>
-        <w:color w:val="404040"/>
-      </w:rPr>
-      <w:pPr>
-        <w:pBdr/>
-        <w:spacing/>
-        <w:ind/>
-      </w:pPr>
-      <w:tblPr>
-        <w:tblBorders/>
-      </w:tblPr>
-      <w:tcPr>
-        <w:shd w:color="ffffff"/>
-        <w:tcBorders>
-          <w:top w:val="none" w:color="000000" w:sz="4" w:space="0"/>
-          <w:left w:val="none" w:color="000000" w:sz="4" w:space="0"/>
-          <w:bottom w:val="none" w:color="000000" w:sz="4" w:space="0"/>
-          <w:right w:val="none" w:color="000000" w:sz="4" w:space="0"/>
-        </w:tcBorders>
-      </w:tcPr>
-    </w:tblStylePr>
-    <w:tblStylePr w:type="lastRow">
+    <w:tblStylePr w:type="firstRow">
       <w:rPr>
         <w:b/>
         <w:color w:val="404040"/>
@@ -14273,6 +15024,52 @@
         </w:tcBorders>
       </w:tcPr>
     </w:tblStylePr>
+    <w:tblStylePr w:type="lastCol">
+      <w:rPr>
+        <w:i/>
+        <w:color w:val="404040"/>
+      </w:rPr>
+      <w:pPr>
+        <w:pBdr/>
+        <w:spacing/>
+        <w:ind/>
+      </w:pPr>
+      <w:tblPr>
+        <w:tblBorders/>
+      </w:tblPr>
+      <w:tcPr>
+        <w:shd w:val="clear" w:color="ffffff"/>
+        <w:tcBorders>
+          <w:top w:val="none" w:color="000000" w:sz="4" w:space="0"/>
+          <w:left w:val="none" w:color="000000" w:sz="4" w:space="0"/>
+          <w:bottom w:val="none" w:color="000000" w:sz="4" w:space="0"/>
+          <w:right w:val="none" w:color="000000" w:sz="4" w:space="0"/>
+        </w:tcBorders>
+      </w:tcPr>
+    </w:tblStylePr>
+    <w:tblStylePr w:type="lastRow">
+      <w:rPr>
+        <w:b/>
+        <w:color w:val="404040"/>
+      </w:rPr>
+      <w:pPr>
+        <w:pBdr/>
+        <w:spacing/>
+        <w:ind/>
+      </w:pPr>
+      <w:tblPr>
+        <w:tblBorders/>
+      </w:tblPr>
+      <w:tcPr>
+        <w:shd w:val="clear" w:color="ffffff"/>
+        <w:tcBorders>
+          <w:top w:val="none" w:color="000000" w:sz="4" w:space="0"/>
+          <w:left w:val="none" w:color="000000" w:sz="4" w:space="0"/>
+          <w:bottom w:val="none" w:color="000000" w:sz="4" w:space="0"/>
+          <w:right w:val="none" w:color="000000" w:sz="4" w:space="0"/>
+        </w:tcBorders>
+      </w:tcPr>
+    </w:tblStylePr>
     <w:tblStylePr w:type="nwCell">
       <w:pPr>
         <w:pBdr/>
@@ -14339,9 +15136,9 @@
       </w:tcPr>
     </w:tblStylePr>
   </w:style>
-  <w:style w:type="table" w:styleId="40">
+  <w:style w:type="table" w:styleId="774">
     <w:name w:val="Grid Table 4"/>
-    <w:basedOn w:val="11"/>
+    <w:basedOn w:val="745"/>
     <w:uiPriority w:val="59"/>
     <w:pPr>
       <w:pBdr/>
@@ -14572,9 +15369,9 @@
       </w:tcPr>
     </w:tblStylePr>
   </w:style>
-  <w:style w:type="table" w:styleId="41">
+  <w:style w:type="table" w:styleId="775">
     <w:name w:val="Grid Table 4 - Accent 1"/>
-    <w:basedOn w:val="11"/>
+    <w:basedOn w:val="745"/>
     <w:uiPriority w:val="59"/>
     <w:pPr>
       <w:pBdr/>
@@ -14805,9 +15602,9 @@
       </w:tcPr>
     </w:tblStylePr>
   </w:style>
-  <w:style w:type="table" w:styleId="42">
+  <w:style w:type="table" w:styleId="776">
     <w:name w:val="Grid Table 4 - Accent 2"/>
-    <w:basedOn w:val="11"/>
+    <w:basedOn w:val="745"/>
     <w:uiPriority w:val="59"/>
     <w:pPr>
       <w:pBdr/>
@@ -15038,9 +15835,9 @@
       </w:tcPr>
     </w:tblStylePr>
   </w:style>
-  <w:style w:type="table" w:styleId="43">
+  <w:style w:type="table" w:styleId="777">
     <w:name w:val="Grid Table 4 - Accent 3"/>
-    <w:basedOn w:val="11"/>
+    <w:basedOn w:val="745"/>
     <w:uiPriority w:val="59"/>
     <w:pPr>
       <w:pBdr/>
@@ -15271,9 +16068,9 @@
       </w:tcPr>
     </w:tblStylePr>
   </w:style>
-  <w:style w:type="table" w:styleId="44">
+  <w:style w:type="table" w:styleId="778">
     <w:name w:val="Grid Table 4 - Accent 4"/>
-    <w:basedOn w:val="11"/>
+    <w:basedOn w:val="745"/>
     <w:uiPriority w:val="59"/>
     <w:pPr>
       <w:pBdr/>
@@ -15504,9 +16301,9 @@
       </w:tcPr>
     </w:tblStylePr>
   </w:style>
-  <w:style w:type="table" w:styleId="45">
+  <w:style w:type="table" w:styleId="779">
     <w:name w:val="Grid Table 4 - Accent 5"/>
-    <w:basedOn w:val="11"/>
+    <w:basedOn w:val="745"/>
     <w:uiPriority w:val="59"/>
     <w:pPr>
       <w:pBdr/>
@@ -15737,9 +16534,9 @@
       </w:tcPr>
     </w:tblStylePr>
   </w:style>
-  <w:style w:type="table" w:styleId="46">
+  <w:style w:type="table" w:styleId="780">
     <w:name w:val="Grid Table 4 - Accent 6"/>
-    <w:basedOn w:val="11"/>
+    <w:basedOn w:val="745"/>
     <w:uiPriority w:val="59"/>
     <w:pPr>
       <w:pBdr/>
@@ -15970,9 +16767,9 @@
       </w:tcPr>
     </w:tblStylePr>
   </w:style>
-  <w:style w:type="table" w:styleId="47">
+  <w:style w:type="table" w:styleId="781">
     <w:name w:val="Grid Table 5 Dark"/>
-    <w:basedOn w:val="11"/>
+    <w:basedOn w:val="745"/>
     <w:uiPriority w:val="99"/>
     <w:pPr>
       <w:pBdr/>
@@ -16198,9 +16995,9 @@
       </w:tcPr>
     </w:tblStylePr>
   </w:style>
-  <w:style w:type="table" w:styleId="48">
+  <w:style w:type="table" w:styleId="782">
     <w:name w:val="Grid Table 5 Dark- Accent 1"/>
-    <w:basedOn w:val="11"/>
+    <w:basedOn w:val="745"/>
     <w:uiPriority w:val="99"/>
     <w:pPr>
       <w:pBdr/>
@@ -16426,9 +17223,9 @@
       </w:tcPr>
     </w:tblStylePr>
   </w:style>
-  <w:style w:type="table" w:styleId="49">
+  <w:style w:type="table" w:styleId="783">
     <w:name w:val="Grid Table 5 Dark - Accent 2"/>
-    <w:basedOn w:val="11"/>
+    <w:basedOn w:val="745"/>
     <w:uiPriority w:val="99"/>
     <w:pPr>
       <w:pBdr/>
@@ -16654,9 +17451,9 @@
       </w:tcPr>
     </w:tblStylePr>
   </w:style>
-  <w:style w:type="table" w:styleId="50">
+  <w:style w:type="table" w:styleId="784">
     <w:name w:val="Grid Table 5 Dark - Accent 3"/>
-    <w:basedOn w:val="11"/>
+    <w:basedOn w:val="745"/>
     <w:uiPriority w:val="99"/>
     <w:pPr>
       <w:pBdr/>
@@ -16882,9 +17679,9 @@
       </w:tcPr>
     </w:tblStylePr>
   </w:style>
-  <w:style w:type="table" w:styleId="51">
+  <w:style w:type="table" w:styleId="785">
     <w:name w:val="Grid Table 5 Dark- Accent 4"/>
-    <w:basedOn w:val="11"/>
+    <w:basedOn w:val="745"/>
     <w:uiPriority w:val="99"/>
     <w:pPr>
       <w:pBdr/>
@@ -17110,9 +17907,9 @@
       </w:tcPr>
     </w:tblStylePr>
   </w:style>
-  <w:style w:type="table" w:styleId="52">
+  <w:style w:type="table" w:styleId="786">
     <w:name w:val="Grid Table 5 Dark - Accent 5"/>
-    <w:basedOn w:val="11"/>
+    <w:basedOn w:val="745"/>
     <w:uiPriority w:val="99"/>
     <w:pPr>
       <w:pBdr/>
@@ -17338,9 +18135,9 @@
       </w:tcPr>
     </w:tblStylePr>
   </w:style>
-  <w:style w:type="table" w:styleId="53">
+  <w:style w:type="table" w:styleId="787">
     <w:name w:val="Grid Table 5 Dark - Accent 6"/>
-    <w:basedOn w:val="11"/>
+    <w:basedOn w:val="745"/>
     <w:uiPriority w:val="99"/>
     <w:pPr>
       <w:pBdr/>
@@ -17566,9 +18363,9 @@
       </w:tcPr>
     </w:tblStylePr>
   </w:style>
-  <w:style w:type="table" w:styleId="54">
+  <w:style w:type="table" w:styleId="788">
     <w:name w:val="Grid Table 6 Colorful"/>
-    <w:basedOn w:val="11"/>
+    <w:basedOn w:val="745"/>
     <w:uiPriority w:val="99"/>
     <w:pPr>
       <w:pBdr/>
@@ -17796,9 +18593,9 @@
       </w:tcPr>
     </w:tblStylePr>
   </w:style>
-  <w:style w:type="table" w:styleId="55">
+  <w:style w:type="table" w:styleId="789">
     <w:name w:val="Grid Table 6 Colorful - Accent 1"/>
-    <w:basedOn w:val="11"/>
+    <w:basedOn w:val="745"/>
     <w:uiPriority w:val="99"/>
     <w:pPr>
       <w:pBdr/>
@@ -18026,9 +18823,9 @@
       </w:tcPr>
     </w:tblStylePr>
   </w:style>
-  <w:style w:type="table" w:styleId="56">
+  <w:style w:type="table" w:styleId="790">
     <w:name w:val="Grid Table 6 Colorful - Accent 2"/>
-    <w:basedOn w:val="11"/>
+    <w:basedOn w:val="745"/>
     <w:uiPriority w:val="99"/>
     <w:pPr>
       <w:pBdr/>
@@ -18256,9 +19053,9 @@
       </w:tcPr>
     </w:tblStylePr>
   </w:style>
-  <w:style w:type="table" w:styleId="57">
+  <w:style w:type="table" w:styleId="791">
     <w:name w:val="Grid Table 6 Colorful - Accent 3"/>
-    <w:basedOn w:val="11"/>
+    <w:basedOn w:val="745"/>
     <w:uiPriority w:val="99"/>
     <w:pPr>
       <w:pBdr/>
@@ -18486,9 +19283,9 @@
       </w:tcPr>
     </w:tblStylePr>
   </w:style>
-  <w:style w:type="table" w:styleId="58">
+  <w:style w:type="table" w:styleId="792">
     <w:name w:val="Grid Table 6 Colorful - Accent 4"/>
-    <w:basedOn w:val="11"/>
+    <w:basedOn w:val="745"/>
     <w:uiPriority w:val="99"/>
     <w:pPr>
       <w:pBdr/>
@@ -18716,9 +19513,9 @@
       </w:tcPr>
     </w:tblStylePr>
   </w:style>
-  <w:style w:type="table" w:styleId="59">
+  <w:style w:type="table" w:styleId="793">
     <w:name w:val="Grid Table 6 Colorful - Accent 5"/>
-    <w:basedOn w:val="11"/>
+    <w:basedOn w:val="745"/>
     <w:uiPriority w:val="99"/>
     <w:pPr>
       <w:pBdr/>
@@ -18946,9 +19743,9 @@
       </w:tcPr>
     </w:tblStylePr>
   </w:style>
-  <w:style w:type="table" w:styleId="60">
+  <w:style w:type="table" w:styleId="794">
     <w:name w:val="Grid Table 6 Colorful - Accent 6"/>
-    <w:basedOn w:val="11"/>
+    <w:basedOn w:val="745"/>
     <w:uiPriority w:val="99"/>
     <w:pPr>
       <w:pBdr/>
@@ -19176,9 +19973,9 @@
       </w:tcPr>
     </w:tblStylePr>
   </w:style>
-  <w:style w:type="table" w:styleId="61">
+  <w:style w:type="table" w:styleId="795">
     <w:name w:val="Grid Table 7 Colorful"/>
-    <w:basedOn w:val="11"/>
+    <w:basedOn w:val="745"/>
     <w:uiPriority w:val="99"/>
     <w:pPr>
       <w:pBdr/>
@@ -19280,11 +20077,11 @@
         <w:tblBorders/>
       </w:tblPr>
       <w:tcPr>
-        <w:shd w:color="ffffff"/>
+        <w:shd w:val="clear" w:color="ffffff"/>
         <w:tcBorders>
-          <w:top w:val="none"/>
-          <w:left w:val="none"/>
-          <w:bottom w:val="none"/>
+          <w:top w:val="none" w:color="000000" w:sz="4" w:space="0"/>
+          <w:left w:val="none" w:color="000000" w:sz="4" w:space="0"/>
+          <w:bottom w:val="none" w:color="000000" w:sz="4" w:space="0"/>
           <w:right w:val="single" w:color="000000" w:themeColor="text1" w:themeTint="80" w:sz="4" w:space="0"/>
         </w:tcBorders>
       </w:tcPr>
@@ -19307,10 +20104,10 @@
       <w:tcPr>
         <w:shd w:val="clear" w:color="ffffff" w:themeColor="light1" w:fill="ffffff" w:themeFill="light1"/>
         <w:tcBorders>
-          <w:top w:val="none"/>
-          <w:left w:val="none"/>
+          <w:top w:val="none" w:color="000000" w:sz="4" w:space="0"/>
+          <w:left w:val="none" w:color="000000" w:sz="4" w:space="0"/>
           <w:bottom w:val="single" w:color="000000" w:themeColor="text1" w:themeTint="80" w:sz="4" w:space="0"/>
-          <w:right w:val="none"/>
+          <w:right w:val="none" w:color="000000" w:sz="4" w:space="0"/>
         </w:tcBorders>
       </w:tcPr>
     </w:tblStylePr>
@@ -19330,12 +20127,12 @@
         <w:tblBorders/>
       </w:tblPr>
       <w:tcPr>
-        <w:shd w:color="ffffff"/>
+        <w:shd w:val="clear" w:color="ffffff"/>
         <w:tcBorders>
-          <w:top w:val="none"/>
+          <w:top w:val="none" w:color="000000" w:sz="4" w:space="0"/>
           <w:left w:val="single" w:color="000000" w:themeColor="text1" w:themeTint="80" w:sz="4" w:space="0"/>
-          <w:bottom w:val="none"/>
-          <w:right w:val="none"/>
+          <w:bottom w:val="none" w:color="000000" w:sz="4" w:space="0"/>
+          <w:right w:val="none" w:color="000000" w:sz="4" w:space="0"/>
         </w:tcBorders>
       </w:tcPr>
     </w:tblStylePr>
@@ -19358,9 +20155,9 @@
         <w:shd w:val="clear" w:color="ffffff" w:themeColor="light1" w:fill="ffffff" w:themeFill="light1"/>
         <w:tcBorders>
           <w:top w:val="single" w:color="000000" w:themeColor="text1" w:themeTint="80" w:sz="4" w:space="0"/>
-          <w:left w:val="none"/>
-          <w:bottom w:val="none"/>
-          <w:right w:val="none"/>
+          <w:left w:val="none" w:color="000000" w:sz="4" w:space="0"/>
+          <w:bottom w:val="none" w:color="000000" w:sz="4" w:space="0"/>
+          <w:right w:val="none" w:color="000000" w:sz="4" w:space="0"/>
         </w:tcBorders>
       </w:tcPr>
     </w:tblStylePr>
@@ -19430,9 +20227,9 @@
       </w:tcPr>
     </w:tblStylePr>
   </w:style>
-  <w:style w:type="table" w:styleId="62">
+  <w:style w:type="table" w:styleId="796">
     <w:name w:val="Grid Table 7 Colorful - Accent 1"/>
-    <w:basedOn w:val="11"/>
+    <w:basedOn w:val="745"/>
     <w:uiPriority w:val="99"/>
     <w:pPr>
       <w:pBdr/>
@@ -19534,11 +20331,11 @@
         <w:tblBorders/>
       </w:tblPr>
       <w:tcPr>
-        <w:shd w:color="ffffff"/>
+        <w:shd w:val="clear" w:color="ffffff"/>
         <w:tcBorders>
-          <w:top w:val="none"/>
-          <w:left w:val="none"/>
-          <w:bottom w:val="none"/>
+          <w:top w:val="none" w:color="000000" w:sz="4" w:space="0"/>
+          <w:left w:val="none" w:color="000000" w:sz="4" w:space="0"/>
+          <w:bottom w:val="none" w:color="000000" w:sz="4" w:space="0"/>
           <w:right w:val="single" w:color="000000" w:themeColor="accent1" w:themeTint="80" w:sz="4" w:space="0"/>
         </w:tcBorders>
       </w:tcPr>
@@ -19561,10 +20358,10 @@
       <w:tcPr>
         <w:shd w:val="clear" w:color="ffffff" w:themeColor="light1" w:fill="ffffff" w:themeFill="light1"/>
         <w:tcBorders>
-          <w:top w:val="none"/>
-          <w:left w:val="none"/>
+          <w:top w:val="none" w:color="000000" w:sz="4" w:space="0"/>
+          <w:left w:val="none" w:color="000000" w:sz="4" w:space="0"/>
           <w:bottom w:val="single" w:color="000000" w:themeColor="accent1" w:themeTint="80" w:sz="4" w:space="0"/>
-          <w:right w:val="none"/>
+          <w:right w:val="none" w:color="000000" w:sz="4" w:space="0"/>
         </w:tcBorders>
       </w:tcPr>
     </w:tblStylePr>
@@ -19584,12 +20381,12 @@
         <w:tblBorders/>
       </w:tblPr>
       <w:tcPr>
-        <w:shd w:color="ffffff"/>
+        <w:shd w:val="clear" w:color="ffffff"/>
         <w:tcBorders>
-          <w:top w:val="none"/>
+          <w:top w:val="none" w:color="000000" w:sz="4" w:space="0"/>
           <w:left w:val="single" w:color="000000" w:themeColor="accent1" w:themeTint="80" w:sz="4" w:space="0"/>
-          <w:bottom w:val="none"/>
-          <w:right w:val="none"/>
+          <w:bottom w:val="none" w:color="000000" w:sz="4" w:space="0"/>
+          <w:right w:val="none" w:color="000000" w:sz="4" w:space="0"/>
         </w:tcBorders>
       </w:tcPr>
     </w:tblStylePr>
@@ -19612,9 +20409,9 @@
         <w:shd w:val="clear" w:color="ffffff" w:themeColor="light1" w:fill="ffffff" w:themeFill="light1"/>
         <w:tcBorders>
           <w:top w:val="single" w:color="000000" w:themeColor="accent1" w:themeTint="80" w:sz="4" w:space="0"/>
-          <w:left w:val="none"/>
-          <w:bottom w:val="none"/>
-          <w:right w:val="none"/>
+          <w:left w:val="none" w:color="000000" w:sz="4" w:space="0"/>
+          <w:bottom w:val="none" w:color="000000" w:sz="4" w:space="0"/>
+          <w:right w:val="none" w:color="000000" w:sz="4" w:space="0"/>
         </w:tcBorders>
       </w:tcPr>
     </w:tblStylePr>
@@ -19684,9 +20481,9 @@
       </w:tcPr>
     </w:tblStylePr>
   </w:style>
-  <w:style w:type="table" w:styleId="63">
+  <w:style w:type="table" w:styleId="797">
     <w:name w:val="Grid Table 7 Colorful - Accent 2"/>
-    <w:basedOn w:val="11"/>
+    <w:basedOn w:val="745"/>
     <w:uiPriority w:val="99"/>
     <w:pPr>
       <w:pBdr/>
@@ -19788,11 +20585,11 @@
         <w:tblBorders/>
       </w:tblPr>
       <w:tcPr>
-        <w:shd w:color="ffffff"/>
+        <w:shd w:val="clear" w:color="ffffff"/>
         <w:tcBorders>
-          <w:top w:val="none"/>
-          <w:left w:val="none"/>
-          <w:bottom w:val="none"/>
+          <w:top w:val="none" w:color="000000" w:sz="4" w:space="0"/>
+          <w:left w:val="none" w:color="000000" w:sz="4" w:space="0"/>
+          <w:bottom w:val="none" w:color="000000" w:sz="4" w:space="0"/>
           <w:right w:val="single" w:color="000000" w:themeColor="accent2" w:themeTint="97" w:sz="4" w:space="0"/>
         </w:tcBorders>
       </w:tcPr>
@@ -19815,10 +20612,10 @@
       <w:tcPr>
         <w:shd w:val="clear" w:color="ffffff" w:themeColor="light1" w:fill="ffffff" w:themeFill="light1"/>
         <w:tcBorders>
-          <w:top w:val="none"/>
-          <w:left w:val="none"/>
+          <w:top w:val="none" w:color="000000" w:sz="4" w:space="0"/>
+          <w:left w:val="none" w:color="000000" w:sz="4" w:space="0"/>
           <w:bottom w:val="single" w:color="000000" w:themeColor="accent2" w:themeTint="97" w:sz="4" w:space="0"/>
-          <w:right w:val="none"/>
+          <w:right w:val="none" w:color="000000" w:sz="4" w:space="0"/>
         </w:tcBorders>
       </w:tcPr>
     </w:tblStylePr>
@@ -19838,12 +20635,12 @@
         <w:tblBorders/>
       </w:tblPr>
       <w:tcPr>
-        <w:shd w:color="ffffff"/>
+        <w:shd w:val="clear" w:color="ffffff"/>
         <w:tcBorders>
-          <w:top w:val="none"/>
+          <w:top w:val="none" w:color="000000" w:sz="4" w:space="0"/>
           <w:left w:val="single" w:color="000000" w:themeColor="accent2" w:themeTint="97" w:sz="4" w:space="0"/>
-          <w:bottom w:val="none"/>
-          <w:right w:val="none"/>
+          <w:bottom w:val="none" w:color="000000" w:sz="4" w:space="0"/>
+          <w:right w:val="none" w:color="000000" w:sz="4" w:space="0"/>
         </w:tcBorders>
       </w:tcPr>
     </w:tblStylePr>
@@ -19866,9 +20663,9 @@
         <w:shd w:val="clear" w:color="ffffff" w:themeColor="light1" w:fill="ffffff" w:themeFill="light1"/>
         <w:tcBorders>
           <w:top w:val="single" w:color="000000" w:themeColor="accent2" w:themeTint="97" w:sz="4" w:space="0"/>
-          <w:left w:val="none"/>
-          <w:bottom w:val="none"/>
-          <w:right w:val="none"/>
+          <w:left w:val="none" w:color="000000" w:sz="4" w:space="0"/>
+          <w:bottom w:val="none" w:color="000000" w:sz="4" w:space="0"/>
+          <w:right w:val="none" w:color="000000" w:sz="4" w:space="0"/>
         </w:tcBorders>
       </w:tcPr>
     </w:tblStylePr>
@@ -19938,9 +20735,9 @@
       </w:tcPr>
     </w:tblStylePr>
   </w:style>
-  <w:style w:type="table" w:styleId="64">
+  <w:style w:type="table" w:styleId="798">
     <w:name w:val="Grid Table 7 Colorful - Accent 3"/>
-    <w:basedOn w:val="11"/>
+    <w:basedOn w:val="745"/>
     <w:uiPriority w:val="99"/>
     <w:pPr>
       <w:pBdr/>
@@ -20042,11 +20839,11 @@
         <w:tblBorders/>
       </w:tblPr>
       <w:tcPr>
-        <w:shd w:color="ffffff"/>
+        <w:shd w:val="clear" w:color="ffffff"/>
         <w:tcBorders>
-          <w:top w:val="none"/>
-          <w:left w:val="none"/>
-          <w:bottom w:val="none"/>
+          <w:top w:val="none" w:color="000000" w:sz="4" w:space="0"/>
+          <w:left w:val="none" w:color="000000" w:sz="4" w:space="0"/>
+          <w:bottom w:val="none" w:color="000000" w:sz="4" w:space="0"/>
           <w:right w:val="single" w:color="000000" w:themeColor="accent3" w:themeTint="FE" w:sz="4" w:space="0"/>
         </w:tcBorders>
       </w:tcPr>
@@ -20069,10 +20866,10 @@
       <w:tcPr>
         <w:shd w:val="clear" w:color="ffffff" w:themeColor="light1" w:fill="ffffff" w:themeFill="light1"/>
         <w:tcBorders>
-          <w:top w:val="none"/>
-          <w:left w:val="none"/>
+          <w:top w:val="none" w:color="000000" w:sz="4" w:space="0"/>
+          <w:left w:val="none" w:color="000000" w:sz="4" w:space="0"/>
           <w:bottom w:val="single" w:color="000000" w:themeColor="accent3" w:themeTint="FE" w:sz="4" w:space="0"/>
-          <w:right w:val="none"/>
+          <w:right w:val="none" w:color="000000" w:sz="4" w:space="0"/>
         </w:tcBorders>
       </w:tcPr>
     </w:tblStylePr>
@@ -20092,12 +20889,12 @@
         <w:tblBorders/>
       </w:tblPr>
       <w:tcPr>
-        <w:shd w:color="ffffff"/>
+        <w:shd w:val="clear" w:color="ffffff"/>
         <w:tcBorders>
-          <w:top w:val="none"/>
+          <w:top w:val="none" w:color="000000" w:sz="4" w:space="0"/>
           <w:left w:val="single" w:color="000000" w:themeColor="accent3" w:themeTint="FE" w:sz="4" w:space="0"/>
-          <w:bottom w:val="none"/>
-          <w:right w:val="none"/>
+          <w:bottom w:val="none" w:color="000000" w:sz="4" w:space="0"/>
+          <w:right w:val="none" w:color="000000" w:sz="4" w:space="0"/>
         </w:tcBorders>
       </w:tcPr>
     </w:tblStylePr>
@@ -20120,9 +20917,9 @@
         <w:shd w:val="clear" w:color="ffffff" w:themeColor="light1" w:fill="ffffff" w:themeFill="light1"/>
         <w:tcBorders>
           <w:top w:val="single" w:color="000000" w:themeColor="accent3" w:themeTint="FE" w:sz="4" w:space="0"/>
-          <w:left w:val="none"/>
-          <w:bottom w:val="none"/>
-          <w:right w:val="none"/>
+          <w:left w:val="none" w:color="000000" w:sz="4" w:space="0"/>
+          <w:bottom w:val="none" w:color="000000" w:sz="4" w:space="0"/>
+          <w:right w:val="none" w:color="000000" w:sz="4" w:space="0"/>
         </w:tcBorders>
       </w:tcPr>
     </w:tblStylePr>
@@ -20192,9 +20989,9 @@
       </w:tcPr>
     </w:tblStylePr>
   </w:style>
-  <w:style w:type="table" w:styleId="65">
+  <w:style w:type="table" w:styleId="799">
     <w:name w:val="Grid Table 7 Colorful - Accent 4"/>
-    <w:basedOn w:val="11"/>
+    <w:basedOn w:val="745"/>
     <w:uiPriority w:val="99"/>
     <w:pPr>
       <w:pBdr/>
@@ -20296,11 +21093,11 @@
         <w:tblBorders/>
       </w:tblPr>
       <w:tcPr>
-        <w:shd w:color="ffffff"/>
+        <w:shd w:val="clear" w:color="ffffff"/>
         <w:tcBorders>
-          <w:top w:val="none"/>
-          <w:left w:val="none"/>
-          <w:bottom w:val="none"/>
+          <w:top w:val="none" w:color="000000" w:sz="4" w:space="0"/>
+          <w:left w:val="none" w:color="000000" w:sz="4" w:space="0"/>
+          <w:bottom w:val="none" w:color="000000" w:sz="4" w:space="0"/>
           <w:right w:val="single" w:color="000000" w:themeColor="accent4" w:themeTint="9A" w:sz="4" w:space="0"/>
         </w:tcBorders>
       </w:tcPr>
@@ -20323,10 +21120,10 @@
       <w:tcPr>
         <w:shd w:val="clear" w:color="ffffff" w:themeColor="light1" w:fill="ffffff" w:themeFill="light1"/>
         <w:tcBorders>
-          <w:top w:val="none"/>
-          <w:left w:val="none"/>
+          <w:top w:val="none" w:color="000000" w:sz="4" w:space="0"/>
+          <w:left w:val="none" w:color="000000" w:sz="4" w:space="0"/>
           <w:bottom w:val="single" w:color="000000" w:themeColor="accent4" w:themeTint="9A" w:sz="4" w:space="0"/>
-          <w:right w:val="none"/>
+          <w:right w:val="none" w:color="000000" w:sz="4" w:space="0"/>
         </w:tcBorders>
       </w:tcPr>
     </w:tblStylePr>
@@ -20346,12 +21143,12 @@
         <w:tblBorders/>
       </w:tblPr>
       <w:tcPr>
-        <w:shd w:color="ffffff"/>
+        <w:shd w:val="clear" w:color="ffffff"/>
         <w:tcBorders>
-          <w:top w:val="none"/>
+          <w:top w:val="none" w:color="000000" w:sz="4" w:space="0"/>
           <w:left w:val="single" w:color="000000" w:themeColor="accent4" w:themeTint="9A" w:sz="4" w:space="0"/>
-          <w:bottom w:val="none"/>
-          <w:right w:val="none"/>
+          <w:bottom w:val="none" w:color="000000" w:sz="4" w:space="0"/>
+          <w:right w:val="none" w:color="000000" w:sz="4" w:space="0"/>
         </w:tcBorders>
       </w:tcPr>
     </w:tblStylePr>
@@ -20374,9 +21171,9 @@
         <w:shd w:val="clear" w:color="ffffff" w:themeColor="light1" w:fill="ffffff" w:themeFill="light1"/>
         <w:tcBorders>
           <w:top w:val="single" w:color="000000" w:themeColor="accent4" w:themeTint="9A" w:sz="4" w:space="0"/>
-          <w:left w:val="none"/>
-          <w:bottom w:val="none"/>
-          <w:right w:val="none"/>
+          <w:left w:val="none" w:color="000000" w:sz="4" w:space="0"/>
+          <w:bottom w:val="none" w:color="000000" w:sz="4" w:space="0"/>
+          <w:right w:val="none" w:color="000000" w:sz="4" w:space="0"/>
         </w:tcBorders>
       </w:tcPr>
     </w:tblStylePr>
@@ -20446,9 +21243,9 @@
       </w:tcPr>
     </w:tblStylePr>
   </w:style>
-  <w:style w:type="table" w:styleId="66">
+  <w:style w:type="table" w:styleId="800">
     <w:name w:val="Grid Table 7 Colorful - Accent 5"/>
-    <w:basedOn w:val="11"/>
+    <w:basedOn w:val="745"/>
     <w:uiPriority w:val="99"/>
     <w:pPr>
       <w:pBdr/>
@@ -20550,11 +21347,11 @@
         <w:tblBorders/>
       </w:tblPr>
       <w:tcPr>
-        <w:shd w:color="ffffff"/>
+        <w:shd w:val="clear" w:color="ffffff"/>
         <w:tcBorders>
-          <w:top w:val="none"/>
-          <w:left w:val="none"/>
-          <w:bottom w:val="none"/>
+          <w:top w:val="none" w:color="000000" w:sz="4" w:space="0"/>
+          <w:left w:val="none" w:color="000000" w:sz="4" w:space="0"/>
+          <w:bottom w:val="none" w:color="000000" w:sz="4" w:space="0"/>
           <w:right w:val="single" w:color="000000" w:themeColor="accent5" w:themeTint="90" w:sz="4" w:space="0"/>
         </w:tcBorders>
       </w:tcPr>
@@ -20577,10 +21374,10 @@
       <w:tcPr>
         <w:shd w:val="clear" w:color="ffffff" w:themeColor="light1" w:fill="ffffff" w:themeFill="light1"/>
         <w:tcBorders>
-          <w:top w:val="none"/>
-          <w:left w:val="none"/>
+          <w:top w:val="none" w:color="000000" w:sz="4" w:space="0"/>
+          <w:left w:val="none" w:color="000000" w:sz="4" w:space="0"/>
           <w:bottom w:val="single" w:color="000000" w:themeColor="accent5" w:themeTint="90" w:sz="4" w:space="0"/>
-          <w:right w:val="none"/>
+          <w:right w:val="none" w:color="000000" w:sz="4" w:space="0"/>
         </w:tcBorders>
       </w:tcPr>
     </w:tblStylePr>
@@ -20600,12 +21397,12 @@
         <w:tblBorders/>
       </w:tblPr>
       <w:tcPr>
-        <w:shd w:color="ffffff"/>
+        <w:shd w:val="clear" w:color="ffffff"/>
         <w:tcBorders>
-          <w:top w:val="none"/>
+          <w:top w:val="none" w:color="000000" w:sz="4" w:space="0"/>
           <w:left w:val="single" w:color="000000" w:themeColor="accent5" w:themeTint="90" w:sz="4" w:space="0"/>
-          <w:bottom w:val="none"/>
-          <w:right w:val="none"/>
+          <w:bottom w:val="none" w:color="000000" w:sz="4" w:space="0"/>
+          <w:right w:val="none" w:color="000000" w:sz="4" w:space="0"/>
         </w:tcBorders>
       </w:tcPr>
     </w:tblStylePr>
@@ -20628,9 +21425,9 @@
         <w:shd w:val="clear" w:color="ffffff" w:themeColor="light1" w:fill="ffffff" w:themeFill="light1"/>
         <w:tcBorders>
           <w:top w:val="single" w:color="000000" w:themeColor="accent5" w:themeTint="90" w:sz="4" w:space="0"/>
-          <w:left w:val="none"/>
-          <w:bottom w:val="none"/>
-          <w:right w:val="none"/>
+          <w:left w:val="none" w:color="000000" w:sz="4" w:space="0"/>
+          <w:bottom w:val="none" w:color="000000" w:sz="4" w:space="0"/>
+          <w:right w:val="none" w:color="000000" w:sz="4" w:space="0"/>
         </w:tcBorders>
       </w:tcPr>
     </w:tblStylePr>
@@ -20700,9 +21497,9 @@
       </w:tcPr>
     </w:tblStylePr>
   </w:style>
-  <w:style w:type="table" w:styleId="67">
+  <w:style w:type="table" w:styleId="801">
     <w:name w:val="Grid Table 7 Colorful - Accent 6"/>
-    <w:basedOn w:val="11"/>
+    <w:basedOn w:val="745"/>
     <w:uiPriority w:val="99"/>
     <w:pPr>
       <w:pBdr/>
@@ -20804,11 +21601,11 @@
         <w:tblBorders/>
       </w:tblPr>
       <w:tcPr>
-        <w:shd w:color="ffffff"/>
+        <w:shd w:val="clear" w:color="ffffff"/>
         <w:tcBorders>
-          <w:top w:val="none"/>
-          <w:left w:val="none"/>
-          <w:bottom w:val="none"/>
+          <w:top w:val="none" w:color="000000" w:sz="4" w:space="0"/>
+          <w:left w:val="none" w:color="000000" w:sz="4" w:space="0"/>
+          <w:bottom w:val="none" w:color="000000" w:sz="4" w:space="0"/>
           <w:right w:val="single" w:color="000000" w:themeColor="accent6" w:themeTint="90" w:sz="4" w:space="0"/>
         </w:tcBorders>
       </w:tcPr>
@@ -20831,10 +21628,10 @@
       <w:tcPr>
         <w:shd w:val="clear" w:color="ffffff" w:themeColor="light1" w:fill="ffffff" w:themeFill="light1"/>
         <w:tcBorders>
-          <w:top w:val="none"/>
-          <w:left w:val="none"/>
+          <w:top w:val="none" w:color="000000" w:sz="4" w:space="0"/>
+          <w:left w:val="none" w:color="000000" w:sz="4" w:space="0"/>
           <w:bottom w:val="single" w:color="000000" w:themeColor="accent6" w:themeTint="90" w:sz="4" w:space="0"/>
-          <w:right w:val="none"/>
+          <w:right w:val="none" w:color="000000" w:sz="4" w:space="0"/>
         </w:tcBorders>
       </w:tcPr>
     </w:tblStylePr>
@@ -20854,12 +21651,12 @@
         <w:tblBorders/>
       </w:tblPr>
       <w:tcPr>
-        <w:shd w:color="ffffff"/>
+        <w:shd w:val="clear" w:color="ffffff"/>
         <w:tcBorders>
-          <w:top w:val="none"/>
+          <w:top w:val="none" w:color="000000" w:sz="4" w:space="0"/>
           <w:left w:val="single" w:color="000000" w:themeColor="accent6" w:themeTint="90" w:sz="4" w:space="0"/>
-          <w:bottom w:val="none"/>
-          <w:right w:val="none"/>
+          <w:bottom w:val="none" w:color="000000" w:sz="4" w:space="0"/>
+          <w:right w:val="none" w:color="000000" w:sz="4" w:space="0"/>
         </w:tcBorders>
       </w:tcPr>
     </w:tblStylePr>
@@ -20882,9 +21679,9 @@
         <w:shd w:val="clear" w:color="ffffff" w:themeColor="light1" w:fill="ffffff" w:themeFill="light1"/>
         <w:tcBorders>
           <w:top w:val="single" w:color="000000" w:themeColor="accent6" w:themeTint="90" w:sz="4" w:space="0"/>
-          <w:left w:val="none"/>
-          <w:bottom w:val="none"/>
-          <w:right w:val="none"/>
+          <w:left w:val="none" w:color="000000" w:sz="4" w:space="0"/>
+          <w:bottom w:val="none" w:color="000000" w:sz="4" w:space="0"/>
+          <w:right w:val="none" w:color="000000" w:sz="4" w:space="0"/>
         </w:tcBorders>
       </w:tcPr>
     </w:tblStylePr>
@@ -20954,9 +21751,9 @@
       </w:tcPr>
     </w:tblStylePr>
   </w:style>
-  <w:style w:type="table" w:styleId="68">
+  <w:style w:type="table" w:styleId="802">
     <w:name w:val="List Table 1 Light"/>
-    <w:basedOn w:val="11"/>
+    <w:basedOn w:val="745"/>
     <w:uiPriority w:val="99"/>
     <w:pPr>
       <w:pBdr/>
@@ -21170,9 +21967,9 @@
       </w:tcPr>
     </w:tblStylePr>
   </w:style>
-  <w:style w:type="table" w:styleId="69">
+  <w:style w:type="table" w:styleId="803">
     <w:name w:val="List Table 1 Light - Accent 1"/>
-    <w:basedOn w:val="11"/>
+    <w:basedOn w:val="745"/>
     <w:uiPriority w:val="99"/>
     <w:pPr>
       <w:pBdr/>
@@ -21386,9 +22183,9 @@
       </w:tcPr>
     </w:tblStylePr>
   </w:style>
-  <w:style w:type="table" w:styleId="70">
+  <w:style w:type="table" w:styleId="804">
     <w:name w:val="List Table 1 Light - Accent 2"/>
-    <w:basedOn w:val="11"/>
+    <w:basedOn w:val="745"/>
     <w:uiPriority w:val="99"/>
     <w:pPr>
       <w:pBdr/>
@@ -21602,9 +22399,9 @@
       </w:tcPr>
     </w:tblStylePr>
   </w:style>
-  <w:style w:type="table" w:styleId="71">
+  <w:style w:type="table" w:styleId="805">
     <w:name w:val="List Table 1 Light - Accent 3"/>
-    <w:basedOn w:val="11"/>
+    <w:basedOn w:val="745"/>
     <w:uiPriority w:val="99"/>
     <w:pPr>
       <w:pBdr/>
@@ -21818,9 +22615,9 @@
       </w:tcPr>
     </w:tblStylePr>
   </w:style>
-  <w:style w:type="table" w:styleId="72">
+  <w:style w:type="table" w:styleId="806">
     <w:name w:val="List Table 1 Light - Accent 4"/>
-    <w:basedOn w:val="11"/>
+    <w:basedOn w:val="745"/>
     <w:uiPriority w:val="99"/>
     <w:pPr>
       <w:pBdr/>
@@ -22034,9 +22831,9 @@
       </w:tcPr>
     </w:tblStylePr>
   </w:style>
-  <w:style w:type="table" w:styleId="73">
+  <w:style w:type="table" w:styleId="807">
     <w:name w:val="List Table 1 Light - Accent 5"/>
-    <w:basedOn w:val="11"/>
+    <w:basedOn w:val="745"/>
     <w:uiPriority w:val="99"/>
     <w:pPr>
       <w:pBdr/>
@@ -22250,9 +23047,9 @@
       </w:tcPr>
     </w:tblStylePr>
   </w:style>
-  <w:style w:type="table" w:styleId="74">
+  <w:style w:type="table" w:styleId="808">
     <w:name w:val="List Table 1 Light - Accent 6"/>
-    <w:basedOn w:val="11"/>
+    <w:basedOn w:val="745"/>
     <w:uiPriority w:val="99"/>
     <w:pPr>
       <w:pBdr/>
@@ -22466,9 +23263,9 @@
       </w:tcPr>
     </w:tblStylePr>
   </w:style>
-  <w:style w:type="table" w:styleId="75">
+  <w:style w:type="table" w:styleId="809">
     <w:name w:val="List Table 2"/>
-    <w:basedOn w:val="11"/>
+    <w:basedOn w:val="745"/>
     <w:uiPriority w:val="99"/>
     <w:pPr>
       <w:pBdr/>
@@ -22704,9 +23501,9 @@
       </w:tcPr>
     </w:tblStylePr>
   </w:style>
-  <w:style w:type="table" w:styleId="76">
+  <w:style w:type="table" w:styleId="810">
     <w:name w:val="List Table 2 - Accent 1"/>
-    <w:basedOn w:val="11"/>
+    <w:basedOn w:val="745"/>
     <w:uiPriority w:val="99"/>
     <w:pPr>
       <w:pBdr/>
@@ -22942,9 +23739,9 @@
       </w:tcPr>
     </w:tblStylePr>
   </w:style>
-  <w:style w:type="table" w:styleId="77">
+  <w:style w:type="table" w:styleId="811">
     <w:name w:val="List Table 2 - Accent 2"/>
-    <w:basedOn w:val="11"/>
+    <w:basedOn w:val="745"/>
     <w:uiPriority w:val="99"/>
     <w:pPr>
       <w:pBdr/>
@@ -23180,9 +23977,9 @@
       </w:tcPr>
     </w:tblStylePr>
   </w:style>
-  <w:style w:type="table" w:styleId="78">
+  <w:style w:type="table" w:styleId="812">
     <w:name w:val="List Table 2 - Accent 3"/>
-    <w:basedOn w:val="11"/>
+    <w:basedOn w:val="745"/>
     <w:uiPriority w:val="99"/>
     <w:pPr>
       <w:pBdr/>
@@ -23418,9 +24215,9 @@
       </w:tcPr>
     </w:tblStylePr>
   </w:style>
-  <w:style w:type="table" w:styleId="79">
+  <w:style w:type="table" w:styleId="813">
     <w:name w:val="List Table 2 - Accent 4"/>
-    <w:basedOn w:val="11"/>
+    <w:basedOn w:val="745"/>
     <w:uiPriority w:val="99"/>
     <w:pPr>
       <w:pBdr/>
@@ -23656,9 +24453,9 @@
       </w:tcPr>
     </w:tblStylePr>
   </w:style>
-  <w:style w:type="table" w:styleId="80">
+  <w:style w:type="table" w:styleId="814">
     <w:name w:val="List Table 2 - Accent 5"/>
-    <w:basedOn w:val="11"/>
+    <w:basedOn w:val="745"/>
     <w:uiPriority w:val="99"/>
     <w:pPr>
       <w:pBdr/>
@@ -23894,9 +24691,9 @@
       </w:tcPr>
     </w:tblStylePr>
   </w:style>
-  <w:style w:type="table" w:styleId="81">
+  <w:style w:type="table" w:styleId="815">
     <w:name w:val="List Table 2 - Accent 6"/>
-    <w:basedOn w:val="11"/>
+    <w:basedOn w:val="745"/>
     <w:uiPriority w:val="99"/>
     <w:pPr>
       <w:pBdr/>
@@ -24132,9 +24929,9 @@
       </w:tcPr>
     </w:tblStylePr>
   </w:style>
-  <w:style w:type="table" w:styleId="82">
+  <w:style w:type="table" w:styleId="816">
     <w:name w:val="List Table 3"/>
-    <w:basedOn w:val="11"/>
+    <w:basedOn w:val="745"/>
     <w:uiPriority w:val="99"/>
     <w:pPr>
       <w:pBdr/>
@@ -24360,9 +25157,9 @@
       </w:tcPr>
     </w:tblStylePr>
   </w:style>
-  <w:style w:type="table" w:styleId="83">
+  <w:style w:type="table" w:styleId="817">
     <w:name w:val="List Table 3 - Accent 1"/>
-    <w:basedOn w:val="11"/>
+    <w:basedOn w:val="745"/>
     <w:uiPriority w:val="99"/>
     <w:pPr>
       <w:pBdr/>
@@ -24588,9 +25385,9 @@
       </w:tcPr>
     </w:tblStylePr>
   </w:style>
-  <w:style w:type="table" w:styleId="84">
+  <w:style w:type="table" w:styleId="818">
     <w:name w:val="List Table 3 - Accent 2"/>
-    <w:basedOn w:val="11"/>
+    <w:basedOn w:val="745"/>
     <w:uiPriority w:val="99"/>
     <w:pPr>
       <w:pBdr/>
@@ -24816,9 +25613,9 @@
       </w:tcPr>
     </w:tblStylePr>
   </w:style>
-  <w:style w:type="table" w:styleId="85">
+  <w:style w:type="table" w:styleId="819">
     <w:name w:val="List Table 3 - Accent 3"/>
-    <w:basedOn w:val="11"/>
+    <w:basedOn w:val="745"/>
     <w:uiPriority w:val="99"/>
     <w:pPr>
       <w:pBdr/>
@@ -25044,9 +25841,9 @@
       </w:tcPr>
     </w:tblStylePr>
   </w:style>
-  <w:style w:type="table" w:styleId="86">
+  <w:style w:type="table" w:styleId="820">
     <w:name w:val="List Table 3 - Accent 4"/>
-    <w:basedOn w:val="11"/>
+    <w:basedOn w:val="745"/>
     <w:uiPriority w:val="99"/>
     <w:pPr>
       <w:pBdr/>
@@ -25272,9 +26069,9 @@
       </w:tcPr>
     </w:tblStylePr>
   </w:style>
-  <w:style w:type="table" w:styleId="87">
+  <w:style w:type="table" w:styleId="821">
     <w:name w:val="List Table 3 - Accent 5"/>
-    <w:basedOn w:val="11"/>
+    <w:basedOn w:val="745"/>
     <w:uiPriority w:val="99"/>
     <w:pPr>
       <w:pBdr/>
@@ -25500,9 +26297,9 @@
       </w:tcPr>
     </w:tblStylePr>
   </w:style>
-  <w:style w:type="table" w:styleId="88">
+  <w:style w:type="table" w:styleId="822">
     <w:name w:val="List Table 3 - Accent 6"/>
-    <w:basedOn w:val="11"/>
+    <w:basedOn w:val="745"/>
     <w:uiPriority w:val="99"/>
     <w:pPr>
       <w:pBdr/>
@@ -25728,9 +26525,9 @@
       </w:tcPr>
     </w:tblStylePr>
   </w:style>
-  <w:style w:type="table" w:styleId="89">
+  <w:style w:type="table" w:styleId="823">
     <w:name w:val="List Table 4"/>
-    <w:basedOn w:val="11"/>
+    <w:basedOn w:val="745"/>
     <w:uiPriority w:val="99"/>
     <w:pPr>
       <w:pBdr/>
@@ -25953,9 +26750,9 @@
       </w:tcPr>
     </w:tblStylePr>
   </w:style>
-  <w:style w:type="table" w:styleId="90">
+  <w:style w:type="table" w:styleId="824">
     <w:name w:val="List Table 4 - Accent 1"/>
-    <w:basedOn w:val="11"/>
+    <w:basedOn w:val="745"/>
     <w:uiPriority w:val="99"/>
     <w:pPr>
       <w:pBdr/>
@@ -26178,9 +26975,9 @@
       </w:tcPr>
     </w:tblStylePr>
   </w:style>
-  <w:style w:type="table" w:styleId="91">
+  <w:style w:type="table" w:styleId="825">
     <w:name w:val="List Table 4 - Accent 2"/>
-    <w:basedOn w:val="11"/>
+    <w:basedOn w:val="745"/>
     <w:uiPriority w:val="99"/>
     <w:pPr>
       <w:pBdr/>
@@ -26403,9 +27200,9 @@
       </w:tcPr>
     </w:tblStylePr>
   </w:style>
-  <w:style w:type="table" w:styleId="92">
+  <w:style w:type="table" w:styleId="826">
     <w:name w:val="List Table 4 - Accent 3"/>
-    <w:basedOn w:val="11"/>
+    <w:basedOn w:val="745"/>
     <w:uiPriority w:val="99"/>
     <w:pPr>
       <w:pBdr/>
@@ -26628,9 +27425,9 @@
       </w:tcPr>
     </w:tblStylePr>
   </w:style>
-  <w:style w:type="table" w:styleId="93">
+  <w:style w:type="table" w:styleId="827">
     <w:name w:val="List Table 4 - Accent 4"/>
-    <w:basedOn w:val="11"/>
+    <w:basedOn w:val="745"/>
     <w:uiPriority w:val="99"/>
     <w:pPr>
       <w:pBdr/>
@@ -26853,9 +27650,9 @@
       </w:tcPr>
     </w:tblStylePr>
   </w:style>
-  <w:style w:type="table" w:styleId="94">
+  <w:style w:type="table" w:styleId="828">
     <w:name w:val="List Table 4 - Accent 5"/>
-    <w:basedOn w:val="11"/>
+    <w:basedOn w:val="745"/>
     <w:uiPriority w:val="99"/>
     <w:pPr>
       <w:pBdr/>
@@ -27078,9 +27875,9 @@
       </w:tcPr>
     </w:tblStylePr>
   </w:style>
-  <w:style w:type="table" w:styleId="95">
+  <w:style w:type="table" w:styleId="829">
     <w:name w:val="List Table 4 - Accent 6"/>
-    <w:basedOn w:val="11"/>
+    <w:basedOn w:val="745"/>
     <w:uiPriority w:val="99"/>
     <w:pPr>
       <w:pBdr/>
@@ -27303,9 +28100,9 @@
       </w:tcPr>
     </w:tblStylePr>
   </w:style>
-  <w:style w:type="table" w:styleId="96">
+  <w:style w:type="table" w:styleId="830">
     <w:name w:val="List Table 5 Dark"/>
-    <w:basedOn w:val="11"/>
+    <w:basedOn w:val="745"/>
     <w:uiPriority w:val="99"/>
     <w:pPr>
       <w:pBdr/>
@@ -27545,9 +28342,9 @@
       </w:tcPr>
     </w:tblStylePr>
   </w:style>
-  <w:style w:type="table" w:styleId="97">
+  <w:style w:type="table" w:styleId="831">
     <w:name w:val="List Table 5 Dark - Accent 1"/>
-    <w:basedOn w:val="11"/>
+    <w:basedOn w:val="745"/>
     <w:uiPriority w:val="99"/>
     <w:pPr>
       <w:pBdr/>
@@ -27787,9 +28584,9 @@
       </w:tcPr>
     </w:tblStylePr>
   </w:style>
-  <w:style w:type="table" w:styleId="98">
+  <w:style w:type="table" w:styleId="832">
     <w:name w:val="List Table 5 Dark - Accent 2"/>
-    <w:basedOn w:val="11"/>
+    <w:basedOn w:val="745"/>
     <w:uiPriority w:val="99"/>
     <w:pPr>
       <w:pBdr/>
@@ -28029,9 +28826,9 @@
       </w:tcPr>
     </w:tblStylePr>
   </w:style>
-  <w:style w:type="table" w:styleId="99">
+  <w:style w:type="table" w:styleId="833">
     <w:name w:val="List Table 5 Dark - Accent 3"/>
-    <w:basedOn w:val="11"/>
+    <w:basedOn w:val="745"/>
     <w:uiPriority w:val="99"/>
     <w:pPr>
       <w:pBdr/>
@@ -28271,9 +29068,9 @@
       </w:tcPr>
     </w:tblStylePr>
   </w:style>
-  <w:style w:type="table" w:styleId="100">
+  <w:style w:type="table" w:styleId="834">
     <w:name w:val="List Table 5 Dark - Accent 4"/>
-    <w:basedOn w:val="11"/>
+    <w:basedOn w:val="745"/>
     <w:uiPriority w:val="99"/>
     <w:pPr>
       <w:pBdr/>
@@ -28513,9 +29310,9 @@
       </w:tcPr>
     </w:tblStylePr>
   </w:style>
-  <w:style w:type="table" w:styleId="101">
+  <w:style w:type="table" w:styleId="835">
     <w:name w:val="List Table 5 Dark - Accent 5"/>
-    <w:basedOn w:val="11"/>
+    <w:basedOn w:val="745"/>
     <w:uiPriority w:val="99"/>
     <w:pPr>
       <w:pBdr/>
@@ -28755,9 +29552,9 @@
       </w:tcPr>
     </w:tblStylePr>
   </w:style>
-  <w:style w:type="table" w:styleId="102">
+  <w:style w:type="table" w:styleId="836">
     <w:name w:val="List Table 5 Dark - Accent 6"/>
-    <w:basedOn w:val="11"/>
+    <w:basedOn w:val="745"/>
     <w:uiPriority w:val="99"/>
     <w:pPr>
       <w:pBdr/>
@@ -28997,9 +29794,9 @@
       </w:tcPr>
     </w:tblStylePr>
   </w:style>
-  <w:style w:type="table" w:styleId="103">
+  <w:style w:type="table" w:styleId="837">
     <w:name w:val="List Table 6 Colorful"/>
-    <w:basedOn w:val="11"/>
+    <w:basedOn w:val="745"/>
     <w:uiPriority w:val="99"/>
     <w:pPr>
       <w:pBdr/>
@@ -29220,9 +30017,9 @@
       </w:tcPr>
     </w:tblStylePr>
   </w:style>
-  <w:style w:type="table" w:styleId="104">
+  <w:style w:type="table" w:styleId="838">
     <w:name w:val="List Table 6 Colorful - Accent 1"/>
-    <w:basedOn w:val="11"/>
+    <w:basedOn w:val="745"/>
     <w:uiPriority w:val="99"/>
     <w:pPr>
       <w:pBdr/>
@@ -29443,9 +30240,9 @@
       </w:tcPr>
     </w:tblStylePr>
   </w:style>
-  <w:style w:type="table" w:styleId="105">
+  <w:style w:type="table" w:styleId="839">
     <w:name w:val="List Table 6 Colorful - Accent 2"/>
-    <w:basedOn w:val="11"/>
+    <w:basedOn w:val="745"/>
     <w:uiPriority w:val="99"/>
     <w:pPr>
       <w:pBdr/>
@@ -29666,9 +30463,9 @@
       </w:tcPr>
     </w:tblStylePr>
   </w:style>
-  <w:style w:type="table" w:styleId="106">
+  <w:style w:type="table" w:styleId="840">
     <w:name w:val="List Table 6 Colorful - Accent 3"/>
-    <w:basedOn w:val="11"/>
+    <w:basedOn w:val="745"/>
     <w:uiPriority w:val="99"/>
     <w:pPr>
       <w:pBdr/>
@@ -29889,9 +30686,9 @@
       </w:tcPr>
     </w:tblStylePr>
   </w:style>
-  <w:style w:type="table" w:styleId="107">
+  <w:style w:type="table" w:styleId="841">
     <w:name w:val="List Table 6 Colorful - Accent 4"/>
-    <w:basedOn w:val="11"/>
+    <w:basedOn w:val="745"/>
     <w:uiPriority w:val="99"/>
     <w:pPr>
       <w:pBdr/>
@@ -30112,9 +30909,9 @@
       </w:tcPr>
     </w:tblStylePr>
   </w:style>
-  <w:style w:type="table" w:styleId="108">
+  <w:style w:type="table" w:styleId="842">
     <w:name w:val="List Table 6 Colorful - Accent 5"/>
-    <w:basedOn w:val="11"/>
+    <w:basedOn w:val="745"/>
     <w:uiPriority w:val="99"/>
     <w:pPr>
       <w:pBdr/>
@@ -30335,9 +31132,9 @@
       </w:tcPr>
     </w:tblStylePr>
   </w:style>
-  <w:style w:type="table" w:styleId="109">
+  <w:style w:type="table" w:styleId="843">
     <w:name w:val="List Table 6 Colorful - Accent 6"/>
-    <w:basedOn w:val="11"/>
+    <w:basedOn w:val="745"/>
     <w:uiPriority w:val="99"/>
     <w:pPr>
       <w:pBdr/>
@@ -30558,9 +31355,9 @@
       </w:tcPr>
     </w:tblStylePr>
   </w:style>
-  <w:style w:type="table" w:styleId="110">
+  <w:style w:type="table" w:styleId="844">
     <w:name w:val="List Table 7 Colorful"/>
-    <w:basedOn w:val="11"/>
+    <w:basedOn w:val="745"/>
     <w:uiPriority w:val="99"/>
     <w:pPr>
       <w:pBdr/>
@@ -30659,11 +31456,11 @@
         <w:tblBorders/>
       </w:tblPr>
       <w:tcPr>
-        <w:shd w:color="ffffff"/>
+        <w:shd w:val="clear" w:color="ffffff"/>
         <w:tcBorders>
-          <w:top w:val="none"/>
-          <w:left w:val="none"/>
-          <w:bottom w:val="none"/>
+          <w:top w:val="none" w:color="000000" w:sz="4" w:space="0"/>
+          <w:left w:val="none" w:color="000000" w:sz="4" w:space="0"/>
+          <w:bottom w:val="none" w:color="000000" w:sz="4" w:space="0"/>
           <w:right w:val="single" w:color="000000" w:themeColor="text1" w:themeTint="80" w:sz="4" w:space="0"/>
         </w:tcBorders>
       </w:tcPr>
@@ -30686,10 +31483,10 @@
       <w:tcPr>
         <w:shd w:val="clear" w:color="ffffff" w:themeColor="light1" w:fill="ffffff" w:themeFill="light1"/>
         <w:tcBorders>
-          <w:top w:val="none"/>
-          <w:left w:val="none"/>
+          <w:top w:val="none" w:color="000000" w:sz="4" w:space="0"/>
+          <w:left w:val="none" w:color="000000" w:sz="4" w:space="0"/>
           <w:bottom w:val="single" w:color="000000" w:themeColor="text1" w:themeTint="80" w:sz="4" w:space="0"/>
-          <w:right w:val="none"/>
+          <w:right w:val="none" w:color="000000" w:sz="4" w:space="0"/>
         </w:tcBorders>
       </w:tcPr>
     </w:tblStylePr>
@@ -30709,12 +31506,12 @@
         <w:tblBorders/>
       </w:tblPr>
       <w:tcPr>
-        <w:shd w:color="ffffff"/>
+        <w:shd w:val="clear" w:color="ffffff"/>
         <w:tcBorders>
-          <w:top w:val="none"/>
+          <w:top w:val="none" w:color="000000" w:sz="4" w:space="0"/>
           <w:left w:val="single" w:color="000000" w:themeColor="text1" w:themeTint="80" w:sz="4" w:space="0"/>
-          <w:bottom w:val="none"/>
-          <w:right w:val="none"/>
+          <w:bottom w:val="none" w:color="000000" w:sz="4" w:space="0"/>
+          <w:right w:val="none" w:color="000000" w:sz="4" w:space="0"/>
         </w:tcBorders>
       </w:tcPr>
     </w:tblStylePr>
@@ -30737,9 +31534,9 @@
         <w:shd w:val="clear" w:color="ffffff" w:themeColor="light1" w:fill="ffffff" w:themeFill="light1"/>
         <w:tcBorders>
           <w:top w:val="single" w:color="000000" w:themeColor="text1" w:themeTint="80" w:sz="4" w:space="0"/>
-          <w:left w:val="none"/>
-          <w:bottom w:val="none"/>
-          <w:right w:val="none"/>
+          <w:left w:val="none" w:color="000000" w:sz="4" w:space="0"/>
+          <w:bottom w:val="none" w:color="000000" w:sz="4" w:space="0"/>
+          <w:right w:val="none" w:color="000000" w:sz="4" w:space="0"/>
         </w:tcBorders>
       </w:tcPr>
     </w:tblStylePr>
@@ -30814,9 +31611,9 @@
       </w:tcPr>
     </w:tblStylePr>
   </w:style>
-  <w:style w:type="table" w:styleId="111">
+  <w:style w:type="table" w:styleId="845">
     <w:name w:val="List Table 7 Colorful - Accent 1"/>
-    <w:basedOn w:val="11"/>
+    <w:basedOn w:val="745"/>
     <w:uiPriority w:val="99"/>
     <w:pPr>
       <w:pBdr/>
@@ -30915,11 +31712,11 @@
         <w:tblBorders/>
       </w:tblPr>
       <w:tcPr>
-        <w:shd w:color="ffffff"/>
+        <w:shd w:val="clear" w:color="ffffff"/>
         <w:tcBorders>
-          <w:top w:val="none"/>
-          <w:left w:val="none"/>
-          <w:bottom w:val="none"/>
+          <w:top w:val="none" w:color="000000" w:sz="4" w:space="0"/>
+          <w:left w:val="none" w:color="000000" w:sz="4" w:space="0"/>
+          <w:bottom w:val="none" w:color="000000" w:sz="4" w:space="0"/>
           <w:right w:val="single" w:color="000000" w:themeColor="accent1" w:sz="4" w:space="0"/>
         </w:tcBorders>
       </w:tcPr>
@@ -30942,10 +31739,10 @@
       <w:tcPr>
         <w:shd w:val="clear" w:color="ffffff" w:themeColor="light1" w:fill="ffffff" w:themeFill="light1"/>
         <w:tcBorders>
-          <w:top w:val="none"/>
-          <w:left w:val="none"/>
+          <w:top w:val="none" w:color="000000" w:sz="4" w:space="0"/>
+          <w:left w:val="none" w:color="000000" w:sz="4" w:space="0"/>
           <w:bottom w:val="single" w:color="000000" w:themeColor="accent1" w:sz="4" w:space="0"/>
-          <w:right w:val="none"/>
+          <w:right w:val="none" w:color="000000" w:sz="4" w:space="0"/>
         </w:tcBorders>
       </w:tcPr>
     </w:tblStylePr>
@@ -30965,12 +31762,12 @@
         <w:tblBorders/>
       </w:tblPr>
       <w:tcPr>
-        <w:shd w:color="ffffff"/>
+        <w:shd w:val="clear" w:color="ffffff"/>
         <w:tcBorders>
-          <w:top w:val="none"/>
+          <w:top w:val="none" w:color="000000" w:sz="4" w:space="0"/>
           <w:left w:val="single" w:color="000000" w:themeColor="accent1" w:sz="4" w:space="0"/>
-          <w:bottom w:val="none"/>
-          <w:right w:val="none"/>
+          <w:bottom w:val="none" w:color="000000" w:sz="4" w:space="0"/>
+          <w:right w:val="none" w:color="000000" w:sz="4" w:space="0"/>
         </w:tcBorders>
       </w:tcPr>
     </w:tblStylePr>
@@ -30993,9 +31790,9 @@
         <w:shd w:val="clear" w:color="ffffff" w:themeColor="light1" w:fill="ffffff" w:themeFill="light1"/>
         <w:tcBorders>
           <w:top w:val="single" w:color="000000" w:themeColor="accent1" w:sz="4" w:space="0"/>
-          <w:left w:val="none"/>
-          <w:bottom w:val="none"/>
-          <w:right w:val="none"/>
+          <w:left w:val="none" w:color="000000" w:sz="4" w:space="0"/>
+          <w:bottom w:val="none" w:color="000000" w:sz="4" w:space="0"/>
+          <w:right w:val="none" w:color="000000" w:sz="4" w:space="0"/>
         </w:tcBorders>
       </w:tcPr>
     </w:tblStylePr>
@@ -31070,9 +31867,9 @@
       </w:tcPr>
     </w:tblStylePr>
   </w:style>
-  <w:style w:type="table" w:styleId="112">
+  <w:style w:type="table" w:styleId="846">
     <w:name w:val="List Table 7 Colorful - Accent 2"/>
-    <w:basedOn w:val="11"/>
+    <w:basedOn w:val="745"/>
     <w:uiPriority w:val="99"/>
     <w:pPr>
       <w:pBdr/>
@@ -31171,11 +31968,11 @@
         <w:tblBorders/>
       </w:tblPr>
       <w:tcPr>
-        <w:shd w:color="ffffff"/>
+        <w:shd w:val="clear" w:color="ffffff"/>
         <w:tcBorders>
-          <w:top w:val="none"/>
-          <w:left w:val="none"/>
-          <w:bottom w:val="none"/>
+          <w:top w:val="none" w:color="000000" w:sz="4" w:space="0"/>
+          <w:left w:val="none" w:color="000000" w:sz="4" w:space="0"/>
+          <w:bottom w:val="none" w:color="000000" w:sz="4" w:space="0"/>
           <w:right w:val="single" w:color="000000" w:themeColor="accent2" w:themeTint="97" w:sz="4" w:space="0"/>
         </w:tcBorders>
       </w:tcPr>
@@ -31198,10 +31995,10 @@
       <w:tcPr>
         <w:shd w:val="clear" w:color="ffffff" w:themeColor="light1" w:fill="ffffff" w:themeFill="light1"/>
         <w:tcBorders>
-          <w:top w:val="none"/>
-          <w:left w:val="none"/>
+          <w:top w:val="none" w:color="000000" w:sz="4" w:space="0"/>
+          <w:left w:val="none" w:color="000000" w:sz="4" w:space="0"/>
           <w:bottom w:val="single" w:color="000000" w:themeColor="accent2" w:themeTint="97" w:sz="4" w:space="0"/>
-          <w:right w:val="none"/>
+          <w:right w:val="none" w:color="000000" w:sz="4" w:space="0"/>
         </w:tcBorders>
       </w:tcPr>
     </w:tblStylePr>
@@ -31221,12 +32018,12 @@
         <w:tblBorders/>
       </w:tblPr>
       <w:tcPr>
-        <w:shd w:color="ffffff"/>
+        <w:shd w:val="clear" w:color="ffffff"/>
         <w:tcBorders>
-          <w:top w:val="none"/>
+          <w:top w:val="none" w:color="000000" w:sz="4" w:space="0"/>
           <w:left w:val="single" w:color="000000" w:themeColor="accent2" w:themeTint="97" w:sz="4" w:space="0"/>
-          <w:bottom w:val="none"/>
-          <w:right w:val="none"/>
+          <w:bottom w:val="none" w:color="000000" w:sz="4" w:space="0"/>
+          <w:right w:val="none" w:color="000000" w:sz="4" w:space="0"/>
         </w:tcBorders>
       </w:tcPr>
     </w:tblStylePr>
@@ -31249,9 +32046,9 @@
         <w:shd w:val="clear" w:color="ffffff" w:themeColor="light1" w:fill="ffffff" w:themeFill="light1"/>
         <w:tcBorders>
           <w:top w:val="single" w:color="000000" w:themeColor="accent2" w:themeTint="97" w:sz="4" w:space="0"/>
-          <w:left w:val="none"/>
-          <w:bottom w:val="none"/>
-          <w:right w:val="none"/>
+          <w:left w:val="none" w:color="000000" w:sz="4" w:space="0"/>
+          <w:bottom w:val="none" w:color="000000" w:sz="4" w:space="0"/>
+          <w:right w:val="none" w:color="000000" w:sz="4" w:space="0"/>
         </w:tcBorders>
       </w:tcPr>
     </w:tblStylePr>
@@ -31326,9 +32123,9 @@
       </w:tcPr>
     </w:tblStylePr>
   </w:style>
-  <w:style w:type="table" w:styleId="113">
+  <w:style w:type="table" w:styleId="847">
     <w:name w:val="List Table 7 Colorful - Accent 3"/>
-    <w:basedOn w:val="11"/>
+    <w:basedOn w:val="745"/>
     <w:uiPriority w:val="99"/>
     <w:pPr>
       <w:pBdr/>
@@ -31427,11 +32224,11 @@
         <w:tblBorders/>
       </w:tblPr>
       <w:tcPr>
-        <w:shd w:color="ffffff"/>
+        <w:shd w:val="clear" w:color="ffffff"/>
         <w:tcBorders>
-          <w:top w:val="none"/>
-          <w:left w:val="none"/>
-          <w:bottom w:val="none"/>
+          <w:top w:val="none" w:color="000000" w:sz="4" w:space="0"/>
+          <w:left w:val="none" w:color="000000" w:sz="4" w:space="0"/>
+          <w:bottom w:val="none" w:color="000000" w:sz="4" w:space="0"/>
           <w:right w:val="single" w:color="000000" w:themeColor="accent3" w:themeTint="98" w:sz="4" w:space="0"/>
         </w:tcBorders>
       </w:tcPr>
@@ -31454,10 +32251,10 @@
       <w:tcPr>
         <w:shd w:val="clear" w:color="ffffff" w:themeColor="light1" w:fill="ffffff" w:themeFill="light1"/>
         <w:tcBorders>
-          <w:top w:val="none"/>
-          <w:left w:val="none"/>
+          <w:top w:val="none" w:color="000000" w:sz="4" w:space="0"/>
+          <w:left w:val="none" w:color="000000" w:sz="4" w:space="0"/>
           <w:bottom w:val="single" w:color="000000" w:themeColor="accent3" w:themeTint="98" w:sz="4" w:space="0"/>
-          <w:right w:val="none"/>
+          <w:right w:val="none" w:color="000000" w:sz="4" w:space="0"/>
         </w:tcBorders>
       </w:tcPr>
     </w:tblStylePr>
@@ -31477,12 +32274,12 @@
         <w:tblBorders/>
       </w:tblPr>
       <w:tcPr>
-        <w:shd w:color="ffffff"/>
+        <w:shd w:val="clear" w:color="ffffff"/>
         <w:tcBorders>
-          <w:top w:val="none"/>
+          <w:top w:val="none" w:color="000000" w:sz="4" w:space="0"/>
           <w:left w:val="single" w:color="000000" w:themeColor="accent3" w:themeTint="98" w:sz="4" w:space="0"/>
-          <w:bottom w:val="none"/>
-          <w:right w:val="none"/>
+          <w:bottom w:val="none" w:color="000000" w:sz="4" w:space="0"/>
+          <w:right w:val="none" w:color="000000" w:sz="4" w:space="0"/>
         </w:tcBorders>
       </w:tcPr>
     </w:tblStylePr>
@@ -31505,9 +32302,9 @@
         <w:shd w:val="clear" w:color="ffffff" w:themeColor="light1" w:fill="ffffff" w:themeFill="light1"/>
         <w:tcBorders>
           <w:top w:val="single" w:color="000000" w:themeColor="accent3" w:themeTint="98" w:sz="4" w:space="0"/>
-          <w:left w:val="none"/>
-          <w:bottom w:val="none"/>
-          <w:right w:val="none"/>
+          <w:left w:val="none" w:color="000000" w:sz="4" w:space="0"/>
+          <w:bottom w:val="none" w:color="000000" w:sz="4" w:space="0"/>
+          <w:right w:val="none" w:color="000000" w:sz="4" w:space="0"/>
         </w:tcBorders>
       </w:tcPr>
     </w:tblStylePr>
@@ -31582,9 +32379,9 @@
       </w:tcPr>
     </w:tblStylePr>
   </w:style>
-  <w:style w:type="table" w:styleId="114">
+  <w:style w:type="table" w:styleId="848">
     <w:name w:val="List Table 7 Colorful - Accent 4"/>
-    <w:basedOn w:val="11"/>
+    <w:basedOn w:val="745"/>
     <w:uiPriority w:val="99"/>
     <w:pPr>
       <w:pBdr/>
@@ -31683,11 +32480,11 @@
         <w:tblBorders/>
       </w:tblPr>
       <w:tcPr>
-        <w:shd w:color="ffffff"/>
+        <w:shd w:val="clear" w:color="ffffff"/>
         <w:tcBorders>
-          <w:top w:val="none"/>
-          <w:left w:val="none"/>
-          <w:bottom w:val="none"/>
+          <w:top w:val="none" w:color="000000" w:sz="4" w:space="0"/>
+          <w:left w:val="none" w:color="000000" w:sz="4" w:space="0"/>
+          <w:bottom w:val="none" w:color="000000" w:sz="4" w:space="0"/>
           <w:right w:val="single" w:color="000000" w:themeColor="accent4" w:themeTint="9A" w:sz="4" w:space="0"/>
         </w:tcBorders>
       </w:tcPr>
@@ -31710,10 +32507,10 @@
       <w:tcPr>
         <w:shd w:val="clear" w:color="ffffff" w:themeColor="light1" w:fill="ffffff" w:themeFill="light1"/>
         <w:tcBorders>
-          <w:top w:val="none"/>
-          <w:left w:val="none"/>
+          <w:top w:val="none" w:color="000000" w:sz="4" w:space="0"/>
+          <w:left w:val="none" w:color="000000" w:sz="4" w:space="0"/>
           <w:bottom w:val="single" w:color="000000" w:themeColor="accent4" w:themeTint="9A" w:sz="4" w:space="0"/>
-          <w:right w:val="none"/>
+          <w:right w:val="none" w:color="000000" w:sz="4" w:space="0"/>
         </w:tcBorders>
       </w:tcPr>
     </w:tblStylePr>
@@ -31733,12 +32530,12 @@
         <w:tblBorders/>
       </w:tblPr>
       <w:tcPr>
-        <w:shd w:color="ffffff"/>
+        <w:shd w:val="clear" w:color="ffffff"/>
         <w:tcBorders>
-          <w:top w:val="none"/>
+          <w:top w:val="none" w:color="000000" w:sz="4" w:space="0"/>
           <w:left w:val="single" w:color="000000" w:themeColor="accent4" w:themeTint="9A" w:sz="4" w:space="0"/>
-          <w:bottom w:val="none"/>
-          <w:right w:val="none"/>
+          <w:bottom w:val="none" w:color="000000" w:sz="4" w:space="0"/>
+          <w:right w:val="none" w:color="000000" w:sz="4" w:space="0"/>
         </w:tcBorders>
       </w:tcPr>
     </w:tblStylePr>
@@ -31761,9 +32558,9 @@
         <w:shd w:val="clear" w:color="ffffff" w:themeColor="light1" w:fill="ffffff" w:themeFill="light1"/>
         <w:tcBorders>
           <w:top w:val="single" w:color="000000" w:themeColor="accent4" w:themeTint="9A" w:sz="4" w:space="0"/>
-          <w:left w:val="none"/>
-          <w:bottom w:val="none"/>
-          <w:right w:val="none"/>
+          <w:left w:val="none" w:color="000000" w:sz="4" w:space="0"/>
+          <w:bottom w:val="none" w:color="000000" w:sz="4" w:space="0"/>
+          <w:right w:val="none" w:color="000000" w:sz="4" w:space="0"/>
         </w:tcBorders>
       </w:tcPr>
     </w:tblStylePr>
@@ -31838,9 +32635,9 @@
       </w:tcPr>
     </w:tblStylePr>
   </w:style>
-  <w:style w:type="table" w:styleId="115">
+  <w:style w:type="table" w:styleId="849">
     <w:name w:val="List Table 7 Colorful - Accent 5"/>
-    <w:basedOn w:val="11"/>
+    <w:basedOn w:val="745"/>
     <w:uiPriority w:val="99"/>
     <w:pPr>
       <w:pBdr/>
@@ -31939,11 +32736,11 @@
         <w:tblBorders/>
       </w:tblPr>
       <w:tcPr>
-        <w:shd w:color="ffffff"/>
+        <w:shd w:val="clear" w:color="ffffff"/>
         <w:tcBorders>
-          <w:top w:val="none"/>
-          <w:left w:val="none"/>
-          <w:bottom w:val="none"/>
+          <w:top w:val="none" w:color="000000" w:sz="4" w:space="0"/>
+          <w:left w:val="none" w:color="000000" w:sz="4" w:space="0"/>
+          <w:bottom w:val="none" w:color="000000" w:sz="4" w:space="0"/>
           <w:right w:val="single" w:color="000000" w:themeColor="accent5" w:themeTint="9A" w:sz="4" w:space="0"/>
         </w:tcBorders>
       </w:tcPr>
@@ -31966,10 +32763,10 @@
       <w:tcPr>
         <w:shd w:val="clear" w:color="ffffff" w:themeColor="light1" w:fill="ffffff" w:themeFill="light1"/>
         <w:tcBorders>
-          <w:top w:val="none"/>
-          <w:left w:val="none"/>
+          <w:top w:val="none" w:color="000000" w:sz="4" w:space="0"/>
+          <w:left w:val="none" w:color="000000" w:sz="4" w:space="0"/>
           <w:bottom w:val="single" w:color="000000" w:themeColor="accent5" w:themeTint="9A" w:sz="4" w:space="0"/>
-          <w:right w:val="none"/>
+          <w:right w:val="none" w:color="000000" w:sz="4" w:space="0"/>
         </w:tcBorders>
       </w:tcPr>
     </w:tblStylePr>
@@ -31989,12 +32786,12 @@
         <w:tblBorders/>
       </w:tblPr>
       <w:tcPr>
-        <w:shd w:color="ffffff"/>
+        <w:shd w:val="clear" w:color="ffffff"/>
         <w:tcBorders>
-          <w:top w:val="none"/>
+          <w:top w:val="none" w:color="000000" w:sz="4" w:space="0"/>
           <w:left w:val="single" w:color="000000" w:themeColor="accent5" w:themeTint="9A" w:sz="4" w:space="0"/>
-          <w:bottom w:val="none"/>
-          <w:right w:val="none"/>
+          <w:bottom w:val="none" w:color="000000" w:sz="4" w:space="0"/>
+          <w:right w:val="none" w:color="000000" w:sz="4" w:space="0"/>
         </w:tcBorders>
       </w:tcPr>
     </w:tblStylePr>
@@ -32017,9 +32814,9 @@
         <w:shd w:val="clear" w:color="ffffff" w:themeColor="light1" w:fill="ffffff" w:themeFill="light1"/>
         <w:tcBorders>
           <w:top w:val="single" w:color="000000" w:themeColor="accent5" w:themeTint="9A" w:sz="4" w:space="0"/>
-          <w:left w:val="none"/>
-          <w:bottom w:val="none"/>
-          <w:right w:val="none"/>
+          <w:left w:val="none" w:color="000000" w:sz="4" w:space="0"/>
+          <w:bottom w:val="none" w:color="000000" w:sz="4" w:space="0"/>
+          <w:right w:val="none" w:color="000000" w:sz="4" w:space="0"/>
         </w:tcBorders>
       </w:tcPr>
     </w:tblStylePr>
@@ -32094,9 +32891,9 @@
       </w:tcPr>
     </w:tblStylePr>
   </w:style>
-  <w:style w:type="table" w:styleId="116">
+  <w:style w:type="table" w:styleId="850">
     <w:name w:val="List Table 7 Colorful - Accent 6"/>
-    <w:basedOn w:val="11"/>
+    <w:basedOn w:val="745"/>
     <w:uiPriority w:val="99"/>
     <w:pPr>
       <w:pBdr/>
@@ -32195,11 +32992,11 @@
         <w:tblBorders/>
       </w:tblPr>
       <w:tcPr>
-        <w:shd w:color="ffffff"/>
+        <w:shd w:val="clear" w:color="ffffff"/>
         <w:tcBorders>
-          <w:top w:val="none"/>
-          <w:left w:val="none"/>
-          <w:bottom w:val="none"/>
+          <w:top w:val="none" w:color="000000" w:sz="4" w:space="0"/>
+          <w:left w:val="none" w:color="000000" w:sz="4" w:space="0"/>
+          <w:bottom w:val="none" w:color="000000" w:sz="4" w:space="0"/>
           <w:right w:val="single" w:color="000000" w:themeColor="accent6" w:themeTint="98" w:sz="4" w:space="0"/>
         </w:tcBorders>
       </w:tcPr>
@@ -32222,10 +33019,10 @@
       <w:tcPr>
         <w:shd w:val="clear" w:color="ffffff" w:themeColor="light1" w:fill="ffffff" w:themeFill="light1"/>
         <w:tcBorders>
-          <w:top w:val="none"/>
-          <w:left w:val="none"/>
+          <w:top w:val="none" w:color="000000" w:sz="4" w:space="0"/>
+          <w:left w:val="none" w:color="000000" w:sz="4" w:space="0"/>
           <w:bottom w:val="single" w:color="000000" w:themeColor="accent6" w:themeTint="98" w:sz="4" w:space="0"/>
-          <w:right w:val="none"/>
+          <w:right w:val="none" w:color="000000" w:sz="4" w:space="0"/>
         </w:tcBorders>
       </w:tcPr>
     </w:tblStylePr>
@@ -32245,12 +33042,12 @@
         <w:tblBorders/>
       </w:tblPr>
       <w:tcPr>
-        <w:shd w:color="ffffff"/>
+        <w:shd w:val="clear" w:color="ffffff"/>
         <w:tcBorders>
-          <w:top w:val="none"/>
+          <w:top w:val="none" w:color="000000" w:sz="4" w:space="0"/>
           <w:left w:val="single" w:color="000000" w:themeColor="accent6" w:themeTint="98" w:sz="4" w:space="0"/>
-          <w:bottom w:val="none"/>
-          <w:right w:val="none"/>
+          <w:bottom w:val="none" w:color="000000" w:sz="4" w:space="0"/>
+          <w:right w:val="none" w:color="000000" w:sz="4" w:space="0"/>
         </w:tcBorders>
       </w:tcPr>
     </w:tblStylePr>
@@ -32273,9 +33070,9 @@
         <w:shd w:val="clear" w:color="ffffff" w:themeColor="light1" w:fill="ffffff" w:themeFill="light1"/>
         <w:tcBorders>
           <w:top w:val="single" w:color="000000" w:themeColor="accent6" w:themeTint="98" w:sz="4" w:space="0"/>
-          <w:left w:val="none"/>
-          <w:bottom w:val="none"/>
-          <w:right w:val="none"/>
+          <w:left w:val="none" w:color="000000" w:sz="4" w:space="0"/>
+          <w:bottom w:val="none" w:color="000000" w:sz="4" w:space="0"/>
+          <w:right w:val="none" w:color="000000" w:sz="4" w:space="0"/>
         </w:tcBorders>
       </w:tcPr>
     </w:tblStylePr>
@@ -32350,9 +33147,9 @@
       </w:tcPr>
     </w:tblStylePr>
   </w:style>
-  <w:style w:type="table" w:styleId="117">
+  <w:style w:type="table" w:styleId="851">
     <w:name w:val="Lined - Accent"/>
-    <w:basedOn w:val="11"/>
+    <w:basedOn w:val="745"/>
     <w:uiPriority w:val="99"/>
     <w:pPr>
       <w:pBdr/>
@@ -32587,9 +33384,9 @@
       </w:tcPr>
     </w:tblStylePr>
   </w:style>
-  <w:style w:type="table" w:styleId="118">
+  <w:style w:type="table" w:styleId="852">
     <w:name w:val="Lined - Accent 1"/>
-    <w:basedOn w:val="11"/>
+    <w:basedOn w:val="745"/>
     <w:uiPriority w:val="99"/>
     <w:pPr>
       <w:pBdr/>
@@ -32824,9 +33621,9 @@
       </w:tcPr>
     </w:tblStylePr>
   </w:style>
-  <w:style w:type="table" w:styleId="119">
+  <w:style w:type="table" w:styleId="853">
     <w:name w:val="Lined - Accent 2"/>
-    <w:basedOn w:val="11"/>
+    <w:basedOn w:val="745"/>
     <w:uiPriority w:val="99"/>
     <w:pPr>
       <w:pBdr/>
@@ -33061,9 +33858,9 @@
       </w:tcPr>
     </w:tblStylePr>
   </w:style>
-  <w:style w:type="table" w:styleId="120">
+  <w:style w:type="table" w:styleId="854">
     <w:name w:val="Lined - Accent 3"/>
-    <w:basedOn w:val="11"/>
+    <w:basedOn w:val="745"/>
     <w:uiPriority w:val="99"/>
     <w:pPr>
       <w:pBdr/>
@@ -33298,9 +34095,9 @@
       </w:tcPr>
     </w:tblStylePr>
   </w:style>
-  <w:style w:type="table" w:styleId="121">
+  <w:style w:type="table" w:styleId="855">
     <w:name w:val="Lined - Accent 4"/>
-    <w:basedOn w:val="11"/>
+    <w:basedOn w:val="745"/>
     <w:uiPriority w:val="99"/>
     <w:pPr>
       <w:pBdr/>
@@ -33535,9 +34332,9 @@
       </w:tcPr>
     </w:tblStylePr>
   </w:style>
-  <w:style w:type="table" w:styleId="122">
+  <w:style w:type="table" w:styleId="856">
     <w:name w:val="Lined - Accent 5"/>
-    <w:basedOn w:val="11"/>
+    <w:basedOn w:val="745"/>
     <w:uiPriority w:val="99"/>
     <w:pPr>
       <w:pBdr/>
@@ -33772,9 +34569,9 @@
       </w:tcPr>
     </w:tblStylePr>
   </w:style>
-  <w:style w:type="table" w:styleId="123">
+  <w:style w:type="table" w:styleId="857">
     <w:name w:val="Lined - Accent 6"/>
-    <w:basedOn w:val="11"/>
+    <w:basedOn w:val="745"/>
     <w:uiPriority w:val="99"/>
     <w:pPr>
       <w:pBdr/>
@@ -34009,9 +34806,9 @@
       </w:tcPr>
     </w:tblStylePr>
   </w:style>
-  <w:style w:type="table" w:styleId="124">
+  <w:style w:type="table" w:styleId="858">
     <w:name w:val="Bordered &amp; Lined - Accent"/>
-    <w:basedOn w:val="11"/>
+    <w:basedOn w:val="745"/>
     <w:uiPriority w:val="99"/>
     <w:pPr>
       <w:pBdr/>
@@ -34253,9 +35050,9 @@
       </w:tcPr>
     </w:tblStylePr>
   </w:style>
-  <w:style w:type="table" w:styleId="125">
+  <w:style w:type="table" w:styleId="859">
     <w:name w:val="Bordered &amp; Lined - Accent 1"/>
-    <w:basedOn w:val="11"/>
+    <w:basedOn w:val="745"/>
     <w:uiPriority w:val="99"/>
     <w:pPr>
       <w:pBdr/>
@@ -34497,9 +35294,9 @@
       </w:tcPr>
     </w:tblStylePr>
   </w:style>
-  <w:style w:type="table" w:styleId="126">
+  <w:style w:type="table" w:styleId="860">
     <w:name w:val="Bordered &amp; Lined - Accent 2"/>
-    <w:basedOn w:val="11"/>
+    <w:basedOn w:val="745"/>
     <w:uiPriority w:val="99"/>
     <w:pPr>
       <w:pBdr/>
@@ -34741,9 +35538,9 @@
       </w:tcPr>
     </w:tblStylePr>
   </w:style>
-  <w:style w:type="table" w:styleId="127">
+  <w:style w:type="table" w:styleId="861">
     <w:name w:val="Bordered &amp; Lined - Accent 3"/>
-    <w:basedOn w:val="11"/>
+    <w:basedOn w:val="745"/>
     <w:uiPriority w:val="99"/>
     <w:pPr>
       <w:pBdr/>
@@ -34985,9 +35782,9 @@
       </w:tcPr>
     </w:tblStylePr>
   </w:style>
-  <w:style w:type="table" w:styleId="128">
+  <w:style w:type="table" w:styleId="862">
     <w:name w:val="Bordered &amp; Lined - Accent 4"/>
-    <w:basedOn w:val="11"/>
+    <w:basedOn w:val="745"/>
     <w:uiPriority w:val="99"/>
     <w:pPr>
       <w:pBdr/>
@@ -35229,9 +36026,9 @@
       </w:tcPr>
     </w:tblStylePr>
   </w:style>
-  <w:style w:type="table" w:styleId="129">
+  <w:style w:type="table" w:styleId="863">
     <w:name w:val="Bordered &amp; Lined - Accent 5"/>
-    <w:basedOn w:val="11"/>
+    <w:basedOn w:val="745"/>
     <w:uiPriority w:val="99"/>
     <w:pPr>
       <w:pBdr/>
@@ -35473,9 +36270,9 @@
       </w:tcPr>
     </w:tblStylePr>
   </w:style>
-  <w:style w:type="table" w:styleId="130">
+  <w:style w:type="table" w:styleId="864">
     <w:name w:val="Bordered &amp; Lined - Accent 6"/>
-    <w:basedOn w:val="11"/>
+    <w:basedOn w:val="745"/>
     <w:uiPriority w:val="99"/>
     <w:pPr>
       <w:pBdr/>
@@ -35717,9 +36514,9 @@
       </w:tcPr>
     </w:tblStylePr>
   </w:style>
-  <w:style w:type="table" w:styleId="131">
+  <w:style w:type="table" w:styleId="865">
     <w:name w:val="Bordered"/>
-    <w:basedOn w:val="11"/>
+    <w:basedOn w:val="745"/>
     <w:uiPriority w:val="99"/>
     <w:pPr>
       <w:pBdr/>
@@ -35948,9 +36745,9 @@
       </w:tcPr>
     </w:tblStylePr>
   </w:style>
-  <w:style w:type="table" w:styleId="132">
+  <w:style w:type="table" w:styleId="866">
     <w:name w:val="Bordered - Accent 1"/>
-    <w:basedOn w:val="11"/>
+    <w:basedOn w:val="745"/>
     <w:uiPriority w:val="99"/>
     <w:pPr>
       <w:pBdr/>
@@ -36179,9 +36976,9 @@
       </w:tcPr>
     </w:tblStylePr>
   </w:style>
-  <w:style w:type="table" w:styleId="133">
+  <w:style w:type="table" w:styleId="867">
     <w:name w:val="Bordered - Accent 2"/>
-    <w:basedOn w:val="11"/>
+    <w:basedOn w:val="745"/>
     <w:uiPriority w:val="99"/>
     <w:pPr>
       <w:pBdr/>
@@ -36410,9 +37207,9 @@
       </w:tcPr>
     </w:tblStylePr>
   </w:style>
-  <w:style w:type="table" w:styleId="134">
+  <w:style w:type="table" w:styleId="868">
     <w:name w:val="Bordered - Accent 3"/>
-    <w:basedOn w:val="11"/>
+    <w:basedOn w:val="745"/>
     <w:uiPriority w:val="99"/>
     <w:pPr>
       <w:pBdr/>
@@ -36641,9 +37438,9 @@
       </w:tcPr>
     </w:tblStylePr>
   </w:style>
-  <w:style w:type="table" w:styleId="135">
+  <w:style w:type="table" w:styleId="869">
     <w:name w:val="Bordered - Accent 4"/>
-    <w:basedOn w:val="11"/>
+    <w:basedOn w:val="745"/>
     <w:uiPriority w:val="99"/>
     <w:pPr>
       <w:pBdr/>
@@ -36872,9 +37669,9 @@
       </w:tcPr>
     </w:tblStylePr>
   </w:style>
-  <w:style w:type="table" w:styleId="136">
+  <w:style w:type="table" w:styleId="870">
     <w:name w:val="Bordered - Accent 5"/>
-    <w:basedOn w:val="11"/>
+    <w:basedOn w:val="745"/>
     <w:uiPriority w:val="99"/>
     <w:pPr>
       <w:pBdr/>
@@ -37103,9 +37900,9 @@
       </w:tcPr>
     </w:tblStylePr>
   </w:style>
-  <w:style w:type="table" w:styleId="137">
+  <w:style w:type="table" w:styleId="871">
     <w:name w:val="Bordered - Accent 6"/>
-    <w:basedOn w:val="11"/>
+    <w:basedOn w:val="745"/>
     <w:uiPriority w:val="99"/>
     <w:pPr>
       <w:pBdr/>
@@ -37334,7 +38131,7 @@
       </w:tcPr>
     </w:tblStylePr>
   </w:style>
-  <w:style w:type="numbering" w:styleId="149" w:default="1">
+  <w:style w:type="numbering" w:styleId="872" w:default="1">
     <w:name w:val="No List"/>
     <w:uiPriority w:val="99"/>
     <w:semiHidden/>
@@ -37345,10 +38142,10 @@
       <w:ind/>
     </w:pPr>
   </w:style>
-  <w:style w:type="character" w:styleId="150">
+  <w:style w:type="character" w:styleId="873">
     <w:name w:val="Heading 1 Char"/>
-    <w:basedOn w:val="706"/>
-    <w:link w:val="697"/>
+    <w:basedOn w:val="917"/>
+    <w:link w:val="908"/>
     <w:uiPriority w:val="9"/>
     <w:pPr>
       <w:pBdr/>
@@ -37362,10 +38159,10 @@
       <w:szCs w:val="40"/>
     </w:rPr>
   </w:style>
-  <w:style w:type="character" w:styleId="151">
+  <w:style w:type="character" w:styleId="874">
     <w:name w:val="Heading 2 Char"/>
-    <w:basedOn w:val="706"/>
-    <w:link w:val="698"/>
+    <w:basedOn w:val="917"/>
+    <w:link w:val="909"/>
     <w:uiPriority w:val="9"/>
     <w:pPr>
       <w:pBdr/>
@@ -37379,10 +38176,10 @@
       <w:szCs w:val="32"/>
     </w:rPr>
   </w:style>
-  <w:style w:type="character" w:styleId="152">
+  <w:style w:type="character" w:styleId="875">
     <w:name w:val="Heading 3 Char"/>
-    <w:basedOn w:val="706"/>
-    <w:link w:val="699"/>
+    <w:basedOn w:val="917"/>
+    <w:link w:val="910"/>
     <w:uiPriority w:val="9"/>
     <w:pPr>
       <w:pBdr/>
@@ -37396,10 +38193,10 @@
       <w:szCs w:val="28"/>
     </w:rPr>
   </w:style>
-  <w:style w:type="character" w:styleId="153">
+  <w:style w:type="character" w:styleId="876">
     <w:name w:val="Heading 4 Char"/>
-    <w:basedOn w:val="706"/>
-    <w:link w:val="700"/>
+    <w:basedOn w:val="917"/>
+    <w:link w:val="911"/>
     <w:uiPriority w:val="9"/>
     <w:pPr>
       <w:pBdr/>
@@ -37413,10 +38210,10 @@
       <w:color w:val="0f4761" w:themeColor="accent1" w:themeShade="BF"/>
     </w:rPr>
   </w:style>
-  <w:style w:type="character" w:styleId="154">
+  <w:style w:type="character" w:styleId="877">
     <w:name w:val="Heading 5 Char"/>
-    <w:basedOn w:val="706"/>
-    <w:link w:val="701"/>
+    <w:basedOn w:val="917"/>
+    <w:link w:val="912"/>
     <w:uiPriority w:val="9"/>
     <w:pPr>
       <w:pBdr/>
@@ -37428,10 +38225,10 @@
       <w:color w:val="0f4761" w:themeColor="accent1" w:themeShade="BF"/>
     </w:rPr>
   </w:style>
-  <w:style w:type="character" w:styleId="155">
+  <w:style w:type="character" w:styleId="878">
     <w:name w:val="Heading 6 Char"/>
-    <w:basedOn w:val="706"/>
-    <w:link w:val="702"/>
+    <w:basedOn w:val="917"/>
+    <w:link w:val="913"/>
     <w:uiPriority w:val="9"/>
     <w:pPr>
       <w:pBdr/>
@@ -37445,10 +38242,10 @@
       <w:color w:val="595959" w:themeColor="text1" w:themeTint="A6"/>
     </w:rPr>
   </w:style>
-  <w:style w:type="character" w:styleId="156">
+  <w:style w:type="character" w:styleId="879">
     <w:name w:val="Heading 7 Char"/>
-    <w:basedOn w:val="706"/>
-    <w:link w:val="703"/>
+    <w:basedOn w:val="917"/>
+    <w:link w:val="914"/>
     <w:uiPriority w:val="9"/>
     <w:pPr>
       <w:pBdr/>
@@ -37460,10 +38257,10 @@
       <w:color w:val="595959" w:themeColor="text1" w:themeTint="A6"/>
     </w:rPr>
   </w:style>
-  <w:style w:type="character" w:styleId="157">
+  <w:style w:type="character" w:styleId="880">
     <w:name w:val="Heading 8 Char"/>
-    <w:basedOn w:val="706"/>
-    <w:link w:val="704"/>
+    <w:basedOn w:val="917"/>
+    <w:link w:val="915"/>
     <w:uiPriority w:val="9"/>
     <w:pPr>
       <w:pBdr/>
@@ -37477,10 +38274,10 @@
       <w:color w:val="272727" w:themeColor="text1" w:themeTint="D8"/>
     </w:rPr>
   </w:style>
-  <w:style w:type="character" w:styleId="158">
+  <w:style w:type="character" w:styleId="881">
     <w:name w:val="Heading 9 Char"/>
-    <w:basedOn w:val="706"/>
-    <w:link w:val="705"/>
+    <w:basedOn w:val="917"/>
+    <w:link w:val="916"/>
     <w:uiPriority w:val="9"/>
     <w:pPr>
       <w:pBdr/>
@@ -37494,10 +38291,10 @@
       <w:color w:val="272727" w:themeColor="text1" w:themeTint="D8"/>
     </w:rPr>
   </w:style>
-  <w:style w:type="character" w:styleId="160">
+  <w:style w:type="character" w:styleId="882">
     <w:name w:val="Title Char"/>
-    <w:basedOn w:val="706"/>
-    <w:link w:val="743"/>
+    <w:basedOn w:val="917"/>
+    <w:link w:val="954"/>
     <w:uiPriority w:val="10"/>
     <w:pPr>
       <w:pBdr/>
@@ -37511,10 +38308,10 @@
       <w:szCs w:val="56"/>
     </w:rPr>
   </w:style>
-  <w:style w:type="character" w:styleId="162">
+  <w:style w:type="character" w:styleId="883">
     <w:name w:val="Subtitle Char"/>
-    <w:basedOn w:val="706"/>
-    <w:link w:val="744"/>
+    <w:basedOn w:val="917"/>
+    <w:link w:val="955"/>
     <w:uiPriority w:val="11"/>
     <w:pPr>
       <w:pBdr/>
@@ -37528,10 +38325,10 @@
       <w:szCs w:val="28"/>
     </w:rPr>
   </w:style>
-  <w:style w:type="character" w:styleId="164">
+  <w:style w:type="character" w:styleId="884">
     <w:name w:val="Quote Char"/>
-    <w:basedOn w:val="706"/>
-    <w:link w:val="760"/>
+    <w:basedOn w:val="917"/>
+    <w:link w:val="971"/>
     <w:uiPriority w:val="29"/>
     <w:pPr>
       <w:pBdr/>
@@ -37544,10 +38341,10 @@
       <w:color w:val="404040" w:themeColor="text1" w:themeTint="BF"/>
     </w:rPr>
   </w:style>
-  <w:style w:type="character" w:styleId="168">
+  <w:style w:type="character" w:styleId="885">
     <w:name w:val="Intense Quote Char"/>
-    <w:basedOn w:val="706"/>
-    <w:link w:val="761"/>
+    <w:basedOn w:val="917"/>
+    <w:link w:val="972"/>
     <w:uiPriority w:val="30"/>
     <w:pPr>
       <w:pBdr/>
@@ -37560,10 +38357,10 @@
       <w:color w:val="0f4761" w:themeColor="accent1" w:themeShade="BF"/>
     </w:rPr>
   </w:style>
-  <w:style w:type="character" w:styleId="177">
+  <w:style w:type="character" w:styleId="886">
     <w:name w:val="Header Char"/>
-    <w:basedOn w:val="706"/>
-    <w:link w:val="740"/>
+    <w:basedOn w:val="917"/>
+    <w:link w:val="951"/>
     <w:uiPriority w:val="99"/>
     <w:pPr>
       <w:pBdr/>
@@ -37571,10 +38368,10 @@
       <w:ind/>
     </w:pPr>
   </w:style>
-  <w:style w:type="character" w:styleId="179">
+  <w:style w:type="character" w:styleId="887">
     <w:name w:val="Footer Char"/>
-    <w:basedOn w:val="706"/>
-    <w:link w:val="741"/>
+    <w:basedOn w:val="917"/>
+    <w:link w:val="952"/>
     <w:uiPriority w:val="99"/>
     <w:pPr>
       <w:pBdr/>
@@ -37582,10 +38379,10 @@
       <w:ind/>
     </w:pPr>
   </w:style>
-  <w:style w:type="paragraph" w:styleId="181">
+  <w:style w:type="paragraph" w:styleId="888">
     <w:name w:val="footnote text"/>
-    <w:basedOn w:val="696"/>
-    <w:link w:val="182"/>
+    <w:basedOn w:val="907"/>
+    <w:link w:val="889"/>
     <w:uiPriority w:val="99"/>
     <w:semiHidden/>
     <w:unhideWhenUsed/>
@@ -37599,10 +38396,10 @@
       <w:szCs w:val="20"/>
     </w:rPr>
   </w:style>
-  <w:style w:type="character" w:styleId="182">
+  <w:style w:type="character" w:styleId="889">
     <w:name w:val="Footnote Text Char"/>
-    <w:basedOn w:val="706"/>
-    <w:link w:val="181"/>
+    <w:basedOn w:val="917"/>
+    <w:link w:val="888"/>
     <w:uiPriority w:val="99"/>
     <w:semiHidden/>
     <w:pPr>
@@ -37615,9 +38412,9 @@
       <w:szCs w:val="20"/>
     </w:rPr>
   </w:style>
-  <w:style w:type="character" w:styleId="183">
+  <w:style w:type="character" w:styleId="890">
     <w:name w:val="footnote reference"/>
-    <w:basedOn w:val="706"/>
+    <w:basedOn w:val="917"/>
     <w:uiPriority w:val="99"/>
     <w:semiHidden/>
     <w:unhideWhenUsed/>
@@ -37630,10 +38427,10 @@
       <w:vertAlign w:val="superscript"/>
     </w:rPr>
   </w:style>
-  <w:style w:type="paragraph" w:styleId="184">
+  <w:style w:type="paragraph" w:styleId="891">
     <w:name w:val="endnote text"/>
-    <w:basedOn w:val="696"/>
-    <w:link w:val="185"/>
+    <w:basedOn w:val="907"/>
+    <w:link w:val="892"/>
     <w:uiPriority w:val="99"/>
     <w:semiHidden/>
     <w:unhideWhenUsed/>
@@ -37647,10 +38444,10 @@
       <w:szCs w:val="20"/>
     </w:rPr>
   </w:style>
-  <w:style w:type="character" w:styleId="185">
+  <w:style w:type="character" w:styleId="892">
     <w:name w:val="Endnote Text Char"/>
-    <w:basedOn w:val="706"/>
-    <w:link w:val="184"/>
+    <w:basedOn w:val="917"/>
+    <w:link w:val="891"/>
     <w:uiPriority w:val="99"/>
     <w:semiHidden/>
     <w:pPr>
@@ -37663,9 +38460,9 @@
       <w:szCs w:val="20"/>
     </w:rPr>
   </w:style>
-  <w:style w:type="character" w:styleId="186">
+  <w:style w:type="character" w:styleId="893">
     <w:name w:val="endnote reference"/>
-    <w:basedOn w:val="706"/>
+    <w:basedOn w:val="917"/>
     <w:uiPriority w:val="99"/>
     <w:semiHidden/>
     <w:unhideWhenUsed/>
@@ -37678,9 +38475,9 @@
       <w:vertAlign w:val="superscript"/>
     </w:rPr>
   </w:style>
-  <w:style w:type="character" w:styleId="187">
+  <w:style w:type="character" w:styleId="894">
     <w:name w:val="Hyperlink"/>
-    <w:basedOn w:val="706"/>
+    <w:basedOn w:val="917"/>
     <w:uiPriority w:val="99"/>
     <w:unhideWhenUsed/>
     <w:pPr>
@@ -37693,9 +38490,9 @@
       <w:u w:val="single"/>
     </w:rPr>
   </w:style>
-  <w:style w:type="character" w:styleId="188">
+  <w:style w:type="character" w:styleId="895">
     <w:name w:val="FollowedHyperlink"/>
-    <w:basedOn w:val="706"/>
+    <w:basedOn w:val="917"/>
     <w:uiPriority w:val="99"/>
     <w:semiHidden/>
     <w:unhideWhenUsed/>
@@ -37709,10 +38506,10 @@
       <w:u w:val="single"/>
     </w:rPr>
   </w:style>
-  <w:style w:type="paragraph" w:styleId="189">
+  <w:style w:type="paragraph" w:styleId="896">
     <w:name w:val="toc 1"/>
-    <w:basedOn w:val="696"/>
-    <w:next w:val="696"/>
+    <w:basedOn w:val="907"/>
+    <w:next w:val="907"/>
     <w:uiPriority w:val="39"/>
     <w:unhideWhenUsed/>
     <w:pPr>
@@ -37721,10 +38518,10 @@
       <w:ind/>
     </w:pPr>
   </w:style>
-  <w:style w:type="paragraph" w:styleId="190">
+  <w:style w:type="paragraph" w:styleId="897">
     <w:name w:val="toc 2"/>
-    <w:basedOn w:val="696"/>
-    <w:next w:val="696"/>
+    <w:basedOn w:val="907"/>
+    <w:next w:val="907"/>
     <w:uiPriority w:val="39"/>
     <w:unhideWhenUsed/>
     <w:pPr>
@@ -37733,10 +38530,10 @@
       <w:ind w:left="220"/>
     </w:pPr>
   </w:style>
-  <w:style w:type="paragraph" w:styleId="191">
+  <w:style w:type="paragraph" w:styleId="898">
     <w:name w:val="toc 3"/>
-    <w:basedOn w:val="696"/>
-    <w:next w:val="696"/>
+    <w:basedOn w:val="907"/>
+    <w:next w:val="907"/>
     <w:uiPriority w:val="39"/>
     <w:unhideWhenUsed/>
     <w:pPr>
@@ -37745,10 +38542,10 @@
       <w:ind w:left="440"/>
     </w:pPr>
   </w:style>
-  <w:style w:type="paragraph" w:styleId="192">
+  <w:style w:type="paragraph" w:styleId="899">
     <w:name w:val="toc 4"/>
-    <w:basedOn w:val="696"/>
-    <w:next w:val="696"/>
+    <w:basedOn w:val="907"/>
+    <w:next w:val="907"/>
     <w:uiPriority w:val="39"/>
     <w:unhideWhenUsed/>
     <w:pPr>
@@ -37757,10 +38554,10 @@
       <w:ind w:left="660"/>
     </w:pPr>
   </w:style>
-  <w:style w:type="paragraph" w:styleId="193">
+  <w:style w:type="paragraph" w:styleId="900">
     <w:name w:val="toc 5"/>
-    <w:basedOn w:val="696"/>
-    <w:next w:val="696"/>
+    <w:basedOn w:val="907"/>
+    <w:next w:val="907"/>
     <w:uiPriority w:val="39"/>
     <w:unhideWhenUsed/>
     <w:pPr>
@@ -37769,10 +38566,10 @@
       <w:ind w:left="880"/>
     </w:pPr>
   </w:style>
-  <w:style w:type="paragraph" w:styleId="194">
+  <w:style w:type="paragraph" w:styleId="901">
     <w:name w:val="toc 6"/>
-    <w:basedOn w:val="696"/>
-    <w:next w:val="696"/>
+    <w:basedOn w:val="907"/>
+    <w:next w:val="907"/>
     <w:uiPriority w:val="39"/>
     <w:unhideWhenUsed/>
     <w:pPr>
@@ -37781,10 +38578,10 @@
       <w:ind w:left="1100"/>
     </w:pPr>
   </w:style>
-  <w:style w:type="paragraph" w:styleId="195">
+  <w:style w:type="paragraph" w:styleId="902">
     <w:name w:val="toc 7"/>
-    <w:basedOn w:val="696"/>
-    <w:next w:val="696"/>
+    <w:basedOn w:val="907"/>
+    <w:next w:val="907"/>
     <w:uiPriority w:val="39"/>
     <w:unhideWhenUsed/>
     <w:pPr>
@@ -37793,10 +38590,10 @@
       <w:ind w:left="1320"/>
     </w:pPr>
   </w:style>
-  <w:style w:type="paragraph" w:styleId="196">
+  <w:style w:type="paragraph" w:styleId="903">
     <w:name w:val="toc 8"/>
-    <w:basedOn w:val="696"/>
-    <w:next w:val="696"/>
+    <w:basedOn w:val="907"/>
+    <w:next w:val="907"/>
     <w:uiPriority w:val="39"/>
     <w:unhideWhenUsed/>
     <w:pPr>
@@ -37805,10 +38602,10 @@
       <w:ind w:left="1540"/>
     </w:pPr>
   </w:style>
-  <w:style w:type="paragraph" w:styleId="197">
+  <w:style w:type="paragraph" w:styleId="904">
     <w:name w:val="toc 9"/>
-    <w:basedOn w:val="696"/>
-    <w:next w:val="696"/>
+    <w:basedOn w:val="907"/>
+    <w:next w:val="907"/>
     <w:uiPriority w:val="39"/>
     <w:unhideWhenUsed/>
     <w:pPr>
@@ -37817,9 +38614,9 @@
       <w:ind w:left="1760"/>
     </w:pPr>
   </w:style>
-  <w:style w:type="character" w:styleId="198">
+  <w:style w:type="character" w:styleId="905">
     <w:name w:val="Placeholder Text"/>
-    <w:basedOn w:val="706"/>
+    <w:basedOn w:val="917"/>
     <w:uiPriority w:val="99"/>
     <w:semiHidden/>
     <w:pPr>
@@ -37831,10 +38628,10 @@
       <w:color w:val="666666"/>
     </w:rPr>
   </w:style>
-  <w:style w:type="paragraph" w:styleId="209">
+  <w:style w:type="paragraph" w:styleId="906">
     <w:name w:val="table of figures"/>
-    <w:basedOn w:val="696"/>
-    <w:next w:val="696"/>
+    <w:basedOn w:val="907"/>
+    <w:next w:val="907"/>
     <w:uiPriority w:val="99"/>
     <w:unhideWhenUsed/>
     <w:pPr>
@@ -37843,7 +38640,7 @@
       <w:ind/>
     </w:pPr>
   </w:style>
-  <w:style w:type="paragraph" w:styleId="696" w:default="1">
+  <w:style w:type="paragraph" w:styleId="907" w:default="1">
     <w:name w:val="Normal"/>
     <w:qFormat/>
     <w:pPr>
@@ -37862,11 +38659,11 @@
       <w:lang w:val="en-US" w:eastAsia="en-US" w:bidi="ar-SA"/>
     </w:rPr>
   </w:style>
-  <w:style w:type="paragraph" w:styleId="697">
+  <w:style w:type="paragraph" w:styleId="908">
     <w:name w:val="Heading 1"/>
-    <w:basedOn w:val="696"/>
-    <w:next w:val="696"/>
-    <w:link w:val="709"/>
+    <w:basedOn w:val="907"/>
+    <w:next w:val="907"/>
+    <w:link w:val="920"/>
     <w:qFormat/>
     <w:pPr>
       <w:keepNext w:val="true"/>
@@ -37889,11 +38686,11 @@
       <w:szCs w:val="28"/>
     </w:rPr>
   </w:style>
-  <w:style w:type="paragraph" w:styleId="698">
+  <w:style w:type="paragraph" w:styleId="909">
     <w:name w:val="Heading 2"/>
-    <w:basedOn w:val="696"/>
-    <w:next w:val="696"/>
-    <w:link w:val="710"/>
+    <w:basedOn w:val="907"/>
+    <w:next w:val="907"/>
+    <w:link w:val="921"/>
     <w:qFormat/>
     <w:pPr>
       <w:keepNext w:val="true"/>
@@ -37916,11 +38713,11 @@
       <w:szCs w:val="26"/>
     </w:rPr>
   </w:style>
-  <w:style w:type="paragraph" w:styleId="699">
+  <w:style w:type="paragraph" w:styleId="910">
     <w:name w:val="Heading 3"/>
-    <w:basedOn w:val="696"/>
-    <w:next w:val="696"/>
-    <w:link w:val="711"/>
+    <w:basedOn w:val="907"/>
+    <w:next w:val="907"/>
+    <w:link w:val="922"/>
     <w:qFormat/>
     <w:pPr>
       <w:keepNext w:val="true"/>
@@ -37941,11 +38738,11 @@
       <w:color w:val="4f81bd" w:themeColor="accent1"/>
     </w:rPr>
   </w:style>
-  <w:style w:type="paragraph" w:styleId="700">
+  <w:style w:type="paragraph" w:styleId="911">
     <w:name w:val="Heading 4"/>
-    <w:basedOn w:val="696"/>
-    <w:next w:val="696"/>
-    <w:link w:val="719"/>
+    <w:basedOn w:val="907"/>
+    <w:next w:val="907"/>
+    <w:link w:val="930"/>
     <w:qFormat/>
     <w:pPr>
       <w:keepNext w:val="true"/>
@@ -37968,11 +38765,11 @@
       <w:color w:val="4f81bd" w:themeColor="accent1"/>
     </w:rPr>
   </w:style>
-  <w:style w:type="paragraph" w:styleId="701">
+  <w:style w:type="paragraph" w:styleId="912">
     <w:name w:val="Heading 5"/>
-    <w:basedOn w:val="696"/>
-    <w:next w:val="696"/>
-    <w:link w:val="720"/>
+    <w:basedOn w:val="907"/>
+    <w:next w:val="907"/>
+    <w:link w:val="931"/>
     <w:qFormat/>
     <w:pPr>
       <w:keepNext w:val="true"/>
@@ -37991,11 +38788,11 @@
       <w:color w:val="243f60" w:themeColor="accent1" w:themeShade="7F"/>
     </w:rPr>
   </w:style>
-  <w:style w:type="paragraph" w:styleId="702">
+  <w:style w:type="paragraph" w:styleId="913">
     <w:name w:val="Heading 6"/>
-    <w:basedOn w:val="696"/>
-    <w:next w:val="696"/>
-    <w:link w:val="721"/>
+    <w:basedOn w:val="907"/>
+    <w:next w:val="907"/>
+    <w:link w:val="932"/>
     <w:qFormat/>
     <w:pPr>
       <w:keepNext w:val="true"/>
@@ -38016,11 +38813,11 @@
       <w:color w:val="243f60" w:themeColor="accent1" w:themeShade="7F"/>
     </w:rPr>
   </w:style>
-  <w:style w:type="paragraph" w:styleId="703">
+  <w:style w:type="paragraph" w:styleId="914">
     <w:name w:val="Heading 7"/>
-    <w:basedOn w:val="696"/>
-    <w:next w:val="696"/>
-    <w:link w:val="722"/>
+    <w:basedOn w:val="907"/>
+    <w:next w:val="907"/>
+    <w:link w:val="933"/>
     <w:qFormat/>
     <w:pPr>
       <w:keepNext w:val="true"/>
@@ -38041,11 +38838,11 @@
       <w:color w:val="404040" w:themeColor="dark1" w:themeTint="BF"/>
     </w:rPr>
   </w:style>
-  <w:style w:type="paragraph" w:styleId="704">
+  <w:style w:type="paragraph" w:styleId="915">
     <w:name w:val="Heading 8"/>
-    <w:basedOn w:val="696"/>
-    <w:next w:val="696"/>
-    <w:link w:val="723"/>
+    <w:basedOn w:val="907"/>
+    <w:next w:val="907"/>
+    <w:link w:val="934"/>
     <w:qFormat/>
     <w:pPr>
       <w:keepNext w:val="true"/>
@@ -38066,11 +38863,11 @@
       <w:szCs w:val="20"/>
     </w:rPr>
   </w:style>
-  <w:style w:type="paragraph" w:styleId="705">
+  <w:style w:type="paragraph" w:styleId="916">
     <w:name w:val="Heading 9"/>
-    <w:basedOn w:val="696"/>
-    <w:next w:val="696"/>
-    <w:link w:val="724"/>
+    <w:basedOn w:val="907"/>
+    <w:next w:val="907"/>
+    <w:link w:val="935"/>
     <w:qFormat/>
     <w:pPr>
       <w:keepNext w:val="true"/>
@@ -38093,7 +38890,7 @@
       <w:szCs w:val="20"/>
     </w:rPr>
   </w:style>
-  <w:style w:type="character" w:styleId="706" w:default="1">
+  <w:style w:type="character" w:styleId="917" w:default="1">
     <w:name w:val="Default Paragraph Font"/>
     <w:qFormat/>
     <w:pPr>
@@ -38102,9 +38899,9 @@
       <w:ind/>
     </w:pPr>
   </w:style>
-  <w:style w:type="character" w:styleId="707">
+  <w:style w:type="character" w:styleId="918">
     <w:name w:val="Encabezado Car"/>
-    <w:basedOn w:val="706"/>
+    <w:basedOn w:val="917"/>
     <w:qFormat/>
     <w:pPr>
       <w:pBdr/>
@@ -38112,9 +38909,9 @@
       <w:ind/>
     </w:pPr>
   </w:style>
-  <w:style w:type="character" w:styleId="708">
+  <w:style w:type="character" w:styleId="919">
     <w:name w:val="Pie de página Car"/>
-    <w:basedOn w:val="706"/>
+    <w:basedOn w:val="917"/>
     <w:qFormat/>
     <w:pPr>
       <w:pBdr/>
@@ -38122,9 +38919,9 @@
       <w:ind/>
     </w:pPr>
   </w:style>
-  <w:style w:type="character" w:styleId="709">
+  <w:style w:type="character" w:styleId="920">
     <w:name w:val="Título 1 Car"/>
-    <w:basedOn w:val="706"/>
+    <w:basedOn w:val="917"/>
     <w:qFormat/>
     <w:pPr>
       <w:pBdr/>
@@ -38140,9 +38937,9 @@
       <w:szCs w:val="28"/>
     </w:rPr>
   </w:style>
-  <w:style w:type="character" w:styleId="710">
+  <w:style w:type="character" w:styleId="921">
     <w:name w:val="Título 2 Car"/>
-    <w:basedOn w:val="706"/>
+    <w:basedOn w:val="917"/>
     <w:qFormat/>
     <w:pPr>
       <w:pBdr/>
@@ -38158,9 +38955,9 @@
       <w:szCs w:val="26"/>
     </w:rPr>
   </w:style>
-  <w:style w:type="character" w:styleId="711">
+  <w:style w:type="character" w:styleId="922">
     <w:name w:val="Título 3 Car"/>
-    <w:basedOn w:val="706"/>
+    <w:basedOn w:val="917"/>
     <w:qFormat/>
     <w:pPr>
       <w:pBdr/>
@@ -38174,9 +38971,9 @@
       <w:color w:val="4f81bd" w:themeColor="accent1"/>
     </w:rPr>
   </w:style>
-  <w:style w:type="character" w:styleId="712">
+  <w:style w:type="character" w:styleId="923">
     <w:name w:val="Título Car"/>
-    <w:basedOn w:val="706"/>
+    <w:basedOn w:val="917"/>
     <w:qFormat/>
     <w:pPr>
       <w:pBdr/>
@@ -38191,9 +38988,9 @@
       <w:szCs w:val="52"/>
     </w:rPr>
   </w:style>
-  <w:style w:type="character" w:styleId="713">
+  <w:style w:type="character" w:styleId="924">
     <w:name w:val="Subtítulo Car"/>
-    <w:basedOn w:val="706"/>
+    <w:basedOn w:val="917"/>
     <w:qFormat/>
     <w:pPr>
       <w:pBdr/>
@@ -38210,9 +39007,9 @@
       <w:szCs w:val="24"/>
     </w:rPr>
   </w:style>
-  <w:style w:type="character" w:styleId="714">
+  <w:style w:type="character" w:styleId="925">
     <w:name w:val="Texto independiente Car"/>
-    <w:basedOn w:val="706"/>
+    <w:basedOn w:val="917"/>
     <w:qFormat/>
     <w:pPr>
       <w:pBdr/>
@@ -38220,10 +39017,10 @@
       <w:ind/>
     </w:pPr>
   </w:style>
-  <w:style w:type="character" w:styleId="715">
+  <w:style w:type="character" w:styleId="926">
     <w:name w:val="Texto independiente 2 Car"/>
-    <w:basedOn w:val="706"/>
-    <w:link w:val="746"/>
+    <w:basedOn w:val="917"/>
+    <w:link w:val="957"/>
     <w:qFormat/>
     <w:pPr>
       <w:pBdr/>
@@ -38231,10 +39028,10 @@
       <w:ind/>
     </w:pPr>
   </w:style>
-  <w:style w:type="character" w:styleId="716">
+  <w:style w:type="character" w:styleId="927">
     <w:name w:val="Texto independiente 3 Car"/>
-    <w:basedOn w:val="706"/>
-    <w:link w:val="747"/>
+    <w:basedOn w:val="917"/>
+    <w:link w:val="958"/>
     <w:qFormat/>
     <w:pPr>
       <w:pBdr/>
@@ -38246,10 +39043,10 @@
       <w:szCs w:val="16"/>
     </w:rPr>
   </w:style>
-  <w:style w:type="character" w:styleId="717">
+  <w:style w:type="character" w:styleId="928">
     <w:name w:val="Texto macro Car"/>
-    <w:basedOn w:val="706"/>
-    <w:link w:val="759"/>
+    <w:basedOn w:val="917"/>
+    <w:link w:val="970"/>
     <w:qFormat/>
     <w:pPr>
       <w:pBdr/>
@@ -38262,10 +39059,10 @@
       <w:szCs w:val="20"/>
     </w:rPr>
   </w:style>
-  <w:style w:type="character" w:styleId="718">
+  <w:style w:type="character" w:styleId="929">
     <w:name w:val="Cita Car"/>
-    <w:basedOn w:val="706"/>
-    <w:link w:val="760"/>
+    <w:basedOn w:val="917"/>
+    <w:link w:val="971"/>
     <w:qFormat/>
     <w:pPr>
       <w:pBdr/>
@@ -38278,9 +39075,9 @@
       <w:color w:val="000000" w:themeColor="dark1"/>
     </w:rPr>
   </w:style>
-  <w:style w:type="character" w:styleId="719">
+  <w:style w:type="character" w:styleId="930">
     <w:name w:val="Título 4 Car"/>
-    <w:basedOn w:val="706"/>
+    <w:basedOn w:val="917"/>
     <w:qFormat/>
     <w:pPr>
       <w:pBdr/>
@@ -38296,9 +39093,9 @@
       <w:color w:val="4f81bd" w:themeColor="accent1"/>
     </w:rPr>
   </w:style>
-  <w:style w:type="character" w:styleId="720">
+  <w:style w:type="character" w:styleId="931">
     <w:name w:val="Título 5 Car"/>
-    <w:basedOn w:val="706"/>
+    <w:basedOn w:val="917"/>
     <w:qFormat/>
     <w:pPr>
       <w:pBdr/>
@@ -38310,9 +39107,9 @@
       <w:color w:val="243f60" w:themeColor="accent1" w:themeShade="7F"/>
     </w:rPr>
   </w:style>
-  <w:style w:type="character" w:styleId="721">
+  <w:style w:type="character" w:styleId="932">
     <w:name w:val="Título 6 Car"/>
-    <w:basedOn w:val="706"/>
+    <w:basedOn w:val="917"/>
     <w:qFormat/>
     <w:pPr>
       <w:pBdr/>
@@ -38326,9 +39123,9 @@
       <w:color w:val="243f60" w:themeColor="accent1" w:themeShade="7F"/>
     </w:rPr>
   </w:style>
-  <w:style w:type="character" w:styleId="722">
+  <w:style w:type="character" w:styleId="933">
     <w:name w:val="Título 7 Car"/>
-    <w:basedOn w:val="706"/>
+    <w:basedOn w:val="917"/>
     <w:qFormat/>
     <w:pPr>
       <w:pBdr/>
@@ -38342,9 +39139,9 @@
       <w:color w:val="404040" w:themeColor="dark1" w:themeTint="BF"/>
     </w:rPr>
   </w:style>
-  <w:style w:type="character" w:styleId="723">
+  <w:style w:type="character" w:styleId="934">
     <w:name w:val="Título 8 Car"/>
-    <w:basedOn w:val="706"/>
+    <w:basedOn w:val="917"/>
     <w:qFormat/>
     <w:pPr>
       <w:pBdr/>
@@ -38358,9 +39155,9 @@
       <w:szCs w:val="20"/>
     </w:rPr>
   </w:style>
-  <w:style w:type="character" w:styleId="724">
+  <w:style w:type="character" w:styleId="935">
     <w:name w:val="Título 9 Car"/>
-    <w:basedOn w:val="706"/>
+    <w:basedOn w:val="917"/>
     <w:qFormat/>
     <w:pPr>
       <w:pBdr/>
@@ -38376,9 +39173,9 @@
       <w:szCs w:val="20"/>
     </w:rPr>
   </w:style>
-  <w:style w:type="character" w:styleId="725">
+  <w:style w:type="character" w:styleId="936">
     <w:name w:val="Strong"/>
-    <w:basedOn w:val="706"/>
+    <w:basedOn w:val="917"/>
     <w:qFormat/>
     <w:pPr>
       <w:pBdr/>
@@ -38390,9 +39187,9 @@
       <w:bCs/>
     </w:rPr>
   </w:style>
-  <w:style w:type="character" w:styleId="726">
+  <w:style w:type="character" w:styleId="937">
     <w:name w:val="Emphasis"/>
-    <w:basedOn w:val="706"/>
+    <w:basedOn w:val="917"/>
     <w:qFormat/>
     <w:pPr>
       <w:pBdr/>
@@ -38404,10 +39201,10 @@
       <w:iCs/>
     </w:rPr>
   </w:style>
-  <w:style w:type="character" w:styleId="727">
+  <w:style w:type="character" w:styleId="938">
     <w:name w:val="Cita destacada Car"/>
-    <w:basedOn w:val="706"/>
-    <w:link w:val="761"/>
+    <w:basedOn w:val="917"/>
+    <w:link w:val="972"/>
     <w:qFormat/>
     <w:pPr>
       <w:pBdr/>
@@ -38422,9 +39219,9 @@
       <w:color w:val="4f81bd" w:themeColor="accent1"/>
     </w:rPr>
   </w:style>
-  <w:style w:type="character" w:styleId="728">
+  <w:style w:type="character" w:styleId="939">
     <w:name w:val="Subtle Emphasis"/>
-    <w:basedOn w:val="706"/>
+    <w:basedOn w:val="917"/>
     <w:qFormat/>
     <w:pPr>
       <w:pBdr/>
@@ -38437,9 +39234,9 @@
       <w:color w:val="808080" w:themeColor="dark1" w:themeTint="7F"/>
     </w:rPr>
   </w:style>
-  <w:style w:type="character" w:styleId="729">
+  <w:style w:type="character" w:styleId="940">
     <w:name w:val="Intense Emphasis"/>
-    <w:basedOn w:val="706"/>
+    <w:basedOn w:val="917"/>
     <w:qFormat/>
     <w:pPr>
       <w:pBdr/>
@@ -38454,9 +39251,9 @@
       <w:color w:val="4f81bd" w:themeColor="accent1"/>
     </w:rPr>
   </w:style>
-  <w:style w:type="character" w:styleId="730">
+  <w:style w:type="character" w:styleId="941">
     <w:name w:val="Subtle Reference"/>
-    <w:basedOn w:val="706"/>
+    <w:basedOn w:val="917"/>
     <w:qFormat/>
     <w:pPr>
       <w:pBdr/>
@@ -38469,9 +39266,9 @@
       <w:u w:val="single"/>
     </w:rPr>
   </w:style>
-  <w:style w:type="character" w:styleId="731">
+  <w:style w:type="character" w:styleId="942">
     <w:name w:val="Intense Reference"/>
-    <w:basedOn w:val="706"/>
+    <w:basedOn w:val="917"/>
     <w:qFormat/>
     <w:pPr>
       <w:pBdr/>
@@ -38487,9 +39284,9 @@
       <w:u w:val="single"/>
     </w:rPr>
   </w:style>
-  <w:style w:type="character" w:styleId="732">
+  <w:style w:type="character" w:styleId="943">
     <w:name w:val="Book Title"/>
-    <w:basedOn w:val="706"/>
+    <w:basedOn w:val="917"/>
     <w:qFormat/>
     <w:pPr>
       <w:pBdr/>
@@ -38503,7 +39300,7 @@
       <w:spacing w:val="5"/>
     </w:rPr>
   </w:style>
-  <w:style w:type="character" w:styleId="733">
+  <w:style w:type="character" w:styleId="944">
     <w:name w:val="Bolos"/>
     <w:qFormat/>
     <w:pPr>
@@ -38515,10 +39312,10 @@
       <w:rFonts w:ascii="OpenSymbol" w:hAnsi="OpenSymbol" w:eastAsia="OpenSymbol" w:cs="OpenSymbol"/>
     </w:rPr>
   </w:style>
-  <w:style w:type="paragraph" w:styleId="734">
+  <w:style w:type="paragraph" w:styleId="945">
     <w:name w:val="Título"/>
-    <w:basedOn w:val="696"/>
-    <w:next w:val="735"/>
+    <w:basedOn w:val="907"/>
+    <w:next w:val="946"/>
     <w:qFormat/>
     <w:pPr>
       <w:keepNext w:val="true"/>
@@ -38532,19 +39329,19 @@
       <w:szCs w:val="28"/>
     </w:rPr>
   </w:style>
-  <w:style w:type="paragraph" w:styleId="735">
+  <w:style w:type="paragraph" w:styleId="946">
     <w:name w:val="Body Text"/>
-    <w:basedOn w:val="696"/>
-    <w:link w:val="714"/>
+    <w:basedOn w:val="907"/>
+    <w:link w:val="925"/>
     <w:pPr>
       <w:pBdr/>
       <w:spacing w:after="120" w:before="0"/>
       <w:ind/>
     </w:pPr>
   </w:style>
-  <w:style w:type="paragraph" w:styleId="736">
+  <w:style w:type="paragraph" w:styleId="947">
     <w:name w:val="List"/>
-    <w:basedOn w:val="696"/>
+    <w:basedOn w:val="907"/>
     <w:pPr>
       <w:pBdr/>
       <w:spacing w:after="200" w:before="0"/>
@@ -38552,10 +39349,10 @@
       <w:contextualSpacing w:val="true"/>
     </w:pPr>
   </w:style>
-  <w:style w:type="paragraph" w:styleId="737">
+  <w:style w:type="paragraph" w:styleId="948">
     <w:name w:val="Caption"/>
-    <w:basedOn w:val="696"/>
-    <w:next w:val="696"/>
+    <w:basedOn w:val="907"/>
+    <w:next w:val="907"/>
     <w:qFormat/>
     <w:pPr>
       <w:pBdr/>
@@ -38570,9 +39367,9 @@
       <w:szCs w:val="18"/>
     </w:rPr>
   </w:style>
-  <w:style w:type="paragraph" w:styleId="738">
+  <w:style w:type="paragraph" w:styleId="949">
     <w:name w:val="Índice"/>
-    <w:basedOn w:val="696"/>
+    <w:basedOn w:val="907"/>
     <w:qFormat/>
     <w:pPr>
       <w:suppressLineNumbers w:val="true"/>
@@ -38584,9 +39381,9 @@
       <w:rFonts w:cs="Noto Sans Devanagari"/>
     </w:rPr>
   </w:style>
-  <w:style w:type="paragraph" w:styleId="739">
+  <w:style w:type="paragraph" w:styleId="950">
     <w:name w:val="Cabecera y pie"/>
-    <w:basedOn w:val="696"/>
+    <w:basedOn w:val="907"/>
     <w:qFormat/>
     <w:pPr>
       <w:pBdr/>
@@ -38594,10 +39391,10 @@
       <w:ind/>
     </w:pPr>
   </w:style>
-  <w:style w:type="paragraph" w:styleId="740">
+  <w:style w:type="paragraph" w:styleId="951">
     <w:name w:val="Header"/>
-    <w:basedOn w:val="696"/>
-    <w:link w:val="707"/>
+    <w:basedOn w:val="907"/>
+    <w:link w:val="918"/>
     <w:pPr>
       <w:pBdr/>
       <w:tabs>
@@ -38609,10 +39406,10 @@
       <w:ind/>
     </w:pPr>
   </w:style>
-  <w:style w:type="paragraph" w:styleId="741">
+  <w:style w:type="paragraph" w:styleId="952">
     <w:name w:val="Footer"/>
-    <w:basedOn w:val="696"/>
-    <w:link w:val="708"/>
+    <w:basedOn w:val="907"/>
+    <w:link w:val="919"/>
     <w:pPr>
       <w:pBdr/>
       <w:tabs>
@@ -38624,7 +39421,7 @@
       <w:ind/>
     </w:pPr>
   </w:style>
-  <w:style w:type="paragraph" w:styleId="742">
+  <w:style w:type="paragraph" w:styleId="953">
     <w:name w:val="No Spacing"/>
     <w:qFormat/>
     <w:pPr>
@@ -38643,11 +39440,11 @@
       <w:lang w:val="en-US" w:eastAsia="en-US" w:bidi="ar-SA"/>
     </w:rPr>
   </w:style>
-  <w:style w:type="paragraph" w:styleId="743">
+  <w:style w:type="paragraph" w:styleId="954">
     <w:name w:val="Title"/>
-    <w:basedOn w:val="696"/>
-    <w:next w:val="696"/>
-    <w:link w:val="712"/>
+    <w:basedOn w:val="907"/>
+    <w:next w:val="907"/>
+    <w:link w:val="923"/>
     <w:qFormat/>
     <w:pPr>
       <w:pBdr>
@@ -38665,11 +39462,11 @@
       <w:szCs w:val="52"/>
     </w:rPr>
   </w:style>
-  <w:style w:type="paragraph" w:styleId="744">
+  <w:style w:type="paragraph" w:styleId="955">
     <w:name w:val="Subtitle"/>
-    <w:basedOn w:val="696"/>
-    <w:next w:val="696"/>
-    <w:link w:val="713"/>
+    <w:basedOn w:val="907"/>
+    <w:next w:val="907"/>
+    <w:link w:val="924"/>
     <w:qFormat/>
     <w:pPr>
       <w:pBdr/>
@@ -38686,9 +39483,9 @@
       <w:szCs w:val="24"/>
     </w:rPr>
   </w:style>
-  <w:style w:type="paragraph" w:styleId="745">
+  <w:style w:type="paragraph" w:styleId="956">
     <w:name w:val="List Paragraph"/>
-    <w:basedOn w:val="696"/>
+    <w:basedOn w:val="907"/>
     <w:qFormat/>
     <w:pPr>
       <w:pBdr/>
@@ -38697,10 +39494,10 @@
       <w:contextualSpacing w:val="true"/>
     </w:pPr>
   </w:style>
-  <w:style w:type="paragraph" w:styleId="746">
+  <w:style w:type="paragraph" w:styleId="957">
     <w:name w:val="Body Text 2"/>
-    <w:basedOn w:val="696"/>
-    <w:link w:val="715"/>
+    <w:basedOn w:val="907"/>
+    <w:link w:val="926"/>
     <w:qFormat/>
     <w:pPr>
       <w:pBdr/>
@@ -38708,10 +39505,10 @@
       <w:ind/>
     </w:pPr>
   </w:style>
-  <w:style w:type="paragraph" w:styleId="747">
+  <w:style w:type="paragraph" w:styleId="958">
     <w:name w:val="Body Text 3"/>
-    <w:basedOn w:val="696"/>
-    <w:link w:val="716"/>
+    <w:basedOn w:val="907"/>
+    <w:link w:val="927"/>
     <w:qFormat/>
     <w:pPr>
       <w:pBdr/>
@@ -38723,9 +39520,9 @@
       <w:szCs w:val="16"/>
     </w:rPr>
   </w:style>
-  <w:style w:type="paragraph" w:styleId="748">
+  <w:style w:type="paragraph" w:styleId="959">
     <w:name w:val="List 2"/>
-    <w:basedOn w:val="696"/>
+    <w:basedOn w:val="907"/>
     <w:qFormat/>
     <w:pPr>
       <w:pBdr/>
@@ -38734,9 +39531,9 @@
       <w:contextualSpacing w:val="true"/>
     </w:pPr>
   </w:style>
-  <w:style w:type="paragraph" w:styleId="749">
+  <w:style w:type="paragraph" w:styleId="960">
     <w:name w:val="List 3"/>
-    <w:basedOn w:val="696"/>
+    <w:basedOn w:val="907"/>
     <w:qFormat/>
     <w:pPr>
       <w:pBdr/>
@@ -38745,9 +39542,9 @@
       <w:contextualSpacing w:val="true"/>
     </w:pPr>
   </w:style>
-  <w:style w:type="paragraph" w:styleId="750">
+  <w:style w:type="paragraph" w:styleId="961">
     <w:name w:val="List Bullet"/>
-    <w:basedOn w:val="696"/>
+    <w:basedOn w:val="907"/>
     <w:pPr>
       <w:numPr>
         <w:ilvl w:val="0"/>
@@ -38759,9 +39556,9 @@
       <w:contextualSpacing w:val="true"/>
     </w:pPr>
   </w:style>
-  <w:style w:type="paragraph" w:styleId="751">
+  <w:style w:type="paragraph" w:styleId="962">
     <w:name w:val="List Bullet 2"/>
-    <w:basedOn w:val="696"/>
+    <w:basedOn w:val="907"/>
     <w:pPr>
       <w:numPr>
         <w:ilvl w:val="0"/>
@@ -38773,9 +39570,9 @@
       <w:contextualSpacing w:val="true"/>
     </w:pPr>
   </w:style>
-  <w:style w:type="paragraph" w:styleId="752">
+  <w:style w:type="paragraph" w:styleId="963">
     <w:name w:val="List Bullet 3"/>
-    <w:basedOn w:val="696"/>
+    <w:basedOn w:val="907"/>
     <w:pPr>
       <w:numPr>
         <w:ilvl w:val="0"/>
@@ -38787,9 +39584,9 @@
       <w:contextualSpacing w:val="true"/>
     </w:pPr>
   </w:style>
-  <w:style w:type="paragraph" w:styleId="753">
+  <w:style w:type="paragraph" w:styleId="964">
     <w:name w:val="List Number"/>
-    <w:basedOn w:val="696"/>
+    <w:basedOn w:val="907"/>
     <w:pPr>
       <w:numPr>
         <w:ilvl w:val="0"/>
@@ -38801,9 +39598,9 @@
       <w:contextualSpacing w:val="true"/>
     </w:pPr>
   </w:style>
-  <w:style w:type="paragraph" w:styleId="754">
+  <w:style w:type="paragraph" w:styleId="965">
     <w:name w:val="List Number 2"/>
-    <w:basedOn w:val="696"/>
+    <w:basedOn w:val="907"/>
     <w:pPr>
       <w:numPr>
         <w:ilvl w:val="0"/>
@@ -38815,9 +39612,9 @@
       <w:contextualSpacing w:val="true"/>
     </w:pPr>
   </w:style>
-  <w:style w:type="paragraph" w:styleId="755">
+  <w:style w:type="paragraph" w:styleId="966">
     <w:name w:val="List Number 3"/>
-    <w:basedOn w:val="696"/>
+    <w:basedOn w:val="907"/>
     <w:pPr>
       <w:numPr>
         <w:ilvl w:val="0"/>
@@ -38829,9 +39626,9 @@
       <w:contextualSpacing w:val="true"/>
     </w:pPr>
   </w:style>
-  <w:style w:type="paragraph" w:styleId="756">
+  <w:style w:type="paragraph" w:styleId="967">
     <w:name w:val="List Continue"/>
-    <w:basedOn w:val="696"/>
+    <w:basedOn w:val="907"/>
     <w:pPr>
       <w:pBdr/>
       <w:spacing w:after="120" w:before="0"/>
@@ -38839,9 +39636,9 @@
       <w:contextualSpacing w:val="true"/>
     </w:pPr>
   </w:style>
-  <w:style w:type="paragraph" w:styleId="757">
+  <w:style w:type="paragraph" w:styleId="968">
     <w:name w:val="List Continue 2"/>
-    <w:basedOn w:val="696"/>
+    <w:basedOn w:val="907"/>
     <w:pPr>
       <w:pBdr/>
       <w:spacing w:after="120" w:before="0"/>
@@ -38849,9 +39646,9 @@
       <w:contextualSpacing w:val="true"/>
     </w:pPr>
   </w:style>
-  <w:style w:type="paragraph" w:styleId="758">
+  <w:style w:type="paragraph" w:styleId="969">
     <w:name w:val="List Continue 3"/>
-    <w:basedOn w:val="696"/>
+    <w:basedOn w:val="907"/>
     <w:pPr>
       <w:pBdr/>
       <w:spacing w:after="120" w:before="0"/>
@@ -38859,9 +39656,9 @@
       <w:contextualSpacing w:val="true"/>
     </w:pPr>
   </w:style>
-  <w:style w:type="paragraph" w:styleId="759">
+  <w:style w:type="paragraph" w:styleId="970">
     <w:name w:val="macro"/>
-    <w:link w:val="717"/>
+    <w:link w:val="928"/>
     <w:qFormat/>
     <w:pPr>
       <w:widowControl w:val="true"/>
@@ -38889,11 +39686,11 @@
       <w:lang w:val="en-US" w:eastAsia="en-US" w:bidi="ar-SA"/>
     </w:rPr>
   </w:style>
-  <w:style w:type="paragraph" w:styleId="760">
+  <w:style w:type="paragraph" w:styleId="971">
     <w:name w:val="Quote"/>
-    <w:basedOn w:val="696"/>
-    <w:next w:val="696"/>
-    <w:link w:val="718"/>
+    <w:basedOn w:val="907"/>
+    <w:next w:val="907"/>
+    <w:link w:val="929"/>
     <w:qFormat/>
     <w:pPr>
       <w:pBdr/>
@@ -38906,11 +39703,11 @@
       <w:color w:val="000000" w:themeColor="dark1"/>
     </w:rPr>
   </w:style>
-  <w:style w:type="paragraph" w:styleId="761">
+  <w:style w:type="paragraph" w:styleId="972">
     <w:name w:val="Intense Quote"/>
-    <w:basedOn w:val="696"/>
-    <w:next w:val="696"/>
-    <w:link w:val="727"/>
+    <w:basedOn w:val="907"/>
+    <w:next w:val="907"/>
+    <w:link w:val="938"/>
     <w:qFormat/>
     <w:pPr>
       <w:pBdr>
@@ -38927,19 +39724,19 @@
       <w:color w:val="4f81bd" w:themeColor="accent1"/>
     </w:rPr>
   </w:style>
-  <w:style w:type="paragraph" w:styleId="762">
+  <w:style w:type="paragraph" w:styleId="973">
     <w:name w:val="Index Heading"/>
-    <w:basedOn w:val="734"/>
+    <w:basedOn w:val="945"/>
     <w:pPr>
       <w:pBdr/>
       <w:spacing/>
       <w:ind/>
     </w:pPr>
   </w:style>
-  <w:style w:type="paragraph" w:styleId="763">
+  <w:style w:type="paragraph" w:styleId="974">
     <w:name w:val="TOC Heading"/>
-    <w:basedOn w:val="697"/>
-    <w:next w:val="696"/>
+    <w:basedOn w:val="908"/>
+    <w:next w:val="907"/>
     <w:qFormat/>
     <w:pPr>
       <w:pBdr/>
@@ -38948,7 +39745,7 @@
       <w:outlineLvl w:val="9"/>
     </w:pPr>
   </w:style>
-  <w:style w:type="numbering" w:styleId="764">
+  <w:style w:type="numbering" w:styleId="975">
     <w:name w:val="Ninguna lista"/>
     <w:qFormat/>
     <w:pPr>
